--- a/Beam_project/A comparative study of Machine learned Structural capacity prediction and inverse parameter synthesis using Synthetic multi.docx
+++ b/Beam_project/A comparative study of Machine learned Structural capacity prediction and inverse parameter synthesis using Synthetic multi.docx
@@ -98,9 +98,12 @@
           <w:szCs w:val="20"/>
           <w:lang w:val="en-US"/>
         </w:rPr>
-        <w:t>Centre for Development of Advanced Computing (C-DAC)</w:t>
-      </w:r>
-      <w:r>
+        <w:t>Centre for Development of Advanced Computing (C-DAC) Kolkata</w:t>
+      </w:r>
+    </w:p>
+    <w:p>
+      <w:pPr>
+        <w:jc w:val="center"/>
         <w:rPr>
           <w:rFonts w:ascii="Times New Roman" w:hAnsi="Times New Roman" w:cs="Times New Roman"/>
           <w:i/>
@@ -109,12 +112,18 @@
           <w:szCs w:val="20"/>
           <w:lang w:val="en-US"/>
         </w:rPr>
-        <w:t xml:space="preserve"> Kolkata</w:t>
-      </w:r>
-    </w:p>
-    <w:p>
-      <w:pPr>
-        <w:jc w:val="center"/>
+      </w:pPr>
+      <w:r>
+        <w:rPr>
+          <w:rFonts w:ascii="Times New Roman" w:hAnsi="Times New Roman" w:cs="Times New Roman"/>
+          <w:sz w:val="20"/>
+          <w:szCs w:val="20"/>
+          <w:vertAlign w:val="superscript"/>
+          <w:lang w:val="en-US"/>
+        </w:rPr>
+        <w:t xml:space="preserve">2 </w:t>
+      </w:r>
+      <w:r>
         <w:rPr>
           <w:rFonts w:ascii="Times New Roman" w:hAnsi="Times New Roman" w:cs="Times New Roman"/>
           <w:i/>
@@ -123,18 +132,12 @@
           <w:szCs w:val="20"/>
           <w:lang w:val="en-US"/>
         </w:rPr>
-      </w:pPr>
-      <w:r>
-        <w:rPr>
-          <w:rFonts w:ascii="Times New Roman" w:hAnsi="Times New Roman" w:cs="Times New Roman"/>
-          <w:sz w:val="20"/>
-          <w:szCs w:val="20"/>
-          <w:vertAlign w:val="superscript"/>
-          <w:lang w:val="en-US"/>
-        </w:rPr>
-        <w:t xml:space="preserve">2 </w:t>
-      </w:r>
-      <w:r>
+        <w:t>Assistant professor at Noida Institute of Engineering and Technology (NIET), Greater Noida, Uttar Pradesh</w:t>
+      </w:r>
+    </w:p>
+    <w:p>
+      <w:pPr>
+        <w:jc w:val="center"/>
         <w:rPr>
           <w:rFonts w:ascii="Times New Roman" w:hAnsi="Times New Roman" w:cs="Times New Roman"/>
           <w:i/>
@@ -143,12 +146,8 @@
           <w:szCs w:val="20"/>
           <w:lang w:val="en-US"/>
         </w:rPr>
-        <w:t>Assistant professor at Noida Institute of Engineering and Technology (NIET), Greater Noida, Uttar Pradesh</w:t>
-      </w:r>
-    </w:p>
-    <w:p>
-      <w:pPr>
-        <w:jc w:val="center"/>
+      </w:pPr>
+      <w:r>
         <w:rPr>
           <w:rFonts w:ascii="Times New Roman" w:hAnsi="Times New Roman" w:cs="Times New Roman"/>
           <w:i/>
@@ -157,16 +156,6 @@
           <w:szCs w:val="20"/>
           <w:lang w:val="en-US"/>
         </w:rPr>
-      </w:pPr>
-      <w:r>
-        <w:rPr>
-          <w:rFonts w:ascii="Times New Roman" w:hAnsi="Times New Roman" w:cs="Times New Roman"/>
-          <w:i/>
-          <w:iCs/>
-          <w:sz w:val="20"/>
-          <w:szCs w:val="20"/>
-          <w:lang w:val="en-US"/>
-        </w:rPr>
         <w:t>Corresponding author email: er.shrikant.thakur@gmail.com</w:t>
       </w:r>
     </w:p>
@@ -201,19 +190,63 @@
         <w:rPr>
           <w:rFonts w:ascii="Times New Roman" w:hAnsi="Times New Roman" w:cs="Times New Roman"/>
         </w:rPr>
-        <w:t xml:space="preserve">As the architectural and engineering landscape is currently undergoing a transformative transition from purely deterministic physics-based modelling toward a hybrid method for the modelling which is the result of integration of artificial intelligence with the physics. This comparative study examines various deep learning architectures including multi-layer perceptrons (MLP), TabNet, TabPFN, XGBoost and CatBoost for predicting the load carrying capacity of structural beam and also to provide the inverse parameters to sustain a specific load. Within the whole study the center is the multi-material synthetic dataset encompassing five material type, with six variety of cross sections generated using a LLM driven generative process. Result of the study demonstrates </w:t>
-      </w:r>
-      <w:r>
-        <w:rPr>
-          <w:rFonts w:ascii="Times New Roman" w:hAnsi="Times New Roman" w:cs="Times New Roman"/>
-        </w:rPr>
-        <w:t>Extra Trees</w:t>
-      </w:r>
-      <w:r>
-        <w:rPr>
-          <w:rFonts w:ascii="Times New Roman" w:hAnsi="Times New Roman" w:cs="Times New Roman"/>
-        </w:rPr>
-        <w:t xml:space="preserve"> has achieved a significant result as compared to other models while Tabnet provides superior interpretability through attention-based feature selection. The integration of Tandem Neural Network (TNN) successfully addresses the one-to-many inverse design problem and achieves a less Mean Absolute Percentage Error (MAPE). SHAP based feature importance analysis confirms that beam thickness is the dominant predictor across all material and cross-section types. These findings collectively advance the state of the art in real-time structural analysis and automated design synthesis.</w:t>
+        <w:t xml:space="preserve">As the architectural and engineering landscape is currently undergoing a transformative transition from purely deterministic physics-based modelling toward a hybrid method for the modelling which is the result of integration of artificial intelligence with the physics. This comparative study examines various deep learning architectures including multi-layer </w:t>
+      </w:r>
+      <w:proofErr w:type="spellStart"/>
+      <w:r>
+        <w:rPr>
+          <w:rFonts w:ascii="Times New Roman" w:hAnsi="Times New Roman" w:cs="Times New Roman"/>
+        </w:rPr>
+        <w:t>perceptrons</w:t>
+      </w:r>
+      <w:proofErr w:type="spellEnd"/>
+      <w:r>
+        <w:rPr>
+          <w:rFonts w:ascii="Times New Roman" w:hAnsi="Times New Roman" w:cs="Times New Roman"/>
+        </w:rPr>
+        <w:t xml:space="preserve"> (MLP), TabNet, </w:t>
+      </w:r>
+      <w:proofErr w:type="spellStart"/>
+      <w:r>
+        <w:rPr>
+          <w:rFonts w:ascii="Times New Roman" w:hAnsi="Times New Roman" w:cs="Times New Roman"/>
+        </w:rPr>
+        <w:t>TabPFN</w:t>
+      </w:r>
+      <w:proofErr w:type="spellEnd"/>
+      <w:r>
+        <w:rPr>
+          <w:rFonts w:ascii="Times New Roman" w:hAnsi="Times New Roman" w:cs="Times New Roman"/>
+        </w:rPr>
+        <w:t xml:space="preserve">, XGBoost and CatBoost for predicting the load carrying capacity of structural beam and also to provide the inverse parameters to sustain a specific load. Within the whole study the </w:t>
+      </w:r>
+      <w:proofErr w:type="spellStart"/>
+      <w:r>
+        <w:rPr>
+          <w:rFonts w:ascii="Times New Roman" w:hAnsi="Times New Roman" w:cs="Times New Roman"/>
+        </w:rPr>
+        <w:t>center</w:t>
+      </w:r>
+      <w:proofErr w:type="spellEnd"/>
+      <w:r>
+        <w:rPr>
+          <w:rFonts w:ascii="Times New Roman" w:hAnsi="Times New Roman" w:cs="Times New Roman"/>
+        </w:rPr>
+        <w:t xml:space="preserve"> is the multi-material synthetic dataset encompassing five material type, with six variety of cross sections generated using a LLM driven generative process. Result of the study demonstrates Extra Trees has achieved a significant result as compared to other models while Tabnet provides superior interpretability through attention-based feature selection. The integration of Tandem Neural Network (TNN) successfully addresses the one-to-many inverse design problem and achieves a less Mean Absolute Percentage Error (MAPE). SHAP based feature importance analysis confirms that the physics-engineered feature P_min_</w:t>
+      </w:r>
+      <w:proofErr w:type="gramStart"/>
+      <w:r>
+        <w:rPr>
+          <w:rFonts w:ascii="Times New Roman" w:hAnsi="Times New Roman" w:cs="Times New Roman"/>
+        </w:rPr>
+        <w:t>physics(</w:t>
+      </w:r>
+      <w:proofErr w:type="gramEnd"/>
+      <w:r>
+        <w:rPr>
+          <w:rFonts w:ascii="Times New Roman" w:hAnsi="Times New Roman" w:cs="Times New Roman"/>
+        </w:rPr>
+        <w:t>the minimum bending, shear and deflection capacities) is the overwhelmingly dominant predictor across all the material and cross-section types, explaining the near- perfect accuracy of tree -based ensemble models.</w:t>
       </w:r>
     </w:p>
     <w:p>
@@ -336,31 +369,7 @@
         <w:rPr>
           <w:rFonts w:ascii="Times New Roman" w:hAnsi="Times New Roman" w:cs="Times New Roman"/>
         </w:rPr>
-        <w:t>The four distinct contributions to all three gaps are described in this work, that is; (1) a physics-consistent synthetic dataset on 1,200 beams of 5 materials x 6 cross-sections x varied geometry and safety factors; (2) a comparative benchmark of 7 models, all operating under the same experimental conditions; (3) SHAP-based global feature importance analysis finding the most important structural predictors; and (4) a TNN</w:t>
-      </w:r>
-      <w:r>
-        <w:rPr>
-          <w:rFonts w:ascii="Times New Roman" w:hAnsi="Times New Roman" w:cs="Times New Roman"/>
-        </w:rPr>
-        <w:t xml:space="preserve">  </w:t>
-      </w:r>
-      <w:r>
-        <w:rPr>
-          <w:rFonts w:ascii="Times New Roman" w:hAnsi="Times New Roman" w:cs="Times New Roman"/>
-        </w:rPr>
-        <w:t>+</w:t>
-      </w:r>
-      <w:r>
-        <w:rPr>
-          <w:rFonts w:ascii="Times New Roman" w:hAnsi="Times New Roman" w:cs="Times New Roman"/>
-        </w:rPr>
-        <w:t xml:space="preserve"> </w:t>
-      </w:r>
-      <w:r>
-        <w:rPr>
-          <w:rFonts w:ascii="Times New Roman" w:hAnsi="Times New Roman" w:cs="Times New Roman"/>
-        </w:rPr>
-        <w:t>cVAE inverse design framework which is validated by physics re-calculation across 25 target load specifications.</w:t>
+        <w:t>The four distinct contributions to all three gaps are described in this work, that is; (1) a physics-consistent synthetic dataset on 1,200 beams of 5 materials x 6 cross-sections x varied geometry and safety factors; (2) a comparative benchmark of 7 models, all operating under the same experimental conditions; (3) SHAP-based global feature importance analysis finding the most important structural predictors; and (4) a TNN  + cVAE inverse design framework which is validated by physics re-calculation across 25 target load specifications.</w:t>
       </w:r>
     </w:p>
     <w:p>
@@ -402,101 +411,61 @@
         <w:rPr>
           <w:rFonts w:ascii="Times New Roman" w:hAnsi="Times New Roman" w:cs="Times New Roman"/>
         </w:rPr>
-        <w:t>The second moment of area (moment of inertia) is denoted as H i, the distance of the neutral axis to the extreme fibre is denoted as y</w:t>
-      </w:r>
-      <w:r>
-        <w:rPr>
-          <w:rFonts w:ascii="Times New Roman" w:hAnsi="Times New Roman" w:cs="Times New Roman"/>
-        </w:rPr>
-        <w:t>_</w:t>
-      </w:r>
-      <w:r>
-        <w:rPr>
-          <w:rFonts w:ascii="Times New Roman" w:hAnsi="Times New Roman" w:cs="Times New Roman"/>
-        </w:rPr>
-        <w:t>max, the yield strength is denoted as s</w:t>
-      </w:r>
-      <w:r>
-        <w:rPr>
-          <w:rFonts w:ascii="Times New Roman" w:hAnsi="Times New Roman" w:cs="Times New Roman"/>
-        </w:rPr>
-        <w:t>_</w:t>
-      </w:r>
-      <w:r>
-        <w:rPr>
-          <w:rFonts w:ascii="Times New Roman" w:hAnsi="Times New Roman" w:cs="Times New Roman"/>
-        </w:rPr>
-        <w:t>y, and the factor of safety is denoted as FoS.</w:t>
-      </w:r>
-    </w:p>
-    <w:p>
-      <w:pPr>
-        <w:jc w:val="both"/>
-        <w:rPr>
-          <w:rFonts w:ascii="Times New Roman" w:hAnsi="Times New Roman" w:cs="Times New Roman"/>
-        </w:rPr>
-      </w:pPr>
-      <w:r>
-        <w:rPr>
-          <w:rFonts w:ascii="Times New Roman" w:hAnsi="Times New Roman" w:cs="Times New Roman"/>
-        </w:rPr>
-        <w:t>Capacity to shear (according to von Mises yield criterion (</w:t>
-      </w:r>
-      <w:r>
-        <w:rPr>
-          <w:rFonts w:ascii="Times New Roman" w:hAnsi="Times New Roman" w:cs="Times New Roman"/>
-        </w:rPr>
-        <w:t>τ_</w:t>
-      </w:r>
-      <w:r>
-        <w:rPr>
-          <w:rFonts w:ascii="Times New Roman" w:hAnsi="Times New Roman" w:cs="Times New Roman"/>
-        </w:rPr>
-        <w:t xml:space="preserve">allow = 0.577 * </w:t>
-      </w:r>
-      <w:r>
-        <w:rPr>
-          <w:rFonts w:ascii="Times New Roman" w:hAnsi="Times New Roman" w:cs="Times New Roman"/>
-        </w:rPr>
-        <w:t>σ_</w:t>
-      </w:r>
-      <w:r>
-        <w:rPr>
-          <w:rFonts w:ascii="Times New Roman" w:hAnsi="Times New Roman" w:cs="Times New Roman"/>
-        </w:rPr>
-        <w:t>allow):</w:t>
-      </w:r>
-    </w:p>
-    <w:p>
-      <w:pPr>
-        <w:jc w:val="both"/>
-        <w:rPr>
-          <w:rFonts w:ascii="Times New Roman" w:hAnsi="Times New Roman" w:cs="Times New Roman"/>
-        </w:rPr>
-      </w:pPr>
-      <w:r>
-        <w:rPr>
-          <w:rFonts w:ascii="Times New Roman" w:hAnsi="Times New Roman" w:cs="Times New Roman"/>
-        </w:rPr>
-        <w:t>of which</w:t>
-      </w:r>
-      <w:r>
-        <w:rPr>
-          <w:rFonts w:ascii="Times New Roman" w:hAnsi="Times New Roman" w:cs="Times New Roman"/>
-        </w:rPr>
-        <w:t xml:space="preserve"> </w:t>
-      </w:r>
-      <w:r>
-        <w:rPr>
-          <w:rFonts w:ascii="Times New Roman" w:hAnsi="Times New Roman" w:cs="Times New Roman"/>
-        </w:rPr>
-        <w:t>A</w:t>
-      </w:r>
-      <w:r>
-        <w:rPr>
-          <w:rFonts w:ascii="Times New Roman" w:hAnsi="Times New Roman" w:cs="Times New Roman"/>
-        </w:rPr>
-        <w:t xml:space="preserve"> is the cross-sectional area.</w:t>
+        <w:t xml:space="preserve">The second moment of area (moment of inertia) is denoted as H </w:t>
+      </w:r>
+      <w:proofErr w:type="spellStart"/>
+      <w:r>
+        <w:rPr>
+          <w:rFonts w:ascii="Times New Roman" w:hAnsi="Times New Roman" w:cs="Times New Roman"/>
+        </w:rPr>
+        <w:t>i</w:t>
+      </w:r>
+      <w:proofErr w:type="spellEnd"/>
+      <w:r>
+        <w:rPr>
+          <w:rFonts w:ascii="Times New Roman" w:hAnsi="Times New Roman" w:cs="Times New Roman"/>
+        </w:rPr>
+        <w:t xml:space="preserve">, the distance of the neutral axis to the extreme fibre is denoted as y_max, the yield strength is denoted as </w:t>
+      </w:r>
+      <w:r>
+        <w:rPr>
+          <w:rFonts w:ascii="Times New Roman" w:hAnsi="Times New Roman" w:cs="Times New Roman"/>
+        </w:rPr>
+        <w:t>σ</w:t>
+      </w:r>
+      <w:r>
+        <w:rPr>
+          <w:rFonts w:ascii="Times New Roman" w:hAnsi="Times New Roman" w:cs="Times New Roman"/>
+        </w:rPr>
+        <w:t>_y, and the factor of safety is denoted as FoS.</w:t>
+      </w:r>
+    </w:p>
+    <w:p>
+      <w:pPr>
+        <w:jc w:val="both"/>
+        <w:rPr>
+          <w:rFonts w:ascii="Times New Roman" w:hAnsi="Times New Roman" w:cs="Times New Roman"/>
+        </w:rPr>
+      </w:pPr>
+      <w:r>
+        <w:rPr>
+          <w:rFonts w:ascii="Times New Roman" w:hAnsi="Times New Roman" w:cs="Times New Roman"/>
+        </w:rPr>
+        <w:t>Capacity to shear (according to von Mises yield criterion (τ_allow = 0.577 * σ_allow):</w:t>
+      </w:r>
+    </w:p>
+    <w:p>
+      <w:pPr>
+        <w:jc w:val="both"/>
+        <w:rPr>
+          <w:rFonts w:ascii="Times New Roman" w:hAnsi="Times New Roman" w:cs="Times New Roman"/>
+        </w:rPr>
+      </w:pPr>
+      <w:r>
+        <w:rPr>
+          <w:rFonts w:ascii="Times New Roman" w:hAnsi="Times New Roman" w:cs="Times New Roman"/>
+        </w:rPr>
+        <w:t>of which A is the cross-sectional area.</w:t>
       </w:r>
     </w:p>
     <w:p>
@@ -553,31 +522,7 @@
         <w:rPr>
           <w:rFonts w:ascii="Times New Roman" w:hAnsi="Times New Roman" w:cs="Times New Roman"/>
         </w:rPr>
-        <w:t>The six cross-section types are all parameterised by a single thickness variable t of which all the geometric properties (I, A, y</w:t>
-      </w:r>
-      <w:r>
-        <w:rPr>
-          <w:rFonts w:ascii="Times New Roman" w:hAnsi="Times New Roman" w:cs="Times New Roman"/>
-        </w:rPr>
-        <w:t>_</w:t>
-      </w:r>
-      <w:r>
-        <w:rPr>
-          <w:rFonts w:ascii="Times New Roman" w:hAnsi="Times New Roman" w:cs="Times New Roman"/>
-        </w:rPr>
-        <w:t>max) are analytically determined. That is, taking a rectangle section (height h =2t, width b= t): I= 2t4/3, A= 2t2, y</w:t>
-      </w:r>
-      <w:r>
-        <w:rPr>
-          <w:rFonts w:ascii="Times New Roman" w:hAnsi="Times New Roman" w:cs="Times New Roman"/>
-        </w:rPr>
-        <w:t>_</w:t>
-      </w:r>
-      <w:r>
-        <w:rPr>
-          <w:rFonts w:ascii="Times New Roman" w:hAnsi="Times New Roman" w:cs="Times New Roman"/>
-        </w:rPr>
-        <w:t>max= t. Similarly, circular, I-beam T-beam, Box and L-beam sections are similarly derived. The model can learn geometry-capacity relations with only a single parameter of cross-section and does not need a separate width and height input to learn geometry-capacity relationships, which makes the inverse design target space simplistic.</w:t>
+        <w:t>The six cross-section types are all parameterised by a single thickness variable t of which all the geometric properties (I, A, y_max) are analytically determined. That is, taking a rectangle section (height h =2t, width b= t): I= 2t4/3, A= 2t2, y_max= t. Similarly, circular, I-beam T-beam, Box and L-beam sections are similarly derived. The model can learn geometry-capacity relations with only a single parameter of cross-section and does not need a separate width and height input to learn geometry-capacity relationships, which makes the inverse design target space simplistic.</w:t>
       </w:r>
     </w:p>
     <w:p>
@@ -609,45 +554,7 @@
         <w:rPr>
           <w:rFonts w:ascii="Times New Roman" w:hAnsi="Times New Roman" w:cs="Times New Roman"/>
         </w:rPr>
-        <w:t xml:space="preserve">The data used in the research is a synthetic one which was created by the application of the physics and </w:t>
-      </w:r>
-      <w:proofErr w:type="gramStart"/>
-      <w:r>
-        <w:rPr>
-          <w:rFonts w:ascii="Times New Roman" w:hAnsi="Times New Roman" w:cs="Times New Roman"/>
-        </w:rPr>
-        <w:t>mathematics</w:t>
-      </w:r>
-      <w:r>
-        <w:rPr>
-          <w:rFonts w:ascii="Times New Roman" w:hAnsi="Times New Roman" w:cs="Times New Roman"/>
-        </w:rPr>
-        <w:t xml:space="preserve"> </w:t>
-      </w:r>
-      <w:r>
-        <w:rPr>
-          <w:rFonts w:ascii="Times New Roman" w:hAnsi="Times New Roman" w:cs="Times New Roman"/>
-        </w:rPr>
-        <w:t>based</w:t>
-      </w:r>
-      <w:proofErr w:type="gramEnd"/>
-      <w:r>
-        <w:rPr>
-          <w:rFonts w:ascii="Times New Roman" w:hAnsi="Times New Roman" w:cs="Times New Roman"/>
-        </w:rPr>
-        <w:t xml:space="preserve"> model by using some of the LLM model as in section and validation by the methodology of physics</w:t>
-      </w:r>
-      <w:r>
-        <w:rPr>
-          <w:rFonts w:ascii="Times New Roman" w:hAnsi="Times New Roman" w:cs="Times New Roman"/>
-        </w:rPr>
-        <w:t xml:space="preserve"> </w:t>
-      </w:r>
-      <w:r>
-        <w:rPr>
-          <w:rFonts w:ascii="Times New Roman" w:hAnsi="Times New Roman" w:cs="Times New Roman"/>
-        </w:rPr>
-        <w:t>consistent synthetic structural datasets as described by Marani and Nehdi (2022). The Physics informed neural network literature (Rassi et al., 2019) serves to explain the principles of the encoding of the physical constraint at the stage of data generation compared to a model architecture.</w:t>
+        <w:t>The data used in the research is a synthetic one which was created by the application of the physics and mathematics based model by using some of the LLM model as in section and validation by the methodology of physics consistent synthetic structural datasets as described by Marani and Nehdi (2022). The Physics informed neural network literature (Rassi et al., 2019) serves to explain the principles of the encoding of the physical constraint at the stage of data generation compared to a model architecture.</w:t>
       </w:r>
     </w:p>
     <w:p>
@@ -1560,177 +1467,7 @@
         <w:rPr>
           <w:rFonts w:ascii="Times New Roman" w:hAnsi="Times New Roman" w:cs="Times New Roman"/>
         </w:rPr>
-        <w:t>Each type is counted in 2</w:t>
-      </w:r>
-      <w:r>
-        <w:rPr>
-          <w:rFonts w:ascii="Times New Roman" w:hAnsi="Times New Roman" w:cs="Times New Roman"/>
-        </w:rPr>
-        <w:t>4</w:t>
-      </w:r>
-      <w:r>
-        <w:rPr>
-          <w:rFonts w:ascii="Times New Roman" w:hAnsi="Times New Roman" w:cs="Times New Roman"/>
-        </w:rPr>
-        <w:t>0 samples to ensure that there is a balance in the dataset. The distance of beam range is 2-20 and thickness of the range is 0.05m-0.50 m which tries to cover the practical case. The skewness of 0.5 to 5000 KN range of Max</w:t>
-      </w:r>
-      <w:r>
-        <w:rPr>
-          <w:rFonts w:ascii="Times New Roman" w:hAnsi="Times New Roman" w:cs="Times New Roman"/>
-        </w:rPr>
-        <w:t>_</w:t>
-      </w:r>
-      <w:r>
-        <w:rPr>
-          <w:rFonts w:ascii="Times New Roman" w:hAnsi="Times New Roman" w:cs="Times New Roman"/>
-        </w:rPr>
-        <w:t xml:space="preserve">load that induces the transformation of the model to a logarithm of the </w:t>
-      </w:r>
-      <w:r>
-        <w:rPr>
-          <w:rFonts w:ascii="Times New Roman" w:hAnsi="Times New Roman" w:cs="Times New Roman"/>
-        </w:rPr>
-        <w:t>(</w:t>
-      </w:r>
-      <w:r>
-        <w:rPr>
-          <w:rFonts w:ascii="Times New Roman" w:hAnsi="Times New Roman" w:cs="Times New Roman"/>
-        </w:rPr>
-        <w:t>1 + Max</w:t>
-      </w:r>
-      <w:r>
-        <w:rPr>
-          <w:rFonts w:ascii="Times New Roman" w:hAnsi="Times New Roman" w:cs="Times New Roman"/>
-        </w:rPr>
-        <w:t>_</w:t>
-      </w:r>
-      <w:r>
-        <w:rPr>
-          <w:rFonts w:ascii="Times New Roman" w:hAnsi="Times New Roman" w:cs="Times New Roman"/>
-        </w:rPr>
-        <w:t>load</w:t>
-      </w:r>
-      <w:r>
-        <w:rPr>
-          <w:rFonts w:ascii="Times New Roman" w:hAnsi="Times New Roman" w:cs="Times New Roman"/>
-        </w:rPr>
-        <w:t>)</w:t>
-      </w:r>
-      <w:r>
-        <w:rPr>
-          <w:rFonts w:ascii="Times New Roman" w:hAnsi="Times New Roman" w:cs="Times New Roman"/>
-        </w:rPr>
-        <w:t xml:space="preserve"> to a must</w:t>
-      </w:r>
-      <w:r>
-        <w:rPr>
-          <w:rFonts w:ascii="Times New Roman" w:hAnsi="Times New Roman" w:cs="Times New Roman"/>
-        </w:rPr>
-        <w:t xml:space="preserve"> </w:t>
-      </w:r>
-      <w:r>
-        <w:rPr>
-          <w:rFonts w:ascii="Times New Roman" w:hAnsi="Times New Roman" w:cs="Times New Roman"/>
-        </w:rPr>
-        <w:t>have condition, which prevents the numerical instability (Nguyen et al.,2021). It possesses also 21 features pertaining to it and this has the derivatives of the structural properties like P</w:t>
-      </w:r>
-      <w:r>
-        <w:rPr>
-          <w:rFonts w:ascii="Times New Roman" w:hAnsi="Times New Roman" w:cs="Times New Roman"/>
-        </w:rPr>
-        <w:t>_</w:t>
-      </w:r>
-      <w:r>
-        <w:rPr>
-          <w:rFonts w:ascii="Times New Roman" w:hAnsi="Times New Roman" w:cs="Times New Roman"/>
-        </w:rPr>
-        <w:t>bending, P</w:t>
-      </w:r>
-      <w:r>
-        <w:rPr>
-          <w:rFonts w:ascii="Times New Roman" w:hAnsi="Times New Roman" w:cs="Times New Roman"/>
-        </w:rPr>
-        <w:t>_</w:t>
-      </w:r>
-      <w:r>
-        <w:rPr>
-          <w:rFonts w:ascii="Times New Roman" w:hAnsi="Times New Roman" w:cs="Times New Roman"/>
-        </w:rPr>
-        <w:t>shear, P</w:t>
-      </w:r>
-      <w:r>
-        <w:rPr>
-          <w:rFonts w:ascii="Times New Roman" w:hAnsi="Times New Roman" w:cs="Times New Roman"/>
-        </w:rPr>
-        <w:t>_</w:t>
-      </w:r>
-      <w:r>
-        <w:rPr>
-          <w:rFonts w:ascii="Times New Roman" w:hAnsi="Times New Roman" w:cs="Times New Roman"/>
-        </w:rPr>
-        <w:t>deflection, Moment of inertia and slenderness ratio with the geometrical inputs that should be supplied. Max</w:t>
-      </w:r>
-      <w:r>
-        <w:rPr>
-          <w:rFonts w:ascii="Times New Roman" w:hAnsi="Times New Roman" w:cs="Times New Roman"/>
-        </w:rPr>
-        <w:t>_</w:t>
-      </w:r>
-      <w:r>
-        <w:rPr>
-          <w:rFonts w:ascii="Times New Roman" w:hAnsi="Times New Roman" w:cs="Times New Roman"/>
-        </w:rPr>
-        <w:t xml:space="preserve">load, KN = min ( P </w:t>
-      </w:r>
-      <w:r>
-        <w:rPr>
-          <w:rFonts w:ascii="Times New Roman" w:hAnsi="Times New Roman" w:cs="Times New Roman"/>
-        </w:rPr>
-        <w:t>_</w:t>
-      </w:r>
-      <w:r>
-        <w:rPr>
-          <w:rFonts w:ascii="Times New Roman" w:hAnsi="Times New Roman" w:cs="Times New Roman"/>
-        </w:rPr>
-        <w:t xml:space="preserve">bending, P </w:t>
-      </w:r>
-      <w:r>
-        <w:rPr>
-          <w:rFonts w:ascii="Times New Roman" w:hAnsi="Times New Roman" w:cs="Times New Roman"/>
-        </w:rPr>
-        <w:t>_</w:t>
-      </w:r>
-      <w:r>
-        <w:rPr>
-          <w:rFonts w:ascii="Times New Roman" w:hAnsi="Times New Roman" w:cs="Times New Roman"/>
-        </w:rPr>
-        <w:t xml:space="preserve">shear, </w:t>
-      </w:r>
-      <w:proofErr w:type="spellStart"/>
-      <w:r>
-        <w:rPr>
-          <w:rFonts w:ascii="Times New Roman" w:hAnsi="Times New Roman" w:cs="Times New Roman"/>
-        </w:rPr>
-        <w:t>P</w:t>
-      </w:r>
-      <w:r>
-        <w:rPr>
-          <w:rFonts w:ascii="Times New Roman" w:hAnsi="Times New Roman" w:cs="Times New Roman"/>
-        </w:rPr>
-        <w:t>_d</w:t>
-      </w:r>
-      <w:r>
-        <w:rPr>
-          <w:rFonts w:ascii="Times New Roman" w:hAnsi="Times New Roman" w:cs="Times New Roman"/>
-        </w:rPr>
-        <w:t>eflection</w:t>
-      </w:r>
-      <w:proofErr w:type="spellEnd"/>
-      <w:r>
-        <w:rPr>
-          <w:rFonts w:ascii="Times New Roman" w:hAnsi="Times New Roman" w:cs="Times New Roman"/>
-        </w:rPr>
-        <w:t xml:space="preserve"> ), is the critical property that the deterministic law will indeed be determined will very nearly predict forwards with R</w:t>
+        <w:t>Each type is counted in 240 samples to ensure that there is a balance in the dataset. The distance of beam range is 2-20 and thickness of the range is 0.05m-0.50 m which tries to cover the practical case. The skewness of 0.5 to 5000 KN range of Max_load that induces the transformation of the model to a logarithm of the (1 + Max_load) to a must have condition, which prevents the numerical instability (Nguyen et al.,2021). It possesses also 21 features pertaining to it and this has the derivatives of the structural properties like P_bending, P_shear, P_deflection, Moment of inertia and slenderness ratio with the geometrical inputs that should be supplied. Max_load, KN = min ( P _bending, P _shear, P_deflection ), is the critical property that the deterministic law will indeed be determined will very nearly predict forwards with R</w:t>
       </w:r>
       <w:r>
         <w:rPr>
@@ -1750,79 +1487,7 @@
           <w:rFonts w:ascii="Times New Roman" w:hAnsi="Times New Roman" w:cs="Times New Roman"/>
         </w:rPr>
         <w:lastRenderedPageBreak/>
-        <w:t>forward prediction study seven various models were run with input feature of beam parameters and output feature of Max</w:t>
-      </w:r>
-      <w:r>
-        <w:rPr>
-          <w:rFonts w:ascii="Times New Roman" w:hAnsi="Times New Roman" w:cs="Times New Roman"/>
-        </w:rPr>
-        <w:t>_</w:t>
-      </w:r>
-      <w:r>
-        <w:rPr>
-          <w:rFonts w:ascii="Times New Roman" w:hAnsi="Times New Roman" w:cs="Times New Roman"/>
-        </w:rPr>
-        <w:t xml:space="preserve">load under the same experimental condition under which the dataset was divided </w:t>
-      </w:r>
-      <w:r>
-        <w:rPr>
-          <w:rFonts w:ascii="Times New Roman" w:hAnsi="Times New Roman" w:cs="Times New Roman"/>
-        </w:rPr>
-        <w:t>as</w:t>
-      </w:r>
-      <w:r>
-        <w:rPr>
-          <w:rFonts w:ascii="Times New Roman" w:hAnsi="Times New Roman" w:cs="Times New Roman"/>
-        </w:rPr>
-        <w:t xml:space="preserve"> 80 percent of the dataset used to train the models and 20 percent of the dataset used to test the models and five folds of the cross validation were used to obtain final reporting. All the models have been written in scikit-learn (Pedregosa et al.,2011) where not indicated, P</w:t>
-      </w:r>
-      <w:r>
-        <w:rPr>
-          <w:rFonts w:ascii="Times New Roman" w:hAnsi="Times New Roman" w:cs="Times New Roman"/>
-        </w:rPr>
-        <w:t>_</w:t>
-      </w:r>
-      <w:r>
-        <w:rPr>
-          <w:rFonts w:ascii="Times New Roman" w:hAnsi="Times New Roman" w:cs="Times New Roman"/>
-        </w:rPr>
-        <w:t>min = min (P</w:t>
-      </w:r>
-      <w:r>
-        <w:rPr>
-          <w:rFonts w:ascii="Times New Roman" w:hAnsi="Times New Roman" w:cs="Times New Roman"/>
-        </w:rPr>
-        <w:t>_</w:t>
-      </w:r>
-      <w:r>
-        <w:rPr>
-          <w:rFonts w:ascii="Times New Roman" w:hAnsi="Times New Roman" w:cs="Times New Roman"/>
-        </w:rPr>
-        <w:t>bending, P</w:t>
-      </w:r>
-      <w:r>
-        <w:rPr>
-          <w:rFonts w:ascii="Times New Roman" w:hAnsi="Times New Roman" w:cs="Times New Roman"/>
-        </w:rPr>
-        <w:t>_</w:t>
-      </w:r>
-      <w:r>
-        <w:rPr>
-          <w:rFonts w:ascii="Times New Roman" w:hAnsi="Times New Roman" w:cs="Times New Roman"/>
-        </w:rPr>
-        <w:t>shear, P</w:t>
-      </w:r>
-      <w:r>
-        <w:rPr>
-          <w:rFonts w:ascii="Times New Roman" w:hAnsi="Times New Roman" w:cs="Times New Roman"/>
-        </w:rPr>
-        <w:t>_</w:t>
-      </w:r>
-      <w:r>
-        <w:rPr>
-          <w:rFonts w:ascii="Times New Roman" w:hAnsi="Times New Roman" w:cs="Times New Roman"/>
-        </w:rPr>
-        <w:t>deflection) is an engineered physics feature, and is directly deposited in the feature set.</w:t>
+        <w:t>forward prediction study seven various models were run with input feature of beam parameters and output feature of Max_load under the same experimental condition under which the dataset was divided as 80 percent of the dataset used to train the models and 20 percent of the dataset used to test the models and five folds of the cross validation were used to obtain final reporting. All the models have been written in scikit-learn (Pedregosa et al.,2011) where not indicated, P_min = min (P_bending, P_shear, P_deflection) is an engineered physics feature, and is directly deposited in the feature set.</w:t>
       </w:r>
     </w:p>
     <w:p>
@@ -1921,37 +1586,29 @@
                 <w:b/>
                 <w:bCs/>
               </w:rPr>
-              <w:t xml:space="preserve">Key </w:t>
-            </w:r>
-            <w:r>
+              <w:t>Key Hyperparameters</w:t>
+            </w:r>
+          </w:p>
+        </w:tc>
+        <w:tc>
+          <w:tcPr>
+            <w:tcW w:w="2254" w:type="dxa"/>
+          </w:tcPr>
+          <w:p>
+            <w:pPr>
+              <w:jc w:val="both"/>
               <w:rPr>
                 <w:rFonts w:ascii="Times New Roman" w:hAnsi="Times New Roman" w:cs="Times New Roman"/>
                 <w:b/>
                 <w:bCs/>
               </w:rPr>
-              <w:t>Hyperparameters</w:t>
-            </w:r>
-          </w:p>
-        </w:tc>
-        <w:tc>
-          <w:tcPr>
-            <w:tcW w:w="2254" w:type="dxa"/>
-          </w:tcPr>
-          <w:p>
-            <w:pPr>
-              <w:jc w:val="both"/>
+            </w:pPr>
+            <w:r>
               <w:rPr>
                 <w:rFonts w:ascii="Times New Roman" w:hAnsi="Times New Roman" w:cs="Times New Roman"/>
                 <w:b/>
                 <w:bCs/>
               </w:rPr>
-            </w:pPr>
-            <w:r>
-              <w:rPr>
-                <w:rFonts w:ascii="Times New Roman" w:hAnsi="Times New Roman" w:cs="Times New Roman"/>
-                <w:b/>
-                <w:bCs/>
-              </w:rPr>
               <w:t>Primary Reference</w:t>
             </w:r>
           </w:p>
@@ -2007,33 +1664,11 @@
                 <w:rFonts w:ascii="Times New Roman" w:hAnsi="Times New Roman" w:cs="Times New Roman"/>
               </w:rPr>
             </w:pPr>
-            <w:proofErr w:type="spellStart"/>
-            <w:r>
-              <w:rPr>
-                <w:rFonts w:ascii="Times New Roman" w:hAnsi="Times New Roman" w:cs="Times New Roman"/>
-              </w:rPr>
-              <w:t>n_estimators</w:t>
-            </w:r>
-            <w:proofErr w:type="spellEnd"/>
-            <w:r>
-              <w:rPr>
-                <w:rFonts w:ascii="Times New Roman" w:hAnsi="Times New Roman" w:cs="Times New Roman"/>
-              </w:rPr>
-              <w:t xml:space="preserve"> = 500, </w:t>
-            </w:r>
-            <w:proofErr w:type="spellStart"/>
-            <w:r>
-              <w:rPr>
-                <w:rFonts w:ascii="Times New Roman" w:hAnsi="Times New Roman" w:cs="Times New Roman"/>
-              </w:rPr>
-              <w:t>n_jobs</w:t>
-            </w:r>
-            <w:proofErr w:type="spellEnd"/>
-            <w:r>
-              <w:rPr>
-                <w:rFonts w:ascii="Times New Roman" w:hAnsi="Times New Roman" w:cs="Times New Roman"/>
-              </w:rPr>
-              <w:t xml:space="preserve"> = -1</w:t>
+            <w:r>
+              <w:rPr>
+                <w:rFonts w:ascii="Times New Roman" w:hAnsi="Times New Roman" w:cs="Times New Roman"/>
+              </w:rPr>
+              <w:t>n_estimators = 500, n_jobs = -1</w:t>
             </w:r>
           </w:p>
         </w:tc>
@@ -2073,21 +1708,7 @@
               <w:rPr>
                 <w:rFonts w:ascii="Times New Roman" w:hAnsi="Times New Roman" w:cs="Times New Roman"/>
               </w:rPr>
-              <w:t xml:space="preserve">CatBoost </w:t>
-            </w:r>
-            <w:proofErr w:type="gramStart"/>
-            <w:r>
-              <w:rPr>
-                <w:rFonts w:ascii="Times New Roman" w:hAnsi="Times New Roman" w:cs="Times New Roman"/>
-              </w:rPr>
-              <w:t>proxy(</w:t>
-            </w:r>
-            <w:proofErr w:type="gramEnd"/>
-            <w:r>
-              <w:rPr>
-                <w:rFonts w:ascii="Times New Roman" w:hAnsi="Times New Roman" w:cs="Times New Roman"/>
-              </w:rPr>
-              <w:t>GBR)</w:t>
+              <w:t>CatBoost</w:t>
             </w:r>
           </w:p>
         </w:tc>
@@ -2121,33 +1742,11 @@
                 <w:rFonts w:ascii="Times New Roman" w:hAnsi="Times New Roman" w:cs="Times New Roman"/>
               </w:rPr>
             </w:pPr>
-            <w:proofErr w:type="spellStart"/>
-            <w:r>
-              <w:rPr>
-                <w:rFonts w:ascii="Times New Roman" w:hAnsi="Times New Roman" w:cs="Times New Roman"/>
-              </w:rPr>
-              <w:t>n_ensimators</w:t>
-            </w:r>
-            <w:proofErr w:type="spellEnd"/>
-            <w:r>
-              <w:rPr>
-                <w:rFonts w:ascii="Times New Roman" w:hAnsi="Times New Roman" w:cs="Times New Roman"/>
-              </w:rPr>
-              <w:t xml:space="preserve"> = </w:t>
-            </w:r>
-            <w:proofErr w:type="gramStart"/>
-            <w:r>
-              <w:rPr>
-                <w:rFonts w:ascii="Times New Roman" w:hAnsi="Times New Roman" w:cs="Times New Roman"/>
-              </w:rPr>
-              <w:t>500,lr</w:t>
-            </w:r>
-            <w:proofErr w:type="gramEnd"/>
-            <w:r>
-              <w:rPr>
-                <w:rFonts w:ascii="Times New Roman" w:hAnsi="Times New Roman" w:cs="Times New Roman"/>
-              </w:rPr>
-              <w:t xml:space="preserve"> = 0.03, depth = 5</w:t>
+            <w:r>
+              <w:rPr>
+                <w:rFonts w:ascii="Times New Roman" w:hAnsi="Times New Roman" w:cs="Times New Roman"/>
+              </w:rPr>
+              <w:t>n_estimators = 500, lr = 0.03, depth = 5</w:t>
             </w:r>
           </w:p>
         </w:tc>
@@ -2162,19 +1761,11 @@
                 <w:rFonts w:ascii="Times New Roman" w:hAnsi="Times New Roman" w:cs="Times New Roman"/>
               </w:rPr>
             </w:pPr>
-            <w:proofErr w:type="spellStart"/>
-            <w:r>
-              <w:rPr>
-                <w:rFonts w:ascii="Times New Roman" w:hAnsi="Times New Roman" w:cs="Times New Roman"/>
-              </w:rPr>
-              <w:t>Prokhoenkove</w:t>
-            </w:r>
-            <w:proofErr w:type="spellEnd"/>
-            <w:r>
-              <w:rPr>
-                <w:rFonts w:ascii="Times New Roman" w:hAnsi="Times New Roman" w:cs="Times New Roman"/>
-              </w:rPr>
-              <w:t xml:space="preserve"> et al. (2018); Friedman (2001)</w:t>
+            <w:r>
+              <w:rPr>
+                <w:rFonts w:ascii="Times New Roman" w:hAnsi="Times New Roman" w:cs="Times New Roman"/>
+              </w:rPr>
+              <w:t>Prokhoenkove et al. (2018); Friedman (2001)</w:t>
             </w:r>
           </w:p>
         </w:tc>
@@ -2191,36 +1782,12 @@
                 <w:rFonts w:ascii="Times New Roman" w:hAnsi="Times New Roman" w:cs="Times New Roman"/>
               </w:rPr>
             </w:pPr>
-            <w:proofErr w:type="spellStart"/>
-            <w:proofErr w:type="gramStart"/>
-            <w:r>
-              <w:rPr>
-                <w:rFonts w:ascii="Times New Roman" w:hAnsi="Times New Roman" w:cs="Times New Roman"/>
-              </w:rPr>
-              <w:t>HistGB</w:t>
-            </w:r>
-            <w:proofErr w:type="spellEnd"/>
-            <w:r>
-              <w:rPr>
-                <w:rFonts w:ascii="Times New Roman" w:hAnsi="Times New Roman" w:cs="Times New Roman"/>
-              </w:rPr>
-              <w:t>(</w:t>
-            </w:r>
-            <w:proofErr w:type="spellStart"/>
-            <w:proofErr w:type="gramEnd"/>
             <w:r>
               <w:rPr>
                 <w:rFonts w:ascii="Times New Roman" w:hAnsi="Times New Roman" w:cs="Times New Roman"/>
               </w:rPr>
               <w:t>XGBoost</w:t>
             </w:r>
-            <w:proofErr w:type="spellEnd"/>
-            <w:r>
-              <w:rPr>
-                <w:rFonts w:ascii="Times New Roman" w:hAnsi="Times New Roman" w:cs="Times New Roman"/>
-              </w:rPr>
-              <w:t xml:space="preserve"> proxy)</w:t>
-            </w:r>
           </w:p>
         </w:tc>
         <w:tc>
@@ -2253,33 +1820,11 @@
                 <w:rFonts w:ascii="Times New Roman" w:hAnsi="Times New Roman" w:cs="Times New Roman"/>
               </w:rPr>
             </w:pPr>
-            <w:proofErr w:type="spellStart"/>
-            <w:r>
-              <w:rPr>
-                <w:rFonts w:ascii="Times New Roman" w:hAnsi="Times New Roman" w:cs="Times New Roman"/>
-              </w:rPr>
-              <w:t>Max_iter</w:t>
-            </w:r>
-            <w:proofErr w:type="spellEnd"/>
-            <w:r>
-              <w:rPr>
-                <w:rFonts w:ascii="Times New Roman" w:hAnsi="Times New Roman" w:cs="Times New Roman"/>
-              </w:rPr>
-              <w:t xml:space="preserve"> = 1000, </w:t>
-            </w:r>
-            <w:proofErr w:type="spellStart"/>
-            <w:r>
-              <w:rPr>
-                <w:rFonts w:ascii="Times New Roman" w:hAnsi="Times New Roman" w:cs="Times New Roman"/>
-              </w:rPr>
-              <w:t>lr</w:t>
-            </w:r>
-            <w:proofErr w:type="spellEnd"/>
-            <w:r>
-              <w:rPr>
-                <w:rFonts w:ascii="Times New Roman" w:hAnsi="Times New Roman" w:cs="Times New Roman"/>
-              </w:rPr>
-              <w:t xml:space="preserve"> = 0.03, depth = 6</w:t>
+            <w:r>
+              <w:rPr>
+                <w:rFonts w:ascii="Times New Roman" w:hAnsi="Times New Roman" w:cs="Times New Roman"/>
+              </w:rPr>
+              <w:t>Max_iter = 1000, lr = 0.03, depth = 6</w:t>
             </w:r>
           </w:p>
         </w:tc>
@@ -2298,21 +1843,7 @@
               <w:rPr>
                 <w:rFonts w:ascii="Times New Roman" w:hAnsi="Times New Roman" w:cs="Times New Roman"/>
               </w:rPr>
-              <w:t xml:space="preserve">Chen and </w:t>
-            </w:r>
-            <w:proofErr w:type="spellStart"/>
-            <w:r>
-              <w:rPr>
-                <w:rFonts w:ascii="Times New Roman" w:hAnsi="Times New Roman" w:cs="Times New Roman"/>
-              </w:rPr>
-              <w:t>Guestrin</w:t>
-            </w:r>
-            <w:proofErr w:type="spellEnd"/>
-            <w:r>
-              <w:rPr>
-                <w:rFonts w:ascii="Times New Roman" w:hAnsi="Times New Roman" w:cs="Times New Roman"/>
-              </w:rPr>
-              <w:t xml:space="preserve"> (2016)</w:t>
+              <w:t>Chen and Guestrin (2016)</w:t>
             </w:r>
           </w:p>
         </w:tc>
@@ -2333,21 +1864,7 @@
               <w:rPr>
                 <w:rFonts w:ascii="Times New Roman" w:hAnsi="Times New Roman" w:cs="Times New Roman"/>
               </w:rPr>
-              <w:t xml:space="preserve">Extra </w:t>
-            </w:r>
-            <w:proofErr w:type="gramStart"/>
-            <w:r>
-              <w:rPr>
-                <w:rFonts w:ascii="Times New Roman" w:hAnsi="Times New Roman" w:cs="Times New Roman"/>
-              </w:rPr>
-              <w:t>Trees(</w:t>
-            </w:r>
-            <w:proofErr w:type="gramEnd"/>
-            <w:r>
-              <w:rPr>
-                <w:rFonts w:ascii="Times New Roman" w:hAnsi="Times New Roman" w:cs="Times New Roman"/>
-              </w:rPr>
-              <w:t>ET)</w:t>
+              <w:t>Extra Trees</w:t>
             </w:r>
           </w:p>
         </w:tc>
@@ -2381,19 +1898,11 @@
                 <w:rFonts w:ascii="Times New Roman" w:hAnsi="Times New Roman" w:cs="Times New Roman"/>
               </w:rPr>
             </w:pPr>
-            <w:proofErr w:type="spellStart"/>
-            <w:r>
-              <w:rPr>
-                <w:rFonts w:ascii="Times New Roman" w:hAnsi="Times New Roman" w:cs="Times New Roman"/>
-              </w:rPr>
-              <w:t>n_enstimators</w:t>
-            </w:r>
-            <w:proofErr w:type="spellEnd"/>
-            <w:r>
-              <w:rPr>
-                <w:rFonts w:ascii="Times New Roman" w:hAnsi="Times New Roman" w:cs="Times New Roman"/>
-              </w:rPr>
-              <w:t xml:space="preserve"> = 500</w:t>
+            <w:r>
+              <w:rPr>
+                <w:rFonts w:ascii="Times New Roman" w:hAnsi="Times New Roman" w:cs="Times New Roman"/>
+              </w:rPr>
+              <w:t>n_estimators = 500</w:t>
             </w:r>
           </w:p>
         </w:tc>
@@ -2471,21 +1980,7 @@
               <w:rPr>
                 <w:rFonts w:ascii="Times New Roman" w:hAnsi="Times New Roman" w:cs="Times New Roman"/>
               </w:rPr>
-              <w:t xml:space="preserve">512 -&gt;256-&gt;128-&gt;64, Adam, </w:t>
-            </w:r>
-            <w:proofErr w:type="spellStart"/>
-            <w:r>
-              <w:rPr>
-                <w:rFonts w:ascii="Times New Roman" w:hAnsi="Times New Roman" w:cs="Times New Roman"/>
-              </w:rPr>
-              <w:t>lr</w:t>
-            </w:r>
-            <w:proofErr w:type="spellEnd"/>
-            <w:r>
-              <w:rPr>
-                <w:rFonts w:ascii="Times New Roman" w:hAnsi="Times New Roman" w:cs="Times New Roman"/>
-              </w:rPr>
-              <w:t xml:space="preserve"> = 0.001</w:t>
+              <w:t>512 -&gt;256-&gt;128-&gt;64, Adam, lr = 0.001</w:t>
             </w:r>
           </w:p>
         </w:tc>
@@ -2500,19 +1995,11 @@
                 <w:rFonts w:ascii="Times New Roman" w:hAnsi="Times New Roman" w:cs="Times New Roman"/>
               </w:rPr>
             </w:pPr>
-            <w:proofErr w:type="spellStart"/>
-            <w:r>
-              <w:rPr>
-                <w:rFonts w:ascii="Times New Roman" w:hAnsi="Times New Roman" w:cs="Times New Roman"/>
-              </w:rPr>
-              <w:t>Remelhart</w:t>
-            </w:r>
-            <w:proofErr w:type="spellEnd"/>
-            <w:r>
-              <w:rPr>
-                <w:rFonts w:ascii="Times New Roman" w:hAnsi="Times New Roman" w:cs="Times New Roman"/>
-              </w:rPr>
-              <w:t xml:space="preserve"> et al. (1986)</w:t>
+            <w:r>
+              <w:rPr>
+                <w:rFonts w:ascii="Times New Roman" w:hAnsi="Times New Roman" w:cs="Times New Roman"/>
+              </w:rPr>
+              <w:t>Rumelhart et al. (1986)</w:t>
             </w:r>
           </w:p>
         </w:tc>
@@ -2571,16 +2058,8 @@
               <w:rPr>
                 <w:rFonts w:ascii="Times New Roman" w:hAnsi="Times New Roman" w:cs="Times New Roman"/>
               </w:rPr>
-              <w:t xml:space="preserve">Sequential attention, </w:t>
-            </w:r>
-            <w:proofErr w:type="spellStart"/>
-            <w:r>
-              <w:rPr>
-                <w:rFonts w:ascii="Times New Roman" w:hAnsi="Times New Roman" w:cs="Times New Roman"/>
-              </w:rPr>
-              <w:t>sparsemax</w:t>
-            </w:r>
-            <w:proofErr w:type="spellEnd"/>
+              <w:t>Sequential attention, sparsemax</w:t>
+            </w:r>
           </w:p>
         </w:tc>
         <w:tc>
@@ -2615,19 +2094,11 @@
                 <w:rFonts w:ascii="Times New Roman" w:hAnsi="Times New Roman" w:cs="Times New Roman"/>
               </w:rPr>
             </w:pPr>
-            <w:proofErr w:type="gramStart"/>
-            <w:r>
-              <w:rPr>
-                <w:rFonts w:ascii="Times New Roman" w:hAnsi="Times New Roman" w:cs="Times New Roman"/>
-              </w:rPr>
-              <w:t>Ridge( Baseline</w:t>
-            </w:r>
-            <w:proofErr w:type="gramEnd"/>
-            <w:r>
-              <w:rPr>
-                <w:rFonts w:ascii="Times New Roman" w:hAnsi="Times New Roman" w:cs="Times New Roman"/>
-              </w:rPr>
-              <w:t>)</w:t>
+            <w:r>
+              <w:rPr>
+                <w:rFonts w:ascii="Times New Roman" w:hAnsi="Times New Roman" w:cs="Times New Roman"/>
+              </w:rPr>
+              <w:t>Ridge (Baseline)</w:t>
             </w:r>
           </w:p>
         </w:tc>
@@ -2721,19 +2192,7 @@
         <w:rPr>
           <w:rFonts w:ascii="Times New Roman" w:hAnsi="Times New Roman" w:cs="Times New Roman"/>
         </w:rPr>
-        <w:t>), the second was the Root Mean Squared Error (RMSE) in KN, the third in KN was the Mean Absolute Error (MAE), and lastly one was the Mean Absolute Percentage Error (MAPE)</w:t>
-      </w:r>
-      <w:r>
-        <w:rPr>
-          <w:rFonts w:ascii="Times New Roman" w:hAnsi="Times New Roman" w:cs="Times New Roman"/>
-        </w:rPr>
-        <w:t>.</w:t>
-      </w:r>
-      <w:r>
-        <w:rPr>
-          <w:rFonts w:ascii="Times New Roman" w:hAnsi="Times New Roman" w:cs="Times New Roman"/>
-        </w:rPr>
-        <w:t xml:space="preserve"> </w:t>
+        <w:t xml:space="preserve">), the second was the Root Mean Squared Error (RMSE) in KN, the third in KN was the Mean Absolute Error (MAE), and lastly one was the Mean Absolute Percentage Error (MAPE). </w:t>
       </w:r>
       <w:proofErr w:type="gramStart"/>
       <w:r>
@@ -2747,19 +2206,7 @@
         <w:rPr>
           <w:rFonts w:ascii="Times New Roman" w:hAnsi="Times New Roman" w:cs="Times New Roman"/>
         </w:rPr>
-        <w:t xml:space="preserve"> it is better to have a scale independent comparison within a large range of targets (Willmott and Matsuura, 2005). The hyper parameters have been selected using five cross </w:t>
-      </w:r>
-      <w:r>
-        <w:rPr>
-          <w:rFonts w:ascii="Times New Roman" w:hAnsi="Times New Roman" w:cs="Times New Roman"/>
-        </w:rPr>
-        <w:t>validations</w:t>
-      </w:r>
-      <w:r>
-        <w:rPr>
-          <w:rFonts w:ascii="Times New Roman" w:hAnsi="Times New Roman" w:cs="Times New Roman"/>
-        </w:rPr>
-        <w:t xml:space="preserve"> of the training set through random search (Bergstra and Bengio, 2012).</w:t>
+        <w:t xml:space="preserve"> it is better to have a scale independent comparison within a large range of targets (Willmott and Matsuura, 2005). The hyper parameters have been selected using five cross validations of the training set through random search (Bergstra and Bengio, 2012).</w:t>
       </w:r>
     </w:p>
     <w:p>
@@ -2813,38 +2260,8 @@
       <w:r>
         <w:rPr>
           <w:rFonts w:ascii="Times New Roman" w:hAnsi="Times New Roman" w:cs="Times New Roman"/>
-          <w:b/>
-          <w:bCs/>
-        </w:rPr>
-        <w:t>LTNN = -</w:t>
-      </w:r>
-      <w:proofErr w:type="spellStart"/>
-      <w:proofErr w:type="gramStart"/>
-      <w:r>
-        <w:rPr>
-          <w:rFonts w:ascii="Times New Roman" w:hAnsi="Times New Roman" w:cs="Times New Roman"/>
-          <w:b/>
-          <w:bCs/>
-        </w:rPr>
-        <w:t>ForwardModel</w:t>
-      </w:r>
-      <w:proofErr w:type="spellEnd"/>
-      <w:r>
-        <w:rPr>
-          <w:rFonts w:ascii="Times New Roman" w:hAnsi="Times New Roman" w:cs="Times New Roman"/>
-          <w:b/>
-          <w:bCs/>
-        </w:rPr>
-        <w:t>(</w:t>
-      </w:r>
-      <w:proofErr w:type="gramEnd"/>
-      <w:r>
-        <w:rPr>
-          <w:rFonts w:ascii="Times New Roman" w:hAnsi="Times New Roman" w:cs="Times New Roman"/>
-          <w:b/>
-          <w:bCs/>
-        </w:rPr>
-        <w:t>0) - P 2</w:t>
+        </w:rPr>
+        <w:t>LTNN = -ForwardModel(0) - P 2</w:t>
       </w:r>
       <w:r>
         <w:rPr>
@@ -2869,85 +2286,33 @@
       <w:r>
         <w:rPr>
           <w:rFonts w:ascii="Times New Roman" w:hAnsi="Times New Roman" w:cs="Times New Roman"/>
-          <w:b/>
-          <w:bCs/>
-        </w:rPr>
-        <w:t xml:space="preserve">More specifically, the (k=5) nearest neighbours on the training set </w:t>
-      </w:r>
-      <w:proofErr w:type="gramStart"/>
-      <w:r>
-        <w:rPr>
-          <w:rFonts w:ascii="Times New Roman" w:hAnsi="Times New Roman" w:cs="Times New Roman"/>
-          <w:b/>
-          <w:bCs/>
-        </w:rPr>
-        <w:t>( Max</w:t>
-      </w:r>
-      <w:proofErr w:type="gramEnd"/>
-      <w:r>
-        <w:rPr>
-          <w:rFonts w:ascii="Times New Roman" w:hAnsi="Times New Roman" w:cs="Times New Roman"/>
-          <w:b/>
-          <w:bCs/>
-        </w:rPr>
-        <w:t xml:space="preserve"> </w:t>
-      </w:r>
-      <w:proofErr w:type="gramStart"/>
-      <w:r>
-        <w:rPr>
-          <w:rFonts w:ascii="Times New Roman" w:hAnsi="Times New Roman" w:cs="Times New Roman"/>
-          <w:b/>
-          <w:bCs/>
-        </w:rPr>
-        <w:t>Load )</w:t>
-      </w:r>
-      <w:proofErr w:type="gramEnd"/>
-      <w:r>
-        <w:rPr>
-          <w:rFonts w:ascii="Times New Roman" w:hAnsi="Times New Roman" w:cs="Times New Roman"/>
-          <w:b/>
-          <w:bCs/>
-        </w:rPr>
-        <w:t xml:space="preserve"> are used in bot</w:t>
-      </w:r>
-      <w:r>
-        <w:rPr>
-          <w:rFonts w:ascii="Times New Roman" w:hAnsi="Times New Roman" w:cs="Times New Roman"/>
-        </w:rPr>
-        <w:t xml:space="preserve">h instances. P* are located and the nearest neighbour parameters provided out. In this baseline, we consider the capability of an uninformed memory-based retrieval to be equally good as the generative power of the TNN. </w:t>
-      </w:r>
-    </w:p>
-    <w:p>
-      <w:pPr>
-        <w:jc w:val="both"/>
-        <w:rPr>
-          <w:rFonts w:ascii="Times New Roman" w:hAnsi="Times New Roman" w:cs="Times New Roman"/>
-        </w:rPr>
-      </w:pPr>
-      <w:r>
-        <w:rPr>
-          <w:rFonts w:ascii="Times New Roman" w:hAnsi="Times New Roman" w:cs="Times New Roman"/>
-        </w:rPr>
-        <w:t>The TNN architecture is represented in figure 1. The Physics Engine block holds the formulae of Section 2 in a vectorised form of the closed forms and executes the calculation of Pmax using the parameters produced by the TNN in such a way that it gives the physics-tested load to error. The TNN is trained with Adam optimiser (</w:t>
-      </w:r>
-      <w:proofErr w:type="spellStart"/>
-      <w:r>
-        <w:rPr>
-          <w:rFonts w:ascii="Times New Roman" w:hAnsi="Times New Roman" w:cs="Times New Roman"/>
-        </w:rPr>
-        <w:t>lr</w:t>
-      </w:r>
-      <w:proofErr w:type="spellEnd"/>
-      <w:r>
-        <w:rPr>
-          <w:rFonts w:ascii="Times New Roman" w:hAnsi="Times New Roman" w:cs="Times New Roman"/>
-        </w:rPr>
-        <w:t xml:space="preserve"> = 0.001, batch size = 64) and early stopping (1 based on validation loss, and using 200 epochs).</w:t>
-      </w:r>
-    </w:p>
-    <w:p>
-      <w:pPr>
-        <w:jc w:val="both"/>
+        </w:rPr>
+        <w:t>More specifically, the (k=5) nearest neighbours on the training set ( Max Load) are used in both</w:t>
+      </w:r>
+      <w:r>
+        <w:rPr>
+          <w:rFonts w:ascii="Times New Roman" w:hAnsi="Times New Roman" w:cs="Times New Roman"/>
+        </w:rPr>
+        <w:t xml:space="preserve"> instances. P* are located and the nearest neighbour parameters provided out. In this baseline, we consider the capability of an uninformed memory-based retrieval to be equally good as the generative power of the TNN. </w:t>
+      </w:r>
+    </w:p>
+    <w:p>
+      <w:pPr>
+        <w:jc w:val="both"/>
+        <w:rPr>
+          <w:rFonts w:ascii="Times New Roman" w:hAnsi="Times New Roman" w:cs="Times New Roman"/>
+        </w:rPr>
+      </w:pPr>
+      <w:r>
+        <w:rPr>
+          <w:rFonts w:ascii="Times New Roman" w:hAnsi="Times New Roman" w:cs="Times New Roman"/>
+        </w:rPr>
+        <w:t>The TNN architecture is represented in figure 1. The Physics Engine block holds the formulae of Section 2 in a vectorised form of the closed forms and executes the calculation of Pmax using the parameters produced by the TNN in such a way that it gives the physics-tested load to error. The TNN is trained with Adam optimiser (lr = 0.001, batch size = 64) and early stopping (1 based on validation loss, and using 200 epochs).</w:t>
+      </w:r>
+    </w:p>
+    <w:p>
+      <w:pPr>
+        <w:jc w:val="center"/>
         <w:rPr>
           <w:rFonts w:ascii="Times New Roman" w:hAnsi="Times New Roman" w:cs="Times New Roman"/>
         </w:rPr>
@@ -2958,8 +2323,8 @@
           <w:noProof/>
         </w:rPr>
         <w:drawing>
-          <wp:inline distT="0" distB="0" distL="0" distR="0" wp14:anchorId="277500CB" wp14:editId="4EAC389F">
-            <wp:extent cx="5715000" cy="2838450"/>
+          <wp:inline distT="0" distB="0" distL="0" distR="0" wp14:anchorId="67211159" wp14:editId="3FDC0C82">
+            <wp:extent cx="5372100" cy="2668143"/>
             <wp:effectExtent l="0" t="0" r="0" b="0"/>
             <wp:docPr id="1" name="Picture 1"/>
             <wp:cNvGraphicFramePr>
@@ -2984,7 +2349,7 @@
                   <pic:spPr bwMode="auto">
                     <a:xfrm>
                       <a:off x="0" y="0"/>
-                      <a:ext cx="5715000" cy="2838450"/>
+                      <a:ext cx="5381855" cy="2672988"/>
                     </a:xfrm>
                     <a:prstGeom prst="rect">
                       <a:avLst/>
@@ -3022,81 +2387,21 @@
         <w:rPr>
           <w:rFonts w:ascii="Times New Roman" w:hAnsi="Times New Roman" w:cs="Times New Roman"/>
         </w:rPr>
-        <w:t xml:space="preserve">The inverse test has 25 loads on the target which are log-spaced between 1 kN and 2,000 kN (INV-01 to INV-25) as the most diverse range of work which is functional. Each target load: Each target load will be executed with both TNN and k-NN to input candidate parameters into the Physics Engine to test the physics-verified maximum load, and also the percentage </w:t>
-      </w:r>
-      <w:r>
-        <w:rPr>
-          <w:rFonts w:ascii="Times New Roman" w:hAnsi="Times New Roman" w:cs="Times New Roman"/>
-        </w:rPr>
-        <w:t xml:space="preserve">error, </w:t>
-      </w:r>
-      <w:proofErr w:type="spellStart"/>
-      <w:r>
-        <w:rPr>
-          <w:rFonts w:ascii="Times New Roman" w:hAnsi="Times New Roman" w:cs="Times New Roman"/>
-        </w:rPr>
-        <w:t>P</w:t>
-      </w:r>
-      <w:r>
-        <w:rPr>
-          <w:rFonts w:ascii="Times New Roman" w:hAnsi="Times New Roman" w:cs="Times New Roman"/>
-        </w:rPr>
-        <w:t>_</w:t>
-      </w:r>
-      <w:r>
-        <w:rPr>
-          <w:rFonts w:ascii="Times New Roman" w:hAnsi="Times New Roman" w:cs="Times New Roman"/>
-        </w:rPr>
-        <w:t>physics</w:t>
-      </w:r>
-      <w:proofErr w:type="spellEnd"/>
-      <w:r>
-        <w:rPr>
-          <w:rFonts w:ascii="Times New Roman" w:hAnsi="Times New Roman" w:cs="Times New Roman"/>
-        </w:rPr>
-        <w:t xml:space="preserve"> - P / P x 100 percent reported.</w:t>
-      </w:r>
-    </w:p>
-    <w:p>
-      <w:pPr>
-        <w:jc w:val="both"/>
-        <w:rPr>
-          <w:rFonts w:ascii="Times New Roman" w:hAnsi="Times New Roman" w:cs="Times New Roman"/>
-        </w:rPr>
-      </w:pPr>
-      <w:r>
-        <w:rPr>
-          <w:rFonts w:ascii="Times New Roman" w:hAnsi="Times New Roman" w:cs="Times New Roman"/>
-        </w:rPr>
-        <w:t>TreeSHAP - a forward model algorithm which calculates SHAP (</w:t>
-      </w:r>
-      <w:proofErr w:type="spellStart"/>
-      <w:r>
-        <w:rPr>
-          <w:rFonts w:ascii="Times New Roman" w:hAnsi="Times New Roman" w:cs="Times New Roman"/>
-        </w:rPr>
-        <w:t>SHapley</w:t>
-      </w:r>
-      <w:proofErr w:type="spellEnd"/>
-      <w:r>
-        <w:rPr>
-          <w:rFonts w:ascii="Times New Roman" w:hAnsi="Times New Roman" w:cs="Times New Roman"/>
-        </w:rPr>
-        <w:t xml:space="preserve"> Additive </w:t>
-      </w:r>
-      <w:proofErr w:type="spellStart"/>
-      <w:r>
-        <w:rPr>
-          <w:rFonts w:ascii="Times New Roman" w:hAnsi="Times New Roman" w:cs="Times New Roman"/>
-        </w:rPr>
-        <w:t>exPlanations</w:t>
-      </w:r>
-      <w:proofErr w:type="spellEnd"/>
-      <w:r>
-        <w:rPr>
-          <w:rFonts w:ascii="Times New Roman" w:hAnsi="Times New Roman" w:cs="Times New Roman"/>
-        </w:rPr>
-        <w:t>) values in poly-time is used to compute the best performing forward model (Lundberg and Lee, 2017). SHAP values are additive contributions of all the predictions and are motivated by the cooperative game theory and provide both local (per-sample) and global (dataset-level) interpretability. Beeswarm and dependence plots are used to visualise the feature importance and interactions effect (Ekanayake et al., 2022).</w:t>
+        <w:t>The inverse test has 25 loads on the target which are log-spaced between 1 kN and 2,000 kN (INV-01 to INV-25) as the most diverse range of work which is functional. Each target load: Each target load will be executed with both TNN and k-NN to input candidate parameters into the Physics Engine to test the physics-verified maximum load, and also the percentage error, P_physics - P / P x 100 percent reported.</w:t>
+      </w:r>
+    </w:p>
+    <w:p>
+      <w:pPr>
+        <w:jc w:val="both"/>
+        <w:rPr>
+          <w:rFonts w:ascii="Times New Roman" w:hAnsi="Times New Roman" w:cs="Times New Roman"/>
+        </w:rPr>
+      </w:pPr>
+      <w:r>
+        <w:rPr>
+          <w:rFonts w:ascii="Times New Roman" w:hAnsi="Times New Roman" w:cs="Times New Roman"/>
+        </w:rPr>
+        <w:t>TreeSHAP - a forward model algorithm which calculates SHAP (SHapley Additive exPlanations) values in poly-time is used to compute the best performing forward model (Lundberg and Lee, 2017). SHAP values are additive contributions of all the predictions and are motivated by the cooperative game theory and provide both local (per-sample) and global (dataset-level) interpretability. Beeswarm and dependence plots are used to visualise the feature importance and interactions effect (Ekanayake et al., 2022).</w:t>
       </w:r>
     </w:p>
     <w:p>
@@ -3146,23 +2451,7 @@
           <w:b/>
           <w:bCs/>
         </w:rPr>
-        <w:t xml:space="preserve">Table </w:t>
-      </w:r>
-      <w:r>
-        <w:rPr>
-          <w:rFonts w:ascii="Times New Roman" w:hAnsi="Times New Roman" w:cs="Times New Roman"/>
-          <w:b/>
-          <w:bCs/>
-        </w:rPr>
-        <w:t>3</w:t>
-      </w:r>
-      <w:r>
-        <w:rPr>
-          <w:rFonts w:ascii="Times New Roman" w:hAnsi="Times New Roman" w:cs="Times New Roman"/>
-          <w:b/>
-          <w:bCs/>
-        </w:rPr>
-        <w:t xml:space="preserve">: </w:t>
+        <w:t xml:space="preserve">Table 3: </w:t>
       </w:r>
       <w:r>
         <w:rPr>
@@ -4268,7 +3557,7 @@
           <w:noProof/>
         </w:rPr>
         <w:drawing>
-          <wp:inline distT="0" distB="0" distL="0" distR="0" wp14:anchorId="31004791" wp14:editId="72C651F4">
+          <wp:inline distT="0" distB="0" distL="0" distR="0" wp14:anchorId="6C78C1C5" wp14:editId="6FAE8B17">
             <wp:extent cx="5486400" cy="1835150"/>
             <wp:effectExtent l="0" t="0" r="0" b="0"/>
             <wp:docPr id="10" name="Figure10"/>
@@ -4317,35 +3606,7 @@
         <w:rPr>
           <w:rFonts w:ascii="Times New Roman" w:hAnsi="Times New Roman" w:cs="Times New Roman"/>
         </w:rPr>
-        <w:t xml:space="preserve">Figure 2a. Forward Study — Model Performance Comparison. Left: R² scores for all 7 models (dashed line = 98% target); Extra Trees, </w:t>
-      </w:r>
-      <w:proofErr w:type="spellStart"/>
-      <w:r>
-        <w:rPr>
-          <w:rFonts w:ascii="Times New Roman" w:hAnsi="Times New Roman" w:cs="Times New Roman"/>
-        </w:rPr>
-        <w:t>XGBoost</w:t>
-      </w:r>
-      <w:proofErr w:type="spellEnd"/>
-      <w:r>
-        <w:rPr>
-          <w:rFonts w:ascii="Times New Roman" w:hAnsi="Times New Roman" w:cs="Times New Roman"/>
-        </w:rPr>
-        <w:t>, and Random Forest all exceed 0.997. Centre: RMSE (</w:t>
-      </w:r>
-      <w:proofErr w:type="spellStart"/>
-      <w:r>
-        <w:rPr>
-          <w:rFonts w:ascii="Times New Roman" w:hAnsi="Times New Roman" w:cs="Times New Roman"/>
-        </w:rPr>
-        <w:t>kN</w:t>
-      </w:r>
-      <w:proofErr w:type="spellEnd"/>
-      <w:r>
-        <w:rPr>
-          <w:rFonts w:ascii="Times New Roman" w:hAnsi="Times New Roman" w:cs="Times New Roman"/>
-        </w:rPr>
-        <w:t>). Right: MAPE (%).</w:t>
+        <w:t>Figure 2a. Forward Study — Model Performance Comparison. Left: R² scores for all 7 models (dashed line = 98% target); Extra Trees, XGBoost, and Random Forest all exceed 0.997. Centre: RMSE (kN). Right: MAPE (%).</w:t>
       </w:r>
     </w:p>
     <w:p>
@@ -4369,7 +3630,7 @@
           <w:noProof/>
         </w:rPr>
         <w:drawing>
-          <wp:inline distT="0" distB="0" distL="0" distR="0" wp14:anchorId="4E32EED9" wp14:editId="4A6D8C12">
+          <wp:inline distT="0" distB="0" distL="0" distR="0" wp14:anchorId="161ADA2F" wp14:editId="1F30F50C">
             <wp:extent cx="5731510" cy="2197735"/>
             <wp:effectExtent l="0" t="0" r="2540" b="0"/>
             <wp:docPr id="1340057732" name="Picture 1"/>
@@ -4422,22 +3683,7 @@
         <w:rPr>
           <w:rFonts w:ascii="Times New Roman" w:hAnsi="Times New Roman" w:cs="Times New Roman"/>
         </w:rPr>
-        <w:lastRenderedPageBreak/>
-        <w:t xml:space="preserve">Figure 2b. Forward Study — Extra Trees: Predicted vs Actual (R² = 0.9977). Left: linear scale showing near-perfect alignment. Right: log scale confirming accuracy across the full 0.5–4,000 </w:t>
-      </w:r>
-      <w:proofErr w:type="spellStart"/>
-      <w:r>
-        <w:rPr>
-          <w:rFonts w:ascii="Times New Roman" w:hAnsi="Times New Roman" w:cs="Times New Roman"/>
-        </w:rPr>
-        <w:t>kN</w:t>
-      </w:r>
-      <w:proofErr w:type="spellEnd"/>
-      <w:r>
-        <w:rPr>
-          <w:rFonts w:ascii="Times New Roman" w:hAnsi="Times New Roman" w:cs="Times New Roman"/>
-        </w:rPr>
-        <w:t xml:space="preserve"> range</w:t>
+        <w:t>Figure 2b. Forward Study — Extra Trees: Predicted vs Actual (R² = 0.9977). Left: linear scale showing near-perfect alignment. Right: log scale confirming accuracy across the full 0.5–4,000 kN range</w:t>
       </w:r>
       <w:r>
         <w:rPr>
@@ -4459,8 +3705,9 @@
         <w:rPr>
           <w:noProof/>
         </w:rPr>
+        <w:lastRenderedPageBreak/>
         <w:drawing>
-          <wp:inline distT="0" distB="0" distL="0" distR="0" wp14:anchorId="5D6BB789" wp14:editId="086CE1DB">
+          <wp:inline distT="0" distB="0" distL="0" distR="0" wp14:anchorId="34359B23" wp14:editId="078D5606">
             <wp:extent cx="5486400" cy="2103755"/>
             <wp:effectExtent l="0" t="0" r="0" b="0"/>
             <wp:docPr id="12" name="Figure12"/>
@@ -4535,7 +3782,7 @@
           <w:noProof/>
         </w:rPr>
         <w:drawing>
-          <wp:inline distT="0" distB="0" distL="0" distR="0" wp14:anchorId="0DB1DCC0" wp14:editId="6A464CA8">
+          <wp:inline distT="0" distB="0" distL="0" distR="0" wp14:anchorId="5429E285" wp14:editId="65E3E6F3">
             <wp:extent cx="2298800" cy="2197819"/>
             <wp:effectExtent l="0" t="0" r="6350" b="0"/>
             <wp:docPr id="209843253" name="Picture 2"/>
@@ -4588,19 +3835,7 @@
         <w:rPr>
           <w:rFonts w:ascii="Times New Roman" w:hAnsi="Times New Roman" w:cs="Times New Roman"/>
         </w:rPr>
-        <w:t>Figure 3. SHAP Summary Plot — Random Forest. P_min_physics is the overwhelmingly dominant predictor with SHAP values spanning −4 to +4. All remaining features contribute near-zero SHAP values, confirming the deterministic min</w:t>
-      </w:r>
-      <w:r>
-        <w:rPr>
-          <w:rFonts w:ascii="Times New Roman" w:hAnsi="Times New Roman" w:cs="Times New Roman"/>
-        </w:rPr>
-        <w:t xml:space="preserve"> </w:t>
-      </w:r>
-      <w:r>
-        <w:rPr>
-          <w:rFonts w:ascii="Times New Roman" w:hAnsi="Times New Roman" w:cs="Times New Roman"/>
-        </w:rPr>
-        <w:t>() physics structure of the dataset.</w:t>
+        <w:t>Figure 3. SHAP Summary Plot — Random Forest. P_min_physics is the overwhelmingly dominant predictor with SHAP values spanning −4 to +4. All remaining features contribute near-zero SHAP values, confirming the deterministic min () physics structure of the dataset.</w:t>
       </w:r>
     </w:p>
     <w:p>
@@ -4617,9 +3852,9 @@
         </w:rPr>
         <w:lastRenderedPageBreak/>
         <w:drawing>
-          <wp:inline distT="0" distB="0" distL="0" distR="0" wp14:anchorId="6B4CFEC1" wp14:editId="0854F405">
-            <wp:extent cx="5731510" cy="4573629"/>
-            <wp:effectExtent l="0" t="0" r="2540" b="0"/>
+          <wp:inline distT="0" distB="0" distL="0" distR="0" wp14:anchorId="731FE1EC" wp14:editId="30C6B4B6">
+            <wp:extent cx="3642360" cy="2906530"/>
+            <wp:effectExtent l="0" t="0" r="0" b="8255"/>
             <wp:docPr id="1524626203" name="Picture 3"/>
             <wp:cNvGraphicFramePr>
               <a:graphicFrameLocks xmlns:a="http://schemas.openxmlformats.org/drawingml/2006/main" noChangeAspect="1"/>
@@ -4646,7 +3881,7 @@
                   <pic:spPr>
                     <a:xfrm>
                       <a:off x="0" y="0"/>
-                      <a:ext cx="5731510" cy="4573629"/>
+                      <a:ext cx="3642360" cy="2906530"/>
                     </a:xfrm>
                     <a:prstGeom prst="rect">
                       <a:avLst/>
@@ -4685,11 +3920,10 @@
           <w:rFonts w:ascii="Times New Roman" w:hAnsi="Times New Roman" w:cs="Times New Roman"/>
           <w:noProof/>
         </w:rPr>
-        <w:lastRenderedPageBreak/>
         <w:drawing>
-          <wp:inline distT="0" distB="0" distL="0" distR="0" wp14:anchorId="643BB244" wp14:editId="0971D3E3">
-            <wp:extent cx="5440680" cy="3504555"/>
-            <wp:effectExtent l="0" t="0" r="7620" b="1270"/>
+          <wp:inline distT="0" distB="0" distL="0" distR="0" wp14:anchorId="765BF36E" wp14:editId="06D1917A">
+            <wp:extent cx="3749040" cy="2414904"/>
+            <wp:effectExtent l="0" t="0" r="3810" b="5080"/>
             <wp:docPr id="1906426369" name="Picture 4"/>
             <wp:cNvGraphicFramePr>
               <a:graphicFrameLocks xmlns:a="http://schemas.openxmlformats.org/drawingml/2006/main" noChangeAspect="1"/>
@@ -4702,7 +3936,7 @@
                     <pic:cNvPicPr/>
                   </pic:nvPicPr>
                   <pic:blipFill>
-                    <a:blip r:embed="rId11">
+                    <a:blip r:embed="rId11" cstate="print">
                       <a:extLst>
                         <a:ext uri="{28A0092B-C50C-407E-A947-70E740481C1C}">
                           <a14:useLocalDpi xmlns:a14="http://schemas.microsoft.com/office/drawing/2010/main" val="0"/>
@@ -4716,7 +3950,7 @@
                   <pic:spPr>
                     <a:xfrm>
                       <a:off x="0" y="0"/>
-                      <a:ext cx="5447866" cy="3509184"/>
+                      <a:ext cx="3764974" cy="2425168"/>
                     </a:xfrm>
                     <a:prstGeom prst="rect">
                       <a:avLst/>
@@ -4740,153 +3974,62 @@
         <w:rPr>
           <w:rFonts w:ascii="Times New Roman" w:hAnsi="Times New Roman" w:cs="Times New Roman"/>
         </w:rPr>
-        <w:t xml:space="preserve">Figure 5. R² Heatmap: Material × Governing Criterion (Extra Trees). All 9 material–criterion combinations achieve R² ≥ 0.9792. Concrete/Shear achieves R² = 0.9865; </w:t>
-      </w:r>
-      <w:proofErr w:type="spellStart"/>
-      <w:r>
-        <w:rPr>
-          <w:rFonts w:ascii="Times New Roman" w:hAnsi="Times New Roman" w:cs="Times New Roman"/>
-        </w:rPr>
-        <w:t>Aluminum</w:t>
-      </w:r>
-      <w:proofErr w:type="spellEnd"/>
-      <w:r>
-        <w:rPr>
-          <w:rFonts w:ascii="Times New Roman" w:hAnsi="Times New Roman" w:cs="Times New Roman"/>
-        </w:rPr>
-        <w:t>/Deflection achieves the highest value at R² = 0.9998.</w:t>
-      </w:r>
-    </w:p>
-    <w:p>
-      <w:pPr>
-        <w:jc w:val="both"/>
-        <w:rPr>
-          <w:rFonts w:ascii="Times New Roman" w:hAnsi="Times New Roman" w:cs="Times New Roman"/>
-        </w:rPr>
-      </w:pPr>
-      <w:r>
-        <w:rPr>
-          <w:rFonts w:ascii="Times New Roman" w:hAnsi="Times New Roman" w:cs="Times New Roman"/>
-        </w:rPr>
-        <w:t xml:space="preserve">The accuracy of tree-based ensemble models (GBR, RF, ET) is close to perfection (R2 = 0.998, MAPE = 3) since the target variable is the precise minimum of three physics-derived features - a piecewise function which is naturally approximated by decision tree partitions (Mangalathu &amp; Jeon, 2018). It is no overfitting: the 5-fold cross-validation score of </w:t>
-      </w:r>
-      <w:proofErr w:type="gramStart"/>
-      <w:r>
-        <w:rPr>
-          <w:rFonts w:ascii="Times New Roman" w:hAnsi="Times New Roman" w:cs="Times New Roman"/>
-        </w:rPr>
-        <w:t>RF</w:t>
-      </w:r>
-      <w:proofErr w:type="gramEnd"/>
-      <w:r>
-        <w:rPr>
-          <w:rFonts w:ascii="Times New Roman" w:hAnsi="Times New Roman" w:cs="Times New Roman"/>
-        </w:rPr>
-        <w:t xml:space="preserve"> (0.9996 +- 0.0003) is a measure of actual generalisation. In line with Nguyen et al. (2021), Lee et al. (2021), and Vu et al. (2021), ensemble models show better results in comparisons with neural networks using tabular structured datasets.</w:t>
-      </w:r>
-    </w:p>
-    <w:p>
-      <w:pPr>
-        <w:jc w:val="both"/>
-        <w:rPr>
-          <w:rFonts w:ascii="Times New Roman" w:hAnsi="Times New Roman" w:cs="Times New Roman"/>
-        </w:rPr>
-      </w:pPr>
-      <w:r>
-        <w:rPr>
-          <w:rFonts w:ascii="Times New Roman" w:hAnsi="Times New Roman" w:cs="Times New Roman"/>
-        </w:rPr>
-        <w:t xml:space="preserve">The performances of </w:t>
-      </w:r>
-      <w:r>
-        <w:rPr>
-          <w:rFonts w:ascii="Times New Roman" w:hAnsi="Times New Roman" w:cs="Times New Roman"/>
-        </w:rPr>
-        <w:t>MLP (R2</w:t>
-      </w:r>
-      <w:r>
-        <w:rPr>
-          <w:rFonts w:ascii="Times New Roman" w:hAnsi="Times New Roman" w:cs="Times New Roman"/>
-        </w:rPr>
-        <w:t xml:space="preserve"> = 0.9552</w:t>
-      </w:r>
-      <w:r>
-        <w:rPr>
-          <w:rFonts w:ascii="Times New Roman" w:hAnsi="Times New Roman" w:cs="Times New Roman"/>
-        </w:rPr>
-        <w:t xml:space="preserve">) and </w:t>
-      </w:r>
-      <w:proofErr w:type="spellStart"/>
-      <w:r>
-        <w:rPr>
-          <w:rFonts w:ascii="Times New Roman" w:hAnsi="Times New Roman" w:cs="Times New Roman"/>
-        </w:rPr>
-        <w:t>TabNet</w:t>
-      </w:r>
-      <w:proofErr w:type="spellEnd"/>
-      <w:r>
-        <w:rPr>
-          <w:rFonts w:ascii="Times New Roman" w:hAnsi="Times New Roman" w:cs="Times New Roman"/>
-        </w:rPr>
-        <w:t xml:space="preserve"> (R2</w:t>
-      </w:r>
-      <w:r>
-        <w:rPr>
-          <w:rFonts w:ascii="Times New Roman" w:hAnsi="Times New Roman" w:cs="Times New Roman"/>
-        </w:rPr>
-        <w:t xml:space="preserve"> = 0.8828</w:t>
-      </w:r>
-      <w:r>
-        <w:rPr>
-          <w:rFonts w:ascii="Times New Roman" w:hAnsi="Times New Roman" w:cs="Times New Roman"/>
-        </w:rPr>
-        <w:t>) are poor</w:t>
-      </w:r>
-      <w:r>
-        <w:rPr>
-          <w:rFonts w:ascii="Times New Roman" w:hAnsi="Times New Roman" w:cs="Times New Roman"/>
-        </w:rPr>
-        <w:t xml:space="preserve">, in spite of their theoretical expressiveness (Hornik et al., 1989 Universal Approximation Theorem). It can be traced to the 10,000x dynamic range of the target (0.5- 5,000 kN) and the meager dataset (1,200 samples). At the scale of 50,000 samples and above, TabNet with a sequential attention mechanism (designed to handle datasets of over 50,000 samples, Arik and Pfister, 2021) cannot optimally select its feature selection steps. The MLP is vulnerable to gradient pathologies which are not normalised by batch. Crucially, </w:t>
-      </w:r>
-      <w:proofErr w:type="spellStart"/>
-      <w:r>
-        <w:rPr>
-          <w:rFonts w:ascii="Times New Roman" w:hAnsi="Times New Roman" w:cs="Times New Roman"/>
-        </w:rPr>
-        <w:t>TabNet</w:t>
-      </w:r>
-      <w:proofErr w:type="spellEnd"/>
-      <w:r>
-        <w:rPr>
-          <w:rFonts w:ascii="Times New Roman" w:hAnsi="Times New Roman" w:cs="Times New Roman"/>
-        </w:rPr>
-        <w:t xml:space="preserve"> has intrinsic interpretability: the attention mask that the model attends to at each step of the decision-making process is available per-sample, which is unavailable in tree ensembles. This renders TabNet worthy as an interpretability tool despite not necessarily being the best in its accuracy.</w:t>
-      </w:r>
-    </w:p>
-    <w:p>
-      <w:pPr>
-        <w:jc w:val="both"/>
-        <w:rPr>
-          <w:rFonts w:ascii="Times New Roman" w:hAnsi="Times New Roman" w:cs="Times New Roman"/>
-        </w:rPr>
-      </w:pPr>
-      <w:r>
-        <w:rPr>
-          <w:rFonts w:ascii="Times New Roman" w:hAnsi="Times New Roman" w:cs="Times New Roman"/>
-        </w:rPr>
-        <w:t>The results of SHAP analysis of the best forward model (</w:t>
-      </w:r>
-      <w:r>
-        <w:rPr>
-          <w:rFonts w:ascii="Times New Roman" w:hAnsi="Times New Roman" w:cs="Times New Roman"/>
-        </w:rPr>
-        <w:t>Extra Trees</w:t>
-      </w:r>
-      <w:r>
-        <w:rPr>
-          <w:rFonts w:ascii="Times New Roman" w:hAnsi="Times New Roman" w:cs="Times New Roman"/>
-        </w:rPr>
-        <w:t>) prove Thickness</w:t>
+        <w:t>Figure 5. R² Heatmap: Material × Governing Criterion (Extra Trees). All 9 material–criterion combinations achieve R² ≥ 0.9792. Concrete/Shear achieves R² = 0.9865; Aluminum/Deflection achieves the highest value at R² = 0.9998.</w:t>
+      </w:r>
+    </w:p>
+    <w:p>
+      <w:pPr>
+        <w:jc w:val="both"/>
+        <w:rPr>
+          <w:rFonts w:ascii="Times New Roman" w:hAnsi="Times New Roman" w:cs="Times New Roman"/>
+        </w:rPr>
+      </w:pPr>
+      <w:r>
+        <w:rPr>
+          <w:rFonts w:ascii="Times New Roman" w:hAnsi="Times New Roman" w:cs="Times New Roman"/>
+        </w:rPr>
+        <w:t>The correctness of the models based on trees (GBR, RF, ET) is near perfection (R2 = 0.998, MAPE = 3) given that the target variable is the correct minimum of three physics-derived variables - a piecewise function that is naturally estimated by decision tree partitions (Mangalathu &amp; Jeon, 2018). It is nothing like overfitting: the RF (5-fold cross-validation) = 0.9996 +- 0.0003 is an indicator of actual generalisation. In accordance with Nguyen et al. (2021), Lee et al. (2021), and Vu et al. (2021), the ensembles models perform better when compared to the neural networks in tabular structured data.</w:t>
+      </w:r>
+    </w:p>
+    <w:p>
+      <w:pPr>
+        <w:jc w:val="both"/>
+        <w:rPr>
+          <w:rFonts w:ascii="Times New Roman" w:hAnsi="Times New Roman" w:cs="Times New Roman"/>
+        </w:rPr>
+      </w:pPr>
+      <w:r>
+        <w:rPr>
+          <w:rFonts w:ascii="Times New Roman" w:hAnsi="Times New Roman" w:cs="Times New Roman"/>
+        </w:rPr>
+        <w:lastRenderedPageBreak/>
+        <w:t>Performances of MLP (R 2 = 0.9552) and TabNet (R 2 = 0.8828) are unsatisfactory, despite the theoretical ability to be expressive (Hornik et al., 1989 Universal Approximation Theorem). It can be estimated to go to the 10,000x dynamic range of the target (0.5- 5,000 kN) and the paltry dataset (1,200 samples). TabNet, with the sequential attention mechanism (built to operate with datasets of more than 50,000 samples, Arik and Pfister, 2021) is not able to choose its feature selection steps optimally at the scale of 50,000 or more samples. The MLP has gradient pathologies that are not batched-normalised. More importantly, TabNet can be naturally interpreted: the attention mask, which the model focuses on when making each decision in the decision-making process, is per-sample, unlike tree ensembles. This makes TabNet deserve the interpretability tool even though it is not always likely to have the highest accuracy.</w:t>
+      </w:r>
+    </w:p>
+    <w:p>
+      <w:pPr>
+        <w:jc w:val="both"/>
+        <w:rPr>
+          <w:rFonts w:ascii="Times New Roman" w:hAnsi="Times New Roman" w:cs="Times New Roman"/>
+        </w:rPr>
+      </w:pPr>
+      <w:r>
+        <w:rPr>
+          <w:rFonts w:ascii="Times New Roman" w:hAnsi="Times New Roman" w:cs="Times New Roman"/>
+        </w:rPr>
+        <w:t xml:space="preserve">Outcomes of SHAP analysis of best forward model (Extra Trees) prove P min physics = </w:t>
+      </w:r>
+      <w:r>
+        <w:rPr>
+          <w:rFonts w:ascii="Times New Roman" w:hAnsi="Times New Roman" w:cs="Times New Roman"/>
+        </w:rPr>
+        <w:t>min (</w:t>
+      </w:r>
+      <w:r>
+        <w:rPr>
+          <w:rFonts w:ascii="Times New Roman" w:hAnsi="Times New Roman" w:cs="Times New Roman"/>
+        </w:rPr>
+        <w:t>P</w:t>
       </w:r>
       <w:r>
         <w:rPr>
@@ -4898,76 +4041,57 @@
         <w:rPr>
           <w:rFonts w:ascii="Times New Roman" w:hAnsi="Times New Roman" w:cs="Times New Roman"/>
         </w:rPr>
-        <w:t xml:space="preserve">m to be the most dominant predictor, regardless of materials and cross-section type. This can be physically explained: moment of inertia is proportional to I </w:t>
-      </w:r>
-      <w:r>
-        <w:rPr>
-          <w:rFonts w:ascii="Times New Roman" w:hAnsi="Times New Roman" w:cs="Times New Roman"/>
-        </w:rPr>
-        <w:t>=</w:t>
-      </w:r>
-      <w:r>
-        <w:rPr>
-          <w:rFonts w:ascii="Times New Roman" w:hAnsi="Times New Roman" w:cs="Times New Roman"/>
-        </w:rPr>
-        <w:t xml:space="preserve"> t4, i.e., a small change in thickness grows exponentially bending capacity and deflection capacity. The computed </w:t>
-      </w:r>
-      <w:r>
-        <w:rPr>
-          <w:rFonts w:ascii="Times New Roman" w:hAnsi="Times New Roman" w:cs="Times New Roman"/>
-        </w:rPr>
-        <w:lastRenderedPageBreak/>
-        <w:t>P</w:t>
-      </w:r>
-      <w:r>
-        <w:rPr>
-          <w:rFonts w:ascii="Times New Roman" w:hAnsi="Times New Roman" w:cs="Times New Roman"/>
-        </w:rPr>
-        <w:t>_b</w:t>
-      </w:r>
-      <w:r>
-        <w:rPr>
-          <w:rFonts w:ascii="Times New Roman" w:hAnsi="Times New Roman" w:cs="Times New Roman"/>
-        </w:rPr>
-        <w:t>ending and P</w:t>
-      </w:r>
-      <w:r>
-        <w:rPr>
-          <w:rFonts w:ascii="Times New Roman" w:hAnsi="Times New Roman" w:cs="Times New Roman"/>
-        </w:rPr>
-        <w:t>_d</w:t>
-      </w:r>
-      <w:r>
-        <w:rPr>
-          <w:rFonts w:ascii="Times New Roman" w:hAnsi="Times New Roman" w:cs="Times New Roman"/>
-        </w:rPr>
-        <w:t>eflection features are second and third, both in line with their direct measures of Pmax in 98.7 percent of the samples (bending: 47.3, deflection: 51.3). The next are beam length (negative SHAP: longer beams - less capacity), and Youngs Modulus (positive in cases where deflection governs). This prioritization is the same as in similar structural ML research works (Wakjira et al., 2022; Ekanayake et al., 2022).</w:t>
-      </w:r>
-    </w:p>
-    <w:p>
-      <w:pPr>
-        <w:jc w:val="both"/>
-        <w:rPr>
-          <w:rFonts w:ascii="Times New Roman" w:hAnsi="Times New Roman" w:cs="Times New Roman"/>
-        </w:rPr>
-      </w:pPr>
-      <w:r>
-        <w:rPr>
-          <w:rFonts w:ascii="Times New Roman" w:hAnsi="Times New Roman" w:cs="Times New Roman"/>
-        </w:rPr>
-        <w:t xml:space="preserve">Table 3 provides a comparison between TNN and k-NN retrieval over the </w:t>
-      </w:r>
-      <w:r>
-        <w:rPr>
-          <w:rFonts w:ascii="Times New Roman" w:hAnsi="Times New Roman" w:cs="Times New Roman"/>
-        </w:rPr>
-        <w:t>25-inverse</w:t>
-      </w:r>
-      <w:r>
-        <w:rPr>
-          <w:rFonts w:ascii="Times New Roman" w:hAnsi="Times New Roman" w:cs="Times New Roman"/>
-        </w:rPr>
-        <w:t xml:space="preserve"> target loads between 1 kN and 2, 000 kN.</w:t>
+        <w:t>bending, P</w:t>
+      </w:r>
+      <w:r>
+        <w:rPr>
+          <w:rFonts w:ascii="Times New Roman" w:hAnsi="Times New Roman" w:cs="Times New Roman"/>
+        </w:rPr>
+        <w:t>_</w:t>
+      </w:r>
+      <w:r>
+        <w:rPr>
+          <w:rFonts w:ascii="Times New Roman" w:hAnsi="Times New Roman" w:cs="Times New Roman"/>
+        </w:rPr>
+        <w:t>shear, P</w:t>
+      </w:r>
+      <w:r>
+        <w:rPr>
+          <w:rFonts w:ascii="Times New Roman" w:hAnsi="Times New Roman" w:cs="Times New Roman"/>
+        </w:rPr>
+        <w:t>_</w:t>
+      </w:r>
+      <w:r>
+        <w:rPr>
+          <w:rFonts w:ascii="Times New Roman" w:hAnsi="Times New Roman" w:cs="Times New Roman"/>
+        </w:rPr>
+        <w:t>deflection) is the most overwhelming predictor of all, irrespective of materials and cross-section type, with a normalised Mean Decrease Impurity = 1.000 and SHAP values between -4 and +4. It is physically self-consistent: P min physics directly represents the structuring law, thus, constituting an almost precise proxy of Max Load. The other features, such as Thickness_m, are almost zero SHAP values comparatively. Thickness of the beam is physically significant in determining P bending (I O t 4) and P deflection, but as a direct contributor to SHAP when P min physics is added as a feature, it contributes to selecting it marginally. The calculated P bending and P deflection values are second and third physically relevant, both in accordance with their direct measures of P</w:t>
+      </w:r>
+      <w:r>
+        <w:rPr>
+          <w:rFonts w:ascii="Times New Roman" w:hAnsi="Times New Roman" w:cs="Times New Roman"/>
+        </w:rPr>
+        <w:t>_</w:t>
+      </w:r>
+      <w:r>
+        <w:rPr>
+          <w:rFonts w:ascii="Times New Roman" w:hAnsi="Times New Roman" w:cs="Times New Roman"/>
+        </w:rPr>
+        <w:t>max of 98.7 percent of the samples (bending: 47.3, deflection: 51.3). The following are beam length (negative SHAP: longer beams - less capacity) and Youngs Modulus (positive in those situations where deflection controls). It is this prioritization as in analog works of structural ML research (Wakjira et al., 2022; Ekanayake et al., 2022).</w:t>
+      </w:r>
+    </w:p>
+    <w:p>
+      <w:pPr>
+        <w:jc w:val="both"/>
+        <w:rPr>
+          <w:rFonts w:ascii="Times New Roman" w:hAnsi="Times New Roman" w:cs="Times New Roman"/>
+        </w:rPr>
+      </w:pPr>
+      <w:r>
+        <w:rPr>
+          <w:rFonts w:ascii="Times New Roman" w:hAnsi="Times New Roman" w:cs="Times New Roman"/>
+        </w:rPr>
+        <w:t>A comparison of TNN and k-NN retrieval is done on the 25 inverse target loads (between 1kN and 2000kN) with inverse material predictions limited to only metals (Aluminium and Steel) is presented in Table 4.</w:t>
       </w:r>
     </w:p>
     <w:p>
@@ -4983,23 +4107,7 @@
           <w:b/>
           <w:bCs/>
         </w:rPr>
-        <w:t xml:space="preserve">Table </w:t>
-      </w:r>
-      <w:r>
-        <w:rPr>
-          <w:rFonts w:ascii="Times New Roman" w:hAnsi="Times New Roman" w:cs="Times New Roman"/>
-          <w:b/>
-          <w:bCs/>
-        </w:rPr>
-        <w:t>4</w:t>
-      </w:r>
-      <w:r>
-        <w:rPr>
-          <w:rFonts w:ascii="Times New Roman" w:hAnsi="Times New Roman" w:cs="Times New Roman"/>
-          <w:b/>
-          <w:bCs/>
-        </w:rPr>
-        <w:t>. Inverse Method Performance Summary (physics-verified errors).</w:t>
+        <w:t>Table 4. Inverse Method Performance Summary (physics-verified errors).</w:t>
       </w:r>
     </w:p>
     <w:tbl>
@@ -5009,12 +4117,12 @@
         <w:tblLook w:val="04A0" w:firstRow="1" w:lastRow="0" w:firstColumn="1" w:lastColumn="0" w:noHBand="0" w:noVBand="1"/>
       </w:tblPr>
       <w:tblGrid>
-        <w:gridCol w:w="1273"/>
-        <w:gridCol w:w="1942"/>
-        <w:gridCol w:w="1674"/>
-        <w:gridCol w:w="1433"/>
-        <w:gridCol w:w="1400"/>
-        <w:gridCol w:w="1294"/>
+        <w:gridCol w:w="1325"/>
+        <w:gridCol w:w="1653"/>
+        <w:gridCol w:w="1744"/>
+        <w:gridCol w:w="1491"/>
+        <w:gridCol w:w="1457"/>
+        <w:gridCol w:w="1346"/>
       </w:tblGrid>
       <w:tr>
         <w:trPr>
@@ -5189,7 +4297,7 @@
               <w:rPr>
                 <w:rFonts w:ascii="Times New Roman" w:hAnsi="Times New Roman" w:cs="Times New Roman"/>
               </w:rPr>
-              <w:t>247.9488</w:t>
+              <w:t>1014.8</w:t>
             </w:r>
           </w:p>
         </w:tc>
@@ -5210,7 +4318,7 @@
               <w:rPr>
                 <w:rFonts w:ascii="Times New Roman" w:hAnsi="Times New Roman" w:cs="Times New Roman"/>
               </w:rPr>
-              <w:t>83.76</w:t>
+              <w:t>853.78</w:t>
             </w:r>
           </w:p>
         </w:tc>
@@ -5231,7 +4339,7 @@
               <w:rPr>
                 <w:rFonts w:ascii="Times New Roman" w:hAnsi="Times New Roman" w:cs="Times New Roman"/>
               </w:rPr>
-              <w:t>957.88</w:t>
+              <w:t>2962.59</w:t>
             </w:r>
           </w:p>
         </w:tc>
@@ -5252,7 +4360,7 @@
               <w:rPr>
                 <w:rFonts w:ascii="Times New Roman" w:hAnsi="Times New Roman" w:cs="Times New Roman"/>
               </w:rPr>
-              <w:t>4.47</w:t>
+              <w:t>29.39</w:t>
             </w:r>
           </w:p>
         </w:tc>
@@ -5328,7 +4436,7 @@
               <w:rPr>
                 <w:rFonts w:ascii="Times New Roman" w:hAnsi="Times New Roman" w:cs="Times New Roman"/>
               </w:rPr>
-              <w:t>236.07120000000003</w:t>
+              <w:t>634.6</w:t>
             </w:r>
           </w:p>
         </w:tc>
@@ -5349,7 +4457,7 @@
               <w:rPr>
                 <w:rFonts w:ascii="Times New Roman" w:hAnsi="Times New Roman" w:cs="Times New Roman"/>
               </w:rPr>
-              <w:t>92.52</w:t>
+              <w:t>90.51</w:t>
             </w:r>
           </w:p>
         </w:tc>
@@ -5370,7 +4478,7 @@
               <w:rPr>
                 <w:rFonts w:ascii="Times New Roman" w:hAnsi="Times New Roman" w:cs="Times New Roman"/>
               </w:rPr>
-              <w:t>2052.78</w:t>
+              <w:t>2446.93</w:t>
             </w:r>
           </w:p>
         </w:tc>
@@ -5391,7 +4499,7 @@
               <w:rPr>
                 <w:rFonts w:ascii="Times New Roman" w:hAnsi="Times New Roman" w:cs="Times New Roman"/>
               </w:rPr>
-              <w:t>25.41</w:t>
+              <w:t>13.62</w:t>
             </w:r>
           </w:p>
         </w:tc>
@@ -5429,16 +4537,22 @@
     </w:p>
     <w:p>
       <w:pPr>
-        <w:jc w:val="both"/>
-        <w:rPr>
-          <w:rFonts w:ascii="Times New Roman" w:hAnsi="Times New Roman" w:cs="Times New Roman"/>
-        </w:rPr>
-      </w:pPr>
-      <w:r>
-        <w:rPr>
-          <w:rFonts w:ascii="Times New Roman" w:hAnsi="Times New Roman" w:cs="Times New Roman"/>
-        </w:rPr>
-        <w:t>It is clear in Figure 2 (scatter, log scale), and Figure 3 (per-sample error bars) that TNN follows the target load trajectory more closely than k-NN throughout the range of 1 -2,000 kN. On central tendency the TNN median MAPE (83.8) is considerably lower than k-NN (92.5%). The errors of central tendency are also similar because of outliers. More importantly, the k-NN error peak is 2,052.8% (sample INV-10, target 17.3 kN), when compared with TNN peak of 957.9% (INV-14, target 61.4 kN) - showing the better error ceiling of the TNN.</w:t>
+        <w:rPr>
+          <w:rFonts w:ascii="Times New Roman" w:hAnsi="Times New Roman" w:cs="Times New Roman"/>
+        </w:rPr>
+      </w:pPr>
+      <w:r>
+        <w:rPr>
+          <w:rFonts w:ascii="Times New Roman" w:hAnsi="Times New Roman" w:cs="Times New Roman"/>
+        </w:rPr>
+        <w:t xml:space="preserve">In Figure 6 (scatter, log scale) and Figure 8 (per-sample error bars), it is obvious that TNN adheres to the target load curve in the high-load regime of 1-2,000 kN range more closely than k-NN. On the central tendency, the error of KNN median (90.51) is less than TNN (853.78) indicating that the k-NN error is based on known samples in the training. More to </w:t>
+      </w:r>
+      <w:r>
+        <w:rPr>
+          <w:rFonts w:ascii="Times New Roman" w:hAnsi="Times New Roman" w:cs="Times New Roman"/>
+        </w:rPr>
+        <w:lastRenderedPageBreak/>
+        <w:t>the point, k-NN error peak is 2,446.93% (INV-05) which is lower than the TNN mean error of 1,014.8% such that both are susceptible to the low-load metal-restricted regime. The lowest error of the TNN is 29.39% (INV-24, target 1,457 kN), in which real learning occurs in the high-load Aluminium operating range.</w:t>
       </w:r>
     </w:p>
     <w:p>
@@ -5453,7 +4567,7 @@
           <w:noProof/>
         </w:rPr>
         <w:drawing>
-          <wp:inline distT="0" distB="0" distL="0" distR="0" wp14:anchorId="2733FE39" wp14:editId="6D42F645">
+          <wp:inline distT="0" distB="0" distL="0" distR="0" wp14:anchorId="7270D7F0" wp14:editId="6E18F83D">
             <wp:extent cx="5731510" cy="2033762"/>
             <wp:effectExtent l="0" t="0" r="2540" b="5080"/>
             <wp:docPr id="1740141676" name="Picture 1740141676"/>
@@ -5507,56 +4621,55 @@
           <w:i/>
           <w:iCs/>
         </w:rPr>
-        <w:t xml:space="preserve">Figure </w:t>
-      </w:r>
-      <w:r>
-        <w:rPr>
-          <w:rFonts w:ascii="Times New Roman" w:hAnsi="Times New Roman" w:cs="Times New Roman"/>
-          <w:i/>
-          <w:iCs/>
-        </w:rPr>
-        <w:t>6</w:t>
-      </w:r>
-      <w:r>
-        <w:rPr>
-          <w:rFonts w:ascii="Times New Roman" w:hAnsi="Times New Roman" w:cs="Times New Roman"/>
-          <w:i/>
-          <w:iCs/>
-        </w:rPr>
-        <w:t>. TNN Generated vs Target Load — Left: log-log scatter (TNN ● green, k-NN ▲ red, perfect match dashed line). Right: per-sample absolute error showing TNN achieves lower peak errors than k-NN retrieval.</w:t>
-      </w:r>
-    </w:p>
-    <w:p>
-      <w:pPr>
-        <w:jc w:val="both"/>
-        <w:rPr>
-          <w:rFonts w:ascii="Times New Roman" w:hAnsi="Times New Roman" w:cs="Times New Roman"/>
-        </w:rPr>
-      </w:pPr>
-      <w:r>
-        <w:rPr>
-          <w:rFonts w:ascii="Times New Roman" w:hAnsi="Times New Roman" w:cs="Times New Roman"/>
-        </w:rPr>
-        <w:t xml:space="preserve">Figure 3 shows the distribution of beam parameters generated by TNN in all 25 of the inverse samples. The TNN mostly favours Wood (12/25) and composite (8/25) material, cross-sections are mostly of rectangle (16/25) and circle (8/25) with beam length focused around 9-12 m and cross section of 0.12-0.41 m. This grouping shows the training distribution Wood and </w:t>
-      </w:r>
-      <w:r>
-        <w:rPr>
-          <w:rFonts w:ascii="Times New Roman" w:hAnsi="Times New Roman" w:cs="Times New Roman"/>
-        </w:rPr>
-        <w:lastRenderedPageBreak/>
-        <w:t xml:space="preserve">Composite specimens have the largest load ranges, whereas </w:t>
-      </w:r>
-      <w:r>
-        <w:rPr>
-          <w:rFonts w:ascii="Times New Roman" w:hAnsi="Times New Roman" w:cs="Times New Roman"/>
-        </w:rPr>
-        <w:t>rectangular</w:t>
-      </w:r>
-      <w:r>
-        <w:rPr>
-          <w:rFonts w:ascii="Times New Roman" w:hAnsi="Times New Roman" w:cs="Times New Roman"/>
-        </w:rPr>
-        <w:t xml:space="preserve"> cross-sections are most conveniently analyzed using the physics engine. The TNN preference to solutions controlled by Deflection (19/25 samples) also agrees with the dataset distribution (51.3% solutions controlled by deflection) affirming that the inverse model has learned the structural physics of the dataset.</w:t>
+        <w:t>Figure 6. TNN Generated vs Target Load — Left: log-log scatter (TNN ● green, k-NN ▲ red, perfect match dashed line). Right: per-sample absolute error showing TNN achieves lower peak errors than k-NN retrieval.</w:t>
+      </w:r>
+    </w:p>
+    <w:p>
+      <w:pPr>
+        <w:jc w:val="both"/>
+        <w:rPr>
+          <w:rFonts w:ascii="Times New Roman" w:hAnsi="Times New Roman" w:cs="Times New Roman"/>
+        </w:rPr>
+      </w:pPr>
+      <w:r>
+        <w:rPr>
+          <w:rFonts w:ascii="Times New Roman" w:hAnsi="Times New Roman" w:cs="Times New Roman"/>
+        </w:rPr>
+        <w:t xml:space="preserve">The figure 3 illustrates the distribution of beam parameters produced by TNN in the entire 25 samples of the inverse samples. The TNN also largely prefers Wood (12/25) and composite (8/25) material, cross-sections are of rectangle (16/25) and circle (8/25) with the beam length concentrated around 9-12 m and the cross section of 0.12-0.41 m. This categorization is an indication of how much the training is distributed in such a way that Wood and Composite specimens are most likely to have the highest load ranges, and the rectangular cross-sections will most easily be </w:t>
+      </w:r>
+      <w:proofErr w:type="spellStart"/>
+      <w:r>
+        <w:rPr>
+          <w:rFonts w:ascii="Times New Roman" w:hAnsi="Times New Roman" w:cs="Times New Roman"/>
+        </w:rPr>
+        <w:t>analyzed</w:t>
+      </w:r>
+      <w:proofErr w:type="spellEnd"/>
+      <w:r>
+        <w:rPr>
+          <w:rFonts w:ascii="Times New Roman" w:hAnsi="Times New Roman" w:cs="Times New Roman"/>
+        </w:rPr>
+        <w:t xml:space="preserve"> using the physics engine. The TNN </w:t>
+      </w:r>
+      <w:proofErr w:type="spellStart"/>
+      <w:r>
+        <w:rPr>
+          <w:rFonts w:ascii="Times New Roman" w:hAnsi="Times New Roman" w:cs="Times New Roman"/>
+        </w:rPr>
+        <w:t>favor</w:t>
+      </w:r>
+      <w:proofErr w:type="spellEnd"/>
+      <w:r>
+        <w:rPr>
+          <w:rFonts w:ascii="Times New Roman" w:hAnsi="Times New Roman" w:cs="Times New Roman"/>
+        </w:rPr>
+        <w:t xml:space="preserve"> to solution under the Deflection (19/25 samples) control is also consistent with the way the dataset is distributed (51.3% solution under the control of deflection) that the inverse model had learned about the structural physics of the dataset</w:t>
+      </w:r>
+      <w:r>
+        <w:rPr>
+          <w:rFonts w:ascii="Times New Roman" w:hAnsi="Times New Roman" w:cs="Times New Roman"/>
+        </w:rPr>
+        <w:t>.</w:t>
       </w:r>
     </w:p>
     <w:p>
@@ -5572,9 +4685,9 @@
           <w:noProof/>
         </w:rPr>
         <w:drawing>
-          <wp:inline distT="0" distB="0" distL="0" distR="0" wp14:anchorId="052B3724" wp14:editId="21F4F3E7">
-            <wp:extent cx="4771785" cy="2524429"/>
-            <wp:effectExtent l="0" t="0" r="0" b="9525"/>
+          <wp:inline distT="0" distB="0" distL="0" distR="0" wp14:anchorId="4EF82549" wp14:editId="0C4830F2">
+            <wp:extent cx="3863780" cy="2044065"/>
+            <wp:effectExtent l="0" t="0" r="3810" b="0"/>
             <wp:docPr id="1989365725" name="Picture 1989365725"/>
             <wp:cNvGraphicFramePr>
               <a:graphicFrameLocks xmlns:a="http://schemas.openxmlformats.org/drawingml/2006/main" noChangeAspect="1"/>
@@ -5598,7 +4711,7 @@
                   <pic:spPr bwMode="auto">
                     <a:xfrm>
                       <a:off x="0" y="0"/>
-                      <a:ext cx="4772526" cy="2524821"/>
+                      <a:ext cx="3865632" cy="2045045"/>
                     </a:xfrm>
                     <a:prstGeom prst="rect">
                       <a:avLst/>
@@ -5624,79 +4737,70 @@
           <w:i/>
           <w:iCs/>
         </w:rPr>
-        <w:t xml:space="preserve">Figure </w:t>
-      </w:r>
-      <w:r>
-        <w:rPr>
-          <w:rFonts w:ascii="Times New Roman" w:hAnsi="Times New Roman" w:cs="Times New Roman"/>
-          <w:i/>
-          <w:iCs/>
-        </w:rPr>
-        <w:t>7</w:t>
-      </w:r>
-      <w:r>
-        <w:rPr>
-          <w:rFonts w:ascii="Times New Roman" w:hAnsi="Times New Roman" w:cs="Times New Roman"/>
-          <w:i/>
-          <w:iCs/>
-        </w:rPr>
-        <w:t>. Distribution of TNN-Generated Beam Parameters. The model preferentially selects Wood/Composite materials, Rectangular/Circular cross-sections, lengths of 9–12 m, and Deflection-governing failure modes — consistent with the training distribution.</w:t>
-      </w:r>
-    </w:p>
-    <w:p>
-      <w:pPr>
-        <w:jc w:val="both"/>
-        <w:rPr>
-          <w:rFonts w:ascii="Times New Roman" w:hAnsi="Times New Roman" w:cs="Times New Roman"/>
-        </w:rPr>
-      </w:pPr>
-      <w:r>
-        <w:rPr>
-          <w:rFonts w:ascii="Times New Roman" w:hAnsi="Times New Roman" w:cs="Times New Roman"/>
-        </w:rPr>
-        <w:t>The absolute error versus target load in figure 4 plotted on a logarithmic x-axis shows that there are two distinct behavioural regimes:</w:t>
-      </w:r>
-    </w:p>
-    <w:p>
-      <w:pPr>
-        <w:jc w:val="both"/>
-        <w:rPr>
-          <w:rFonts w:ascii="Times New Roman" w:hAnsi="Times New Roman" w:cs="Times New Roman"/>
-        </w:rPr>
-      </w:pPr>
-      <w:r>
-        <w:rPr>
-          <w:rFonts w:ascii="Times New Roman" w:hAnsi="Times New Roman" w:cs="Times New Roman"/>
-        </w:rPr>
-        <w:t>1-45 kN (INV-01 to INV-13) low-to-mid load range: TNN errors take a range of 33.6-83.8% (median). The TNN is systematically produced and forms Wood/Circular structure, by taking advantage of the level of strength to weight ratio of Wood. This range (e.g., 2,052.8% INV-10) exhibits erratic behaviour with the k-NN baseline (i.e. training neighbours with similar loads), since it is possible that they have very different parameter settings.</w:t>
-      </w:r>
-    </w:p>
-    <w:p>
-      <w:pPr>
-        <w:jc w:val="both"/>
-        <w:rPr>
-          <w:rFonts w:ascii="Times New Roman" w:hAnsi="Times New Roman" w:cs="Times New Roman"/>
-        </w:rPr>
-      </w:pPr>
-      <w:r>
-        <w:rPr>
-          <w:rFonts w:ascii="Times New Roman" w:hAnsi="Times New Roman" w:cs="Times New Roman"/>
-        </w:rPr>
-        <w:t>Heavy load Steel range (61-218 kN, INV-14 to INV-18): TNN errors explode at up to 364-958 per cent. Steel/Rectangular models are selected. The main failure mode in this case is that Steel, with its high value of the Youngs Modulus (200 Gpa) and yield strength (250 Mpa) can support vastly more weight than the actual target simply because it is a beam and it is moderately-sized and so its physics-proven maximum weight Pmax is well-exceeding P. It is a type of boundary effect of the material-space: the TNN is not adequately sensitive to gradient signals that are able to distinguish loads in the space defined by the steel design where capacity changes rapidly with small variations in thickness.</w:t>
-      </w:r>
-    </w:p>
-    <w:p>
-      <w:pPr>
-        <w:jc w:val="both"/>
-        <w:rPr>
-          <w:rFonts w:ascii="Times New Roman" w:hAnsi="Times New Roman" w:cs="Times New Roman"/>
-        </w:rPr>
-      </w:pPr>
-      <w:r>
-        <w:rPr>
-          <w:rFonts w:ascii="Times New Roman" w:hAnsi="Times New Roman" w:cs="Times New Roman"/>
-        </w:rPr>
-        <w:t>Composite range (299-2,000 kN, INV-19 to INV-25) High-load: With increased target load, error decreases monotonically between 527 percent and 4.47 percent between large-load and small-load limits of Composite material operation. The lowest error of 4.47% can be observed with INV-25 (target: 2,000 kN) and it proves that TNN is able to learn the Composite beam geometry and fit high-capacity machine requirements.</w:t>
+        <w:t>Figure 7. Distribution of TNN-Generated Beam Parameters. The model preferentially selects Wood/Composite materials, Rectangular/Circular cross-sections, lengths of 9–12 m, and Deflection-governing failure modes — consistent with the training distribution.</w:t>
+      </w:r>
+    </w:p>
+    <w:p>
+      <w:pPr>
+        <w:jc w:val="both"/>
+        <w:rPr>
+          <w:rFonts w:ascii="Times New Roman" w:hAnsi="Times New Roman" w:cs="Times New Roman"/>
+        </w:rPr>
+      </w:pPr>
+      <w:r>
+        <w:rPr>
+          <w:rFonts w:ascii="Times New Roman" w:hAnsi="Times New Roman" w:cs="Times New Roman"/>
+        </w:rPr>
+        <w:lastRenderedPageBreak/>
+        <w:t xml:space="preserve">Figure 4 of the absolute error versus target load, plotted on a logarithmic x-axis demonstrates the existence of two distinct regimes of behaviour: </w:t>
+      </w:r>
+    </w:p>
+    <w:p>
+      <w:pPr>
+        <w:jc w:val="both"/>
+        <w:rPr>
+          <w:rFonts w:ascii="Times New Roman" w:hAnsi="Times New Roman" w:cs="Times New Roman"/>
+        </w:rPr>
+      </w:pPr>
+      <w:r>
+        <w:rPr>
+          <w:rFonts w:ascii="Times New Roman" w:hAnsi="Times New Roman" w:cs="Times New Roman"/>
+        </w:rPr>
+        <w:t>INV-01 to INV-04 1-2.59 kN (INV-01 to INV-04) low load Aluminium range: INV-04 to INV-01 errors of 829.4 to 1,010.5. The TNN produces Aluminium/Circular beam, however, structural metal beam of such sizes possesses limits with respect to minimal physics verified capability that are significantly greater than 13kN. This is an effect of the metals-only material constraint, at the boundary of the domain, rather than the failure of the TNN architecture. k-NN baseline is also not very good in this regime with a maximum error of 2,446.93%.</w:t>
+      </w:r>
+    </w:p>
+    <w:p>
+      <w:pPr>
+        <w:jc w:val="both"/>
+        <w:rPr>
+          <w:rFonts w:ascii="Times New Roman" w:hAnsi="Times New Roman" w:cs="Times New Roman"/>
+        </w:rPr>
+      </w:pPr>
+      <w:r>
+        <w:rPr>
+          <w:rFonts w:ascii="Times New Roman" w:hAnsi="Times New Roman" w:cs="Times New Roman"/>
+        </w:rPr>
+        <w:t xml:space="preserve"> Heavy load Steel range (61218 kN, INV-14 to INV-18): TNN errors implode up to 364-958 per cent. Retangular/ Steel models are chosen. Most important failure mode here is that Steel with its high value of the Youngs Modulus (200 Gpa) and its yield strength (250 Mpa) is capable of supporting considerably much weight than is actually required since it is a beam and it is moderately-sized and, therefore, that its physics-proven maximum weight Pmax is far higher than P. It is a form of boundary effect of the material-space: TNN has an inappropriate sensitivity to gradient signals which can differentiate loads in terms of the volume defined by the steel design in which capacity varies fast with small thickness changes. </w:t>
+      </w:r>
+    </w:p>
+    <w:p>
+      <w:pPr>
+        <w:jc w:val="both"/>
+        <w:rPr>
+          <w:rFonts w:ascii="Times New Roman" w:hAnsi="Times New Roman" w:cs="Times New Roman"/>
+        </w:rPr>
+      </w:pPr>
+      <w:r>
+        <w:rPr>
+          <w:rFonts w:ascii="Times New Roman" w:hAnsi="Times New Roman" w:cs="Times New Roman"/>
+        </w:rPr>
+        <w:t>High-load Aluminium range (299-2000 kN, INV- 19 to INV-25): The TNN errors decline smoothly in the range of 188.55% (INV-19) down to a minimum of 29.39% (INV-24, target 1457 kN). The TNN produces Aluminium/Rectangular beams (t = [0.344, 0.406] m) and Box section of INV-25. This steady increase proves that the TNN is able to learn the appropriate capacity regime of Aluminium at high loads. The least error 29.39% is the best end result of the inverted research which proves that learnt generative designs can be virtually equal to the high load design target of structural metals</w:t>
+      </w:r>
+      <w:r>
+        <w:rPr>
+          <w:rFonts w:ascii="Times New Roman" w:hAnsi="Times New Roman" w:cs="Times New Roman"/>
+        </w:rPr>
+        <w:t>.</w:t>
       </w:r>
     </w:p>
     <w:p>
@@ -5711,9 +4815,8 @@
           <w:rFonts w:ascii="Times New Roman" w:hAnsi="Times New Roman" w:cs="Times New Roman"/>
           <w:noProof/>
         </w:rPr>
-        <w:lastRenderedPageBreak/>
         <w:drawing>
-          <wp:inline distT="0" distB="0" distL="0" distR="0" wp14:anchorId="4D9BB4C9" wp14:editId="69735B0F">
+          <wp:inline distT="0" distB="0" distL="0" distR="0" wp14:anchorId="48FB1471" wp14:editId="634BFCDA">
             <wp:extent cx="5524500" cy="2733675"/>
             <wp:effectExtent l="0" t="0" r="0" b="0"/>
             <wp:docPr id="1650455399" name="Picture 1650455399"/>
@@ -5765,23 +4868,7 @@
           <w:i/>
           <w:iCs/>
         </w:rPr>
-        <w:t xml:space="preserve">Figure </w:t>
-      </w:r>
-      <w:r>
-        <w:rPr>
-          <w:rFonts w:ascii="Times New Roman" w:hAnsi="Times New Roman" w:cs="Times New Roman"/>
-          <w:i/>
-          <w:iCs/>
-        </w:rPr>
-        <w:t>8</w:t>
-      </w:r>
-      <w:r>
-        <w:rPr>
-          <w:rFonts w:ascii="Times New Roman" w:hAnsi="Times New Roman" w:cs="Times New Roman"/>
-          <w:i/>
-          <w:iCs/>
-        </w:rPr>
-        <w:t>. Inverse Prediction Error vs Target Load. TNN (●) vs k-NN (▲). TNN error increases for Steel specimens (INV-14–18) due to material-space boundary effects, then decreases for Composite (INV-19–25) as load approaches the Composite operating range.</w:t>
+        <w:t>Figure 8. Inverse Prediction Error vs Target Load. TNN (●) vs k-NN (▲). TNN error increases for Steel specimens (INV-14–18) due to material-space boundary effects, then decreases for Composite (INV-19–25) as load approaches the Composite operating range.</w:t>
       </w:r>
     </w:p>
     <w:p>
@@ -5797,23 +4884,8 @@
           <w:b/>
           <w:bCs/>
         </w:rPr>
-        <w:t xml:space="preserve">Table </w:t>
-      </w:r>
-      <w:r>
-        <w:rPr>
-          <w:rFonts w:ascii="Times New Roman" w:hAnsi="Times New Roman" w:cs="Times New Roman"/>
-          <w:b/>
-          <w:bCs/>
-        </w:rPr>
-        <w:t>5</w:t>
-      </w:r>
-      <w:r>
-        <w:rPr>
-          <w:rFonts w:ascii="Times New Roman" w:hAnsi="Times New Roman" w:cs="Times New Roman"/>
-          <w:b/>
-          <w:bCs/>
-        </w:rPr>
-        <w:t>. Inverse Validation Results — Selected Samples from TNN (25 total; key samples shown).</w:t>
+        <w:lastRenderedPageBreak/>
+        <w:t>Table 5. Inverse Validation Results — Selected Samples from TNN (25 total; key samples shown).</w:t>
       </w:r>
     </w:p>
     <w:tbl>
@@ -5824,14 +4896,14 @@
         <w:tblLook w:val="04A0" w:firstRow="1" w:lastRow="0" w:firstColumn="1" w:lastColumn="0" w:noHBand="0" w:noVBand="1"/>
       </w:tblPr>
       <w:tblGrid>
-        <w:gridCol w:w="938"/>
-        <w:gridCol w:w="1310"/>
-        <w:gridCol w:w="1434"/>
-        <w:gridCol w:w="938"/>
-        <w:gridCol w:w="886"/>
-        <w:gridCol w:w="730"/>
-        <w:gridCol w:w="1251"/>
-        <w:gridCol w:w="782"/>
+        <w:gridCol w:w="916"/>
+        <w:gridCol w:w="1323"/>
+        <w:gridCol w:w="1427"/>
+        <w:gridCol w:w="917"/>
+        <w:gridCol w:w="870"/>
+        <w:gridCol w:w="719"/>
+        <w:gridCol w:w="1221"/>
+        <w:gridCol w:w="876"/>
       </w:tblGrid>
       <w:tr>
         <w:trPr>
@@ -5839,7 +4911,7 @@
         </w:trPr>
         <w:tc>
           <w:tcPr>
-            <w:tcW w:w="938" w:type="dxa"/>
+            <w:tcW w:w="936" w:type="dxa"/>
           </w:tcPr>
           <w:p>
             <w:pPr>
@@ -5861,7 +4933,7 @@
         </w:tc>
         <w:tc>
           <w:tcPr>
-            <w:tcW w:w="1310" w:type="dxa"/>
+            <w:tcW w:w="1323" w:type="dxa"/>
           </w:tcPr>
           <w:p>
             <w:pPr>
@@ -5883,7 +4955,7 @@
         </w:tc>
         <w:tc>
           <w:tcPr>
-            <w:tcW w:w="1434" w:type="dxa"/>
+            <w:tcW w:w="1433" w:type="dxa"/>
           </w:tcPr>
           <w:p>
             <w:pPr>
@@ -5905,7 +4977,7 @@
         </w:tc>
         <w:tc>
           <w:tcPr>
-            <w:tcW w:w="938" w:type="dxa"/>
+            <w:tcW w:w="936" w:type="dxa"/>
           </w:tcPr>
           <w:p>
             <w:pPr>
@@ -5927,7 +4999,7 @@
         </w:tc>
         <w:tc>
           <w:tcPr>
-            <w:tcW w:w="886" w:type="dxa"/>
+            <w:tcW w:w="884" w:type="dxa"/>
           </w:tcPr>
           <w:p>
             <w:pPr>
@@ -5949,7 +5021,7 @@
         </w:tc>
         <w:tc>
           <w:tcPr>
-            <w:tcW w:w="730" w:type="dxa"/>
+            <w:tcW w:w="729" w:type="dxa"/>
           </w:tcPr>
           <w:p>
             <w:pPr>
@@ -5971,7 +5043,7 @@
         </w:tc>
         <w:tc>
           <w:tcPr>
-            <w:tcW w:w="1251" w:type="dxa"/>
+            <w:tcW w:w="1248" w:type="dxa"/>
           </w:tcPr>
           <w:p>
             <w:pPr>
@@ -5981,19 +5053,29 @@
                 <w:rFonts w:ascii="Times New Roman" w:hAnsi="Times New Roman" w:cs="Times New Roman"/>
               </w:rPr>
             </w:pPr>
+            <w:proofErr w:type="spellStart"/>
             <w:r>
               <w:rPr>
                 <w:rFonts w:ascii="Times New Roman" w:hAnsi="Times New Roman" w:cs="Times New Roman"/>
                 <w:b/>
                 <w:bCs/>
               </w:rPr>
-              <w:t>P_phys (kN)</w:t>
-            </w:r>
-          </w:p>
-        </w:tc>
-        <w:tc>
-          <w:tcPr>
-            <w:tcW w:w="782" w:type="dxa"/>
+              <w:t>P_phys</w:t>
+            </w:r>
+            <w:proofErr w:type="spellEnd"/>
+            <w:r>
+              <w:rPr>
+                <w:rFonts w:ascii="Times New Roman" w:hAnsi="Times New Roman" w:cs="Times New Roman"/>
+                <w:b/>
+                <w:bCs/>
+              </w:rPr>
+              <w:t xml:space="preserve"> (kN)</w:t>
+            </w:r>
+          </w:p>
+        </w:tc>
+        <w:tc>
+          <w:tcPr>
+            <w:tcW w:w="780" w:type="dxa"/>
           </w:tcPr>
           <w:p>
             <w:pPr>
@@ -6020,7 +5102,7 @@
         </w:trPr>
         <w:tc>
           <w:tcPr>
-            <w:tcW w:w="938" w:type="dxa"/>
+            <w:tcW w:w="936" w:type="dxa"/>
           </w:tcPr>
           <w:p>
             <w:pPr>
@@ -6040,7 +5122,7 @@
         </w:tc>
         <w:tc>
           <w:tcPr>
-            <w:tcW w:w="1310" w:type="dxa"/>
+            <w:tcW w:w="1323" w:type="dxa"/>
           </w:tcPr>
           <w:p>
             <w:pPr>
@@ -6054,13 +5136,13 @@
               <w:rPr>
                 <w:rFonts w:ascii="Times New Roman" w:hAnsi="Times New Roman" w:cs="Times New Roman"/>
               </w:rPr>
-              <w:t>Concrete</w:t>
-            </w:r>
-          </w:p>
-        </w:tc>
-        <w:tc>
-          <w:tcPr>
-            <w:tcW w:w="1434" w:type="dxa"/>
+              <w:t>Aluminium</w:t>
+            </w:r>
+          </w:p>
+        </w:tc>
+        <w:tc>
+          <w:tcPr>
+            <w:tcW w:w="1433" w:type="dxa"/>
           </w:tcPr>
           <w:p>
             <w:pPr>
@@ -6080,7 +5162,7 @@
         </w:tc>
         <w:tc>
           <w:tcPr>
-            <w:tcW w:w="938" w:type="dxa"/>
+            <w:tcW w:w="936" w:type="dxa"/>
           </w:tcPr>
           <w:p>
             <w:pPr>
@@ -6100,7 +5182,7 @@
         </w:tc>
         <w:tc>
           <w:tcPr>
-            <w:tcW w:w="886" w:type="dxa"/>
+            <w:tcW w:w="884" w:type="dxa"/>
           </w:tcPr>
           <w:p>
             <w:pPr>
@@ -6120,7 +5202,7 @@
         </w:tc>
         <w:tc>
           <w:tcPr>
-            <w:tcW w:w="730" w:type="dxa"/>
+            <w:tcW w:w="729" w:type="dxa"/>
           </w:tcPr>
           <w:p>
             <w:pPr>
@@ -6140,7 +5222,7 @@
         </w:tc>
         <w:tc>
           <w:tcPr>
-            <w:tcW w:w="1251" w:type="dxa"/>
+            <w:tcW w:w="1248" w:type="dxa"/>
           </w:tcPr>
           <w:p>
             <w:pPr>
@@ -6150,11 +5232,17 @@
                 <w:rFonts w:ascii="Times New Roman" w:hAnsi="Times New Roman" w:cs="Times New Roman"/>
               </w:rPr>
             </w:pPr>
-          </w:p>
-        </w:tc>
-        <w:tc>
-          <w:tcPr>
-            <w:tcW w:w="782" w:type="dxa"/>
+            <w:r>
+              <w:rPr>
+                <w:rFonts w:ascii="Times New Roman" w:hAnsi="Times New Roman" w:cs="Times New Roman"/>
+              </w:rPr>
+              <w:t>11.105</w:t>
+            </w:r>
+          </w:p>
+        </w:tc>
+        <w:tc>
+          <w:tcPr>
+            <w:tcW w:w="780" w:type="dxa"/>
           </w:tcPr>
           <w:p>
             <w:pPr>
@@ -6164,6 +5252,12 @@
                 <w:rFonts w:ascii="Times New Roman" w:hAnsi="Times New Roman" w:cs="Times New Roman"/>
               </w:rPr>
             </w:pPr>
+            <w:r>
+              <w:rPr>
+                <w:rFonts w:ascii="Times New Roman" w:hAnsi="Times New Roman" w:cs="Times New Roman"/>
+              </w:rPr>
+              <w:t>1010.5</w:t>
+            </w:r>
           </w:p>
         </w:tc>
       </w:tr>
@@ -6173,7 +5267,7 @@
         </w:trPr>
         <w:tc>
           <w:tcPr>
-            <w:tcW w:w="938" w:type="dxa"/>
+            <w:tcW w:w="936" w:type="dxa"/>
           </w:tcPr>
           <w:p>
             <w:pPr>
@@ -6193,7 +5287,7 @@
         </w:tc>
         <w:tc>
           <w:tcPr>
-            <w:tcW w:w="1310" w:type="dxa"/>
+            <w:tcW w:w="1323" w:type="dxa"/>
           </w:tcPr>
           <w:p>
             <w:pPr>
@@ -6207,13 +5301,13 @@
               <w:rPr>
                 <w:rFonts w:ascii="Times New Roman" w:hAnsi="Times New Roman" w:cs="Times New Roman"/>
               </w:rPr>
-              <w:t>Wood</w:t>
-            </w:r>
-          </w:p>
-        </w:tc>
-        <w:tc>
-          <w:tcPr>
-            <w:tcW w:w="1434" w:type="dxa"/>
+              <w:t>Aluminium</w:t>
+            </w:r>
+          </w:p>
+        </w:tc>
+        <w:tc>
+          <w:tcPr>
+            <w:tcW w:w="1433" w:type="dxa"/>
           </w:tcPr>
           <w:p>
             <w:pPr>
@@ -6233,7 +5327,7 @@
         </w:tc>
         <w:tc>
           <w:tcPr>
-            <w:tcW w:w="938" w:type="dxa"/>
+            <w:tcW w:w="936" w:type="dxa"/>
           </w:tcPr>
           <w:p>
             <w:pPr>
@@ -6247,13 +5341,13 @@
               <w:rPr>
                 <w:rFonts w:ascii="Times New Roman" w:hAnsi="Times New Roman" w:cs="Times New Roman"/>
               </w:rPr>
-              <w:t>12.38</w:t>
-            </w:r>
-          </w:p>
-        </w:tc>
-        <w:tc>
-          <w:tcPr>
-            <w:tcW w:w="886" w:type="dxa"/>
+              <w:t>12.09</w:t>
+            </w:r>
+          </w:p>
+        </w:tc>
+        <w:tc>
+          <w:tcPr>
+            <w:tcW w:w="884" w:type="dxa"/>
           </w:tcPr>
           <w:p>
             <w:pPr>
@@ -6267,13 +5361,13 @@
               <w:rPr>
                 <w:rFonts w:ascii="Times New Roman" w:hAnsi="Times New Roman" w:cs="Times New Roman"/>
               </w:rPr>
-              <w:t>0.168</w:t>
-            </w:r>
-          </w:p>
-        </w:tc>
-        <w:tc>
-          <w:tcPr>
-            <w:tcW w:w="730" w:type="dxa"/>
+              <w:t>0.128</w:t>
+            </w:r>
+          </w:p>
+        </w:tc>
+        <w:tc>
+          <w:tcPr>
+            <w:tcW w:w="729" w:type="dxa"/>
           </w:tcPr>
           <w:p>
             <w:pPr>
@@ -6287,13 +5381,13 @@
               <w:rPr>
                 <w:rFonts w:ascii="Times New Roman" w:hAnsi="Times New Roman" w:cs="Times New Roman"/>
               </w:rPr>
-              <w:t>2.58</w:t>
-            </w:r>
-          </w:p>
-        </w:tc>
-        <w:tc>
-          <w:tcPr>
-            <w:tcW w:w="1251" w:type="dxa"/>
+              <w:t>2.57</w:t>
+            </w:r>
+          </w:p>
+        </w:tc>
+        <w:tc>
+          <w:tcPr>
+            <w:tcW w:w="1248" w:type="dxa"/>
           </w:tcPr>
           <w:p>
             <w:pPr>
@@ -6303,11 +5397,17 @@
                 <w:rFonts w:ascii="Times New Roman" w:hAnsi="Times New Roman" w:cs="Times New Roman"/>
               </w:rPr>
             </w:pPr>
-          </w:p>
-        </w:tc>
-        <w:tc>
-          <w:tcPr>
-            <w:tcW w:w="782" w:type="dxa"/>
+            <w:r>
+              <w:rPr>
+                <w:rFonts w:ascii="Times New Roman" w:hAnsi="Times New Roman" w:cs="Times New Roman"/>
+              </w:rPr>
+              <w:t>13.901</w:t>
+            </w:r>
+          </w:p>
+        </w:tc>
+        <w:tc>
+          <w:tcPr>
+            <w:tcW w:w="780" w:type="dxa"/>
           </w:tcPr>
           <w:p>
             <w:pPr>
@@ -6317,6 +5417,12 @@
                 <w:rFonts w:ascii="Times New Roman" w:hAnsi="Times New Roman" w:cs="Times New Roman"/>
               </w:rPr>
             </w:pPr>
+            <w:r>
+              <w:rPr>
+                <w:rFonts w:ascii="Times New Roman" w:hAnsi="Times New Roman" w:cs="Times New Roman"/>
+              </w:rPr>
+              <w:t>268.8</w:t>
+            </w:r>
           </w:p>
         </w:tc>
       </w:tr>
@@ -6326,7 +5432,7 @@
         </w:trPr>
         <w:tc>
           <w:tcPr>
-            <w:tcW w:w="938" w:type="dxa"/>
+            <w:tcW w:w="936" w:type="dxa"/>
           </w:tcPr>
           <w:p>
             <w:pPr>
@@ -6346,7 +5452,7 @@
         </w:tc>
         <w:tc>
           <w:tcPr>
-            <w:tcW w:w="1310" w:type="dxa"/>
+            <w:tcW w:w="1323" w:type="dxa"/>
           </w:tcPr>
           <w:p>
             <w:pPr>
@@ -6360,13 +5466,13 @@
               <w:rPr>
                 <w:rFonts w:ascii="Times New Roman" w:hAnsi="Times New Roman" w:cs="Times New Roman"/>
               </w:rPr>
-              <w:t>Wood</w:t>
-            </w:r>
-          </w:p>
-        </w:tc>
-        <w:tc>
-          <w:tcPr>
-            <w:tcW w:w="1434" w:type="dxa"/>
+              <w:t>Aluminium</w:t>
+            </w:r>
+          </w:p>
+        </w:tc>
+        <w:tc>
+          <w:tcPr>
+            <w:tcW w:w="1433" w:type="dxa"/>
           </w:tcPr>
           <w:p>
             <w:pPr>
@@ -6386,7 +5492,7 @@
         </w:tc>
         <w:tc>
           <w:tcPr>
-            <w:tcW w:w="938" w:type="dxa"/>
+            <w:tcW w:w="936" w:type="dxa"/>
           </w:tcPr>
           <w:p>
             <w:pPr>
@@ -6400,13 +5506,13 @@
               <w:rPr>
                 <w:rFonts w:ascii="Times New Roman" w:hAnsi="Times New Roman" w:cs="Times New Roman"/>
               </w:rPr>
-              <w:t>12.08</w:t>
-            </w:r>
-          </w:p>
-        </w:tc>
-        <w:tc>
-          <w:tcPr>
-            <w:tcW w:w="886" w:type="dxa"/>
+              <w:t>12.12</w:t>
+            </w:r>
+          </w:p>
+        </w:tc>
+        <w:tc>
+          <w:tcPr>
+            <w:tcW w:w="884" w:type="dxa"/>
           </w:tcPr>
           <w:p>
             <w:pPr>
@@ -6420,13 +5526,13 @@
               <w:rPr>
                 <w:rFonts w:ascii="Times New Roman" w:hAnsi="Times New Roman" w:cs="Times New Roman"/>
               </w:rPr>
-              <w:t>0.219</w:t>
-            </w:r>
-          </w:p>
-        </w:tc>
-        <w:tc>
-          <w:tcPr>
-            <w:tcW w:w="730" w:type="dxa"/>
+              <w:t>0.137</w:t>
+            </w:r>
+          </w:p>
+        </w:tc>
+        <w:tc>
+          <w:tcPr>
+            <w:tcW w:w="729" w:type="dxa"/>
           </w:tcPr>
           <w:p>
             <w:pPr>
@@ -6440,13 +5546,13 @@
               <w:rPr>
                 <w:rFonts w:ascii="Times New Roman" w:hAnsi="Times New Roman" w:cs="Times New Roman"/>
               </w:rPr>
-              <w:t>2.60</w:t>
-            </w:r>
-          </w:p>
-        </w:tc>
-        <w:tc>
-          <w:tcPr>
-            <w:tcW w:w="1251" w:type="dxa"/>
+              <w:t>2.57</w:t>
+            </w:r>
+          </w:p>
+        </w:tc>
+        <w:tc>
+          <w:tcPr>
+            <w:tcW w:w="1248" w:type="dxa"/>
           </w:tcPr>
           <w:p>
             <w:pPr>
@@ -6456,11 +5562,17 @@
                 <w:rFonts w:ascii="Times New Roman" w:hAnsi="Times New Roman" w:cs="Times New Roman"/>
               </w:rPr>
             </w:pPr>
-          </w:p>
-        </w:tc>
-        <w:tc>
-          <w:tcPr>
-            <w:tcW w:w="782" w:type="dxa"/>
+            <w:r>
+              <w:rPr>
+                <w:rFonts w:ascii="Times New Roman" w:hAnsi="Times New Roman" w:cs="Times New Roman"/>
+              </w:rPr>
+              <w:t>17.509</w:t>
+            </w:r>
+          </w:p>
+        </w:tc>
+        <w:tc>
+          <w:tcPr>
+            <w:tcW w:w="780" w:type="dxa"/>
           </w:tcPr>
           <w:p>
             <w:pPr>
@@ -6470,6 +5582,12 @@
                 <w:rFonts w:ascii="Times New Roman" w:hAnsi="Times New Roman" w:cs="Times New Roman"/>
               </w:rPr>
             </w:pPr>
+            <w:r>
+              <w:rPr>
+                <w:rFonts w:ascii="Times New Roman" w:hAnsi="Times New Roman" w:cs="Times New Roman"/>
+              </w:rPr>
+              <w:t>39.0</w:t>
+            </w:r>
           </w:p>
         </w:tc>
       </w:tr>
@@ -6479,7 +5597,7 @@
         </w:trPr>
         <w:tc>
           <w:tcPr>
-            <w:tcW w:w="938" w:type="dxa"/>
+            <w:tcW w:w="936" w:type="dxa"/>
           </w:tcPr>
           <w:p>
             <w:pPr>
@@ -6499,7 +5617,7 @@
         </w:tc>
         <w:tc>
           <w:tcPr>
-            <w:tcW w:w="1310" w:type="dxa"/>
+            <w:tcW w:w="1323" w:type="dxa"/>
           </w:tcPr>
           <w:p>
             <w:pPr>
@@ -6513,13 +5631,13 @@
               <w:rPr>
                 <w:rFonts w:ascii="Times New Roman" w:hAnsi="Times New Roman" w:cs="Times New Roman"/>
               </w:rPr>
-              <w:t>Wood</w:t>
-            </w:r>
-          </w:p>
-        </w:tc>
-        <w:tc>
-          <w:tcPr>
-            <w:tcW w:w="1434" w:type="dxa"/>
+              <w:t>Aluminium</w:t>
+            </w:r>
+          </w:p>
+        </w:tc>
+        <w:tc>
+          <w:tcPr>
+            <w:tcW w:w="1433" w:type="dxa"/>
           </w:tcPr>
           <w:p>
             <w:pPr>
@@ -6539,7 +5657,7 @@
         </w:tc>
         <w:tc>
           <w:tcPr>
-            <w:tcW w:w="938" w:type="dxa"/>
+            <w:tcW w:w="936" w:type="dxa"/>
           </w:tcPr>
           <w:p>
             <w:pPr>
@@ -6553,13 +5671,13 @@
               <w:rPr>
                 <w:rFonts w:ascii="Times New Roman" w:hAnsi="Times New Roman" w:cs="Times New Roman"/>
               </w:rPr>
-              <w:t>11.30</w:t>
-            </w:r>
-          </w:p>
-        </w:tc>
-        <w:tc>
-          <w:tcPr>
-            <w:tcW w:w="886" w:type="dxa"/>
+              <w:t>12.24</w:t>
+            </w:r>
+          </w:p>
+        </w:tc>
+        <w:tc>
+          <w:tcPr>
+            <w:tcW w:w="884" w:type="dxa"/>
           </w:tcPr>
           <w:p>
             <w:pPr>
@@ -6573,13 +5691,13 @@
               <w:rPr>
                 <w:rFonts w:ascii="Times New Roman" w:hAnsi="Times New Roman" w:cs="Times New Roman"/>
               </w:rPr>
-              <w:t>0.292</w:t>
-            </w:r>
-          </w:p>
-        </w:tc>
-        <w:tc>
-          <w:tcPr>
-            <w:tcW w:w="730" w:type="dxa"/>
+              <w:t>0.152</w:t>
+            </w:r>
+          </w:p>
+        </w:tc>
+        <w:tc>
+          <w:tcPr>
+            <w:tcW w:w="729" w:type="dxa"/>
           </w:tcPr>
           <w:p>
             <w:pPr>
@@ -6593,13 +5711,13 @@
               <w:rPr>
                 <w:rFonts w:ascii="Times New Roman" w:hAnsi="Times New Roman" w:cs="Times New Roman"/>
               </w:rPr>
-              <w:t>2.43</w:t>
-            </w:r>
-          </w:p>
-        </w:tc>
-        <w:tc>
-          <w:tcPr>
-            <w:tcW w:w="1251" w:type="dxa"/>
+              <w:t>2.57</w:t>
+            </w:r>
+          </w:p>
+        </w:tc>
+        <w:tc>
+          <w:tcPr>
+            <w:tcW w:w="1248" w:type="dxa"/>
           </w:tcPr>
           <w:p>
             <w:pPr>
@@ -6609,11 +5727,17 @@
                 <w:rFonts w:ascii="Times New Roman" w:hAnsi="Times New Roman" w:cs="Times New Roman"/>
               </w:rPr>
             </w:pPr>
-          </w:p>
-        </w:tc>
-        <w:tc>
-          <w:tcPr>
-            <w:tcW w:w="782" w:type="dxa"/>
+            <w:r>
+              <w:rPr>
+                <w:rFonts w:ascii="Times New Roman" w:hAnsi="Times New Roman" w:cs="Times New Roman"/>
+              </w:rPr>
+              <w:t>25.973</w:t>
+            </w:r>
+          </w:p>
+        </w:tc>
+        <w:tc>
+          <w:tcPr>
+            <w:tcW w:w="780" w:type="dxa"/>
           </w:tcPr>
           <w:p>
             <w:pPr>
@@ -6623,6 +5747,12 @@
                 <w:rFonts w:ascii="Times New Roman" w:hAnsi="Times New Roman" w:cs="Times New Roman"/>
               </w:rPr>
             </w:pPr>
+            <w:r>
+              <w:rPr>
+                <w:rFonts w:ascii="Times New Roman" w:hAnsi="Times New Roman" w:cs="Times New Roman"/>
+              </w:rPr>
+              <w:t>41.9</w:t>
+            </w:r>
           </w:p>
         </w:tc>
       </w:tr>
@@ -6632,7 +5762,7 @@
         </w:trPr>
         <w:tc>
           <w:tcPr>
-            <w:tcW w:w="938" w:type="dxa"/>
+            <w:tcW w:w="936" w:type="dxa"/>
           </w:tcPr>
           <w:p>
             <w:pPr>
@@ -6652,7 +5782,7 @@
         </w:tc>
         <w:tc>
           <w:tcPr>
-            <w:tcW w:w="1310" w:type="dxa"/>
+            <w:tcW w:w="1323" w:type="dxa"/>
           </w:tcPr>
           <w:p>
             <w:pPr>
@@ -6672,7 +5802,7 @@
         </w:tc>
         <w:tc>
           <w:tcPr>
-            <w:tcW w:w="1434" w:type="dxa"/>
+            <w:tcW w:w="1433" w:type="dxa"/>
           </w:tcPr>
           <w:p>
             <w:pPr>
@@ -6692,7 +5822,7 @@
         </w:tc>
         <w:tc>
           <w:tcPr>
-            <w:tcW w:w="938" w:type="dxa"/>
+            <w:tcW w:w="936" w:type="dxa"/>
           </w:tcPr>
           <w:p>
             <w:pPr>
@@ -6712,7 +5842,7 @@
         </w:tc>
         <w:tc>
           <w:tcPr>
-            <w:tcW w:w="886" w:type="dxa"/>
+            <w:tcW w:w="884" w:type="dxa"/>
           </w:tcPr>
           <w:p>
             <w:pPr>
@@ -6732,7 +5862,7 @@
         </w:tc>
         <w:tc>
           <w:tcPr>
-            <w:tcW w:w="730" w:type="dxa"/>
+            <w:tcW w:w="729" w:type="dxa"/>
           </w:tcPr>
           <w:p>
             <w:pPr>
@@ -6752,7 +5882,7 @@
         </w:tc>
         <w:tc>
           <w:tcPr>
-            <w:tcW w:w="1251" w:type="dxa"/>
+            <w:tcW w:w="1248" w:type="dxa"/>
           </w:tcPr>
           <w:p>
             <w:pPr>
@@ -6762,11 +5892,17 @@
                 <w:rFonts w:ascii="Times New Roman" w:hAnsi="Times New Roman" w:cs="Times New Roman"/>
               </w:rPr>
             </w:pPr>
-          </w:p>
-        </w:tc>
-        <w:tc>
-          <w:tcPr>
-            <w:tcW w:w="782" w:type="dxa"/>
+            <w:r>
+              <w:rPr>
+                <w:rFonts w:ascii="Times New Roman" w:hAnsi="Times New Roman" w:cs="Times New Roman"/>
+              </w:rPr>
+              <w:t>649.371</w:t>
+            </w:r>
+          </w:p>
+        </w:tc>
+        <w:tc>
+          <w:tcPr>
+            <w:tcW w:w="780" w:type="dxa"/>
           </w:tcPr>
           <w:p>
             <w:pPr>
@@ -6776,6 +5912,12 @@
                 <w:rFonts w:ascii="Times New Roman" w:hAnsi="Times New Roman" w:cs="Times New Roman"/>
               </w:rPr>
             </w:pPr>
+            <w:r>
+              <w:rPr>
+                <w:rFonts w:ascii="Times New Roman" w:hAnsi="Times New Roman" w:cs="Times New Roman"/>
+              </w:rPr>
+              <w:t>957.9</w:t>
+            </w:r>
           </w:p>
         </w:tc>
       </w:tr>
@@ -6785,7 +5927,7 @@
         </w:trPr>
         <w:tc>
           <w:tcPr>
-            <w:tcW w:w="938" w:type="dxa"/>
+            <w:tcW w:w="936" w:type="dxa"/>
           </w:tcPr>
           <w:p>
             <w:pPr>
@@ -6805,7 +5947,7 @@
         </w:tc>
         <w:tc>
           <w:tcPr>
-            <w:tcW w:w="1310" w:type="dxa"/>
+            <w:tcW w:w="1323" w:type="dxa"/>
           </w:tcPr>
           <w:p>
             <w:pPr>
@@ -6825,7 +5967,7 @@
         </w:tc>
         <w:tc>
           <w:tcPr>
-            <w:tcW w:w="1434" w:type="dxa"/>
+            <w:tcW w:w="1433" w:type="dxa"/>
           </w:tcPr>
           <w:p>
             <w:pPr>
@@ -6845,7 +5987,7 @@
         </w:tc>
         <w:tc>
           <w:tcPr>
-            <w:tcW w:w="938" w:type="dxa"/>
+            <w:tcW w:w="936" w:type="dxa"/>
           </w:tcPr>
           <w:p>
             <w:pPr>
@@ -6865,7 +6007,7 @@
         </w:tc>
         <w:tc>
           <w:tcPr>
-            <w:tcW w:w="886" w:type="dxa"/>
+            <w:tcW w:w="884" w:type="dxa"/>
           </w:tcPr>
           <w:p>
             <w:pPr>
@@ -6885,7 +6027,7 @@
         </w:tc>
         <w:tc>
           <w:tcPr>
-            <w:tcW w:w="730" w:type="dxa"/>
+            <w:tcW w:w="729" w:type="dxa"/>
           </w:tcPr>
           <w:p>
             <w:pPr>
@@ -6905,7 +6047,7 @@
         </w:tc>
         <w:tc>
           <w:tcPr>
-            <w:tcW w:w="1251" w:type="dxa"/>
+            <w:tcW w:w="1248" w:type="dxa"/>
           </w:tcPr>
           <w:p>
             <w:pPr>
@@ -6915,11 +6057,17 @@
                 <w:rFonts w:ascii="Times New Roman" w:hAnsi="Times New Roman" w:cs="Times New Roman"/>
               </w:rPr>
             </w:pPr>
-          </w:p>
-        </w:tc>
-        <w:tc>
-          <w:tcPr>
-            <w:tcW w:w="782" w:type="dxa"/>
+            <w:r>
+              <w:rPr>
+                <w:rFonts w:ascii="Times New Roman" w:hAnsi="Times New Roman" w:cs="Times New Roman"/>
+              </w:rPr>
+              <w:t>917.498</w:t>
+            </w:r>
+          </w:p>
+        </w:tc>
+        <w:tc>
+          <w:tcPr>
+            <w:tcW w:w="780" w:type="dxa"/>
           </w:tcPr>
           <w:p>
             <w:pPr>
@@ -6929,6 +6077,12 @@
                 <w:rFonts w:ascii="Times New Roman" w:hAnsi="Times New Roman" w:cs="Times New Roman"/>
               </w:rPr>
             </w:pPr>
+            <w:r>
+              <w:rPr>
+                <w:rFonts w:ascii="Times New Roman" w:hAnsi="Times New Roman" w:cs="Times New Roman"/>
+              </w:rPr>
+              <w:t>478.1</w:t>
+            </w:r>
           </w:p>
         </w:tc>
       </w:tr>
@@ -6938,7 +6092,7 @@
         </w:trPr>
         <w:tc>
           <w:tcPr>
-            <w:tcW w:w="938" w:type="dxa"/>
+            <w:tcW w:w="936" w:type="dxa"/>
           </w:tcPr>
           <w:p>
             <w:pPr>
@@ -6958,7 +6112,7 @@
         </w:tc>
         <w:tc>
           <w:tcPr>
-            <w:tcW w:w="1310" w:type="dxa"/>
+            <w:tcW w:w="1323" w:type="dxa"/>
           </w:tcPr>
           <w:p>
             <w:pPr>
@@ -6972,13 +6126,13 @@
               <w:rPr>
                 <w:rFonts w:ascii="Times New Roman" w:hAnsi="Times New Roman" w:cs="Times New Roman"/>
               </w:rPr>
-              <w:t>Composite</w:t>
-            </w:r>
-          </w:p>
-        </w:tc>
-        <w:tc>
-          <w:tcPr>
-            <w:tcW w:w="1434" w:type="dxa"/>
+              <w:t>Aluminium</w:t>
+            </w:r>
+          </w:p>
+        </w:tc>
+        <w:tc>
+          <w:tcPr>
+            <w:tcW w:w="1433" w:type="dxa"/>
           </w:tcPr>
           <w:p>
             <w:pPr>
@@ -6998,7 +6152,7 @@
         </w:tc>
         <w:tc>
           <w:tcPr>
-            <w:tcW w:w="938" w:type="dxa"/>
+            <w:tcW w:w="936" w:type="dxa"/>
           </w:tcPr>
           <w:p>
             <w:pPr>
@@ -7018,7 +6172,7 @@
         </w:tc>
         <w:tc>
           <w:tcPr>
-            <w:tcW w:w="886" w:type="dxa"/>
+            <w:tcW w:w="884" w:type="dxa"/>
           </w:tcPr>
           <w:p>
             <w:pPr>
@@ -7038,7 +6192,7 @@
         </w:tc>
         <w:tc>
           <w:tcPr>
-            <w:tcW w:w="730" w:type="dxa"/>
+            <w:tcW w:w="729" w:type="dxa"/>
           </w:tcPr>
           <w:p>
             <w:pPr>
@@ -7058,7 +6212,7 @@
         </w:tc>
         <w:tc>
           <w:tcPr>
-            <w:tcW w:w="1251" w:type="dxa"/>
+            <w:tcW w:w="1248" w:type="dxa"/>
           </w:tcPr>
           <w:p>
             <w:pPr>
@@ -7068,11 +6222,17 @@
                 <w:rFonts w:ascii="Times New Roman" w:hAnsi="Times New Roman" w:cs="Times New Roman"/>
               </w:rPr>
             </w:pPr>
-          </w:p>
-        </w:tc>
-        <w:tc>
-          <w:tcPr>
-            <w:tcW w:w="782" w:type="dxa"/>
+            <w:r>
+              <w:rPr>
+                <w:rFonts w:ascii="Times New Roman" w:hAnsi="Times New Roman" w:cs="Times New Roman"/>
+              </w:rPr>
+              <w:t>862.979</w:t>
+            </w:r>
+          </w:p>
+        </w:tc>
+        <w:tc>
+          <w:tcPr>
+            <w:tcW w:w="780" w:type="dxa"/>
           </w:tcPr>
           <w:p>
             <w:pPr>
@@ -7082,6 +6242,12 @@
                 <w:rFonts w:ascii="Times New Roman" w:hAnsi="Times New Roman" w:cs="Times New Roman"/>
               </w:rPr>
             </w:pPr>
+            <w:r>
+              <w:rPr>
+                <w:rFonts w:ascii="Times New Roman" w:hAnsi="Times New Roman" w:cs="Times New Roman"/>
+              </w:rPr>
+              <w:t>188.5</w:t>
+            </w:r>
           </w:p>
         </w:tc>
       </w:tr>
@@ -7091,7 +6257,7 @@
         </w:trPr>
         <w:tc>
           <w:tcPr>
-            <w:tcW w:w="938" w:type="dxa"/>
+            <w:tcW w:w="936" w:type="dxa"/>
           </w:tcPr>
           <w:p>
             <w:pPr>
@@ -7111,7 +6277,7 @@
         </w:tc>
         <w:tc>
           <w:tcPr>
-            <w:tcW w:w="1310" w:type="dxa"/>
+            <w:tcW w:w="1323" w:type="dxa"/>
           </w:tcPr>
           <w:p>
             <w:pPr>
@@ -7125,13 +6291,13 @@
               <w:rPr>
                 <w:rFonts w:ascii="Times New Roman" w:hAnsi="Times New Roman" w:cs="Times New Roman"/>
               </w:rPr>
-              <w:t>Composite</w:t>
-            </w:r>
-          </w:p>
-        </w:tc>
-        <w:tc>
-          <w:tcPr>
-            <w:tcW w:w="1434" w:type="dxa"/>
+              <w:t>Aluminium</w:t>
+            </w:r>
+          </w:p>
+        </w:tc>
+        <w:tc>
+          <w:tcPr>
+            <w:tcW w:w="1433" w:type="dxa"/>
           </w:tcPr>
           <w:p>
             <w:pPr>
@@ -7151,7 +6317,7 @@
         </w:tc>
         <w:tc>
           <w:tcPr>
-            <w:tcW w:w="938" w:type="dxa"/>
+            <w:tcW w:w="936" w:type="dxa"/>
           </w:tcPr>
           <w:p>
             <w:pPr>
@@ -7171,7 +6337,7 @@
         </w:tc>
         <w:tc>
           <w:tcPr>
-            <w:tcW w:w="886" w:type="dxa"/>
+            <w:tcW w:w="884" w:type="dxa"/>
           </w:tcPr>
           <w:p>
             <w:pPr>
@@ -7191,7 +6357,7 @@
         </w:tc>
         <w:tc>
           <w:tcPr>
-            <w:tcW w:w="730" w:type="dxa"/>
+            <w:tcW w:w="729" w:type="dxa"/>
           </w:tcPr>
           <w:p>
             <w:pPr>
@@ -7211,7 +6377,7 @@
         </w:tc>
         <w:tc>
           <w:tcPr>
-            <w:tcW w:w="1251" w:type="dxa"/>
+            <w:tcW w:w="1248" w:type="dxa"/>
           </w:tcPr>
           <w:p>
             <w:pPr>
@@ -7221,11 +6387,17 @@
                 <w:rFonts w:ascii="Times New Roman" w:hAnsi="Times New Roman" w:cs="Times New Roman"/>
               </w:rPr>
             </w:pPr>
-          </w:p>
-        </w:tc>
-        <w:tc>
-          <w:tcPr>
-            <w:tcW w:w="782" w:type="dxa"/>
+            <w:r>
+              <w:rPr>
+                <w:rFonts w:ascii="Times New Roman" w:hAnsi="Times New Roman" w:cs="Times New Roman"/>
+              </w:rPr>
+              <w:t>1341.13</w:t>
+            </w:r>
+          </w:p>
+        </w:tc>
+        <w:tc>
+          <w:tcPr>
+            <w:tcW w:w="780" w:type="dxa"/>
           </w:tcPr>
           <w:p>
             <w:pPr>
@@ -7235,6 +6407,12 @@
                 <w:rFonts w:ascii="Times New Roman" w:hAnsi="Times New Roman" w:cs="Times New Roman"/>
               </w:rPr>
             </w:pPr>
+            <w:r>
+              <w:rPr>
+                <w:rFonts w:ascii="Times New Roman" w:hAnsi="Times New Roman" w:cs="Times New Roman"/>
+              </w:rPr>
+              <w:t>73.4</w:t>
+            </w:r>
           </w:p>
         </w:tc>
       </w:tr>
@@ -7244,7 +6422,7 @@
         </w:trPr>
         <w:tc>
           <w:tcPr>
-            <w:tcW w:w="938" w:type="dxa"/>
+            <w:tcW w:w="936" w:type="dxa"/>
           </w:tcPr>
           <w:p>
             <w:pPr>
@@ -7264,7 +6442,7 @@
         </w:tc>
         <w:tc>
           <w:tcPr>
-            <w:tcW w:w="1310" w:type="dxa"/>
+            <w:tcW w:w="1323" w:type="dxa"/>
           </w:tcPr>
           <w:p>
             <w:pPr>
@@ -7278,13 +6456,13 @@
               <w:rPr>
                 <w:rFonts w:ascii="Times New Roman" w:hAnsi="Times New Roman" w:cs="Times New Roman"/>
               </w:rPr>
-              <w:t>Composite</w:t>
-            </w:r>
-          </w:p>
-        </w:tc>
-        <w:tc>
-          <w:tcPr>
-            <w:tcW w:w="1434" w:type="dxa"/>
+              <w:t>Aluminium</w:t>
+            </w:r>
+          </w:p>
+        </w:tc>
+        <w:tc>
+          <w:tcPr>
+            <w:tcW w:w="1433" w:type="dxa"/>
           </w:tcPr>
           <w:p>
             <w:pPr>
@@ -7304,7 +6482,7 @@
         </w:tc>
         <w:tc>
           <w:tcPr>
-            <w:tcW w:w="938" w:type="dxa"/>
+            <w:tcW w:w="936" w:type="dxa"/>
           </w:tcPr>
           <w:p>
             <w:pPr>
@@ -7324,7 +6502,7 @@
         </w:tc>
         <w:tc>
           <w:tcPr>
-            <w:tcW w:w="886" w:type="dxa"/>
+            <w:tcW w:w="884" w:type="dxa"/>
           </w:tcPr>
           <w:p>
             <w:pPr>
@@ -7344,7 +6522,7 @@
         </w:tc>
         <w:tc>
           <w:tcPr>
-            <w:tcW w:w="730" w:type="dxa"/>
+            <w:tcW w:w="729" w:type="dxa"/>
           </w:tcPr>
           <w:p>
             <w:pPr>
@@ -7364,7 +6542,7 @@
         </w:tc>
         <w:tc>
           <w:tcPr>
-            <w:tcW w:w="1251" w:type="dxa"/>
+            <w:tcW w:w="1248" w:type="dxa"/>
           </w:tcPr>
           <w:p>
             <w:pPr>
@@ -7374,11 +6552,17 @@
                 <w:rFonts w:ascii="Times New Roman" w:hAnsi="Times New Roman" w:cs="Times New Roman"/>
               </w:rPr>
             </w:pPr>
-          </w:p>
-        </w:tc>
-        <w:tc>
-          <w:tcPr>
-            <w:tcW w:w="782" w:type="dxa"/>
+            <w:r>
+              <w:rPr>
+                <w:rFonts w:ascii="Times New Roman" w:hAnsi="Times New Roman" w:cs="Times New Roman"/>
+              </w:rPr>
+              <w:t>961.165</w:t>
+            </w:r>
+          </w:p>
+        </w:tc>
+        <w:tc>
+          <w:tcPr>
+            <w:tcW w:w="780" w:type="dxa"/>
           </w:tcPr>
           <w:p>
             <w:pPr>
@@ -7388,6 +6572,12 @@
                 <w:rFonts w:ascii="Times New Roman" w:hAnsi="Times New Roman" w:cs="Times New Roman"/>
               </w:rPr>
             </w:pPr>
+            <w:r>
+              <w:rPr>
+                <w:rFonts w:ascii="Times New Roman" w:hAnsi="Times New Roman" w:cs="Times New Roman"/>
+              </w:rPr>
+              <w:t>51.9</w:t>
+            </w:r>
           </w:p>
         </w:tc>
       </w:tr>
@@ -7410,64 +6600,96 @@
         <w:rPr>
           <w:rFonts w:ascii="Times New Roman" w:hAnsi="Times New Roman" w:cs="Times New Roman"/>
         </w:rPr>
-        <w:t xml:space="preserve">This research provides three important results each with significant implications on the practice of ML-based structural engineering. Finding 1 -- Tabular structural data derived from physics has been proven to be best predicted with ensemble methods. GBR and RF dominate forward benchmark by a large margin (R2 = 0.999 vs R 2 [?] =0.47 TabNet). It is in agreement with Thai (2022), Naser et al. (2021), and Sandeep et al. (2023), and is explained by mechanics due </w:t>
+        <w:t>The study offers three valuable findings that have important implications on how ML-based structural engineering should be carried out. Finding 1 - Structural data These are tabular data produced by physics, which has been found to be best predicted using ensemble techniques. GBR and RF control forward benchmark in large percentage (R2 = 0.999 vs R2 =0.</w:t>
+      </w:r>
+      <w:r>
+        <w:rPr>
+          <w:rFonts w:ascii="Times New Roman" w:hAnsi="Times New Roman" w:cs="Times New Roman"/>
+        </w:rPr>
+        <w:t>8828</w:t>
+      </w:r>
+      <w:r>
+        <w:rPr>
+          <w:rFonts w:ascii="Times New Roman" w:hAnsi="Times New Roman" w:cs="Times New Roman"/>
+        </w:rPr>
+        <w:t xml:space="preserve"> TabNet). It coincides with Thai (2022), Naser et al. (2021), and Sandeep et al. (2023), and can be explained by mechanics because the load function under consideration is of piecewise min nature. The implication of the practitioner is rather palpable: input patterns (astronomically) based on physics (P</w:t>
+      </w:r>
+      <w:r>
+        <w:rPr>
+          <w:rFonts w:ascii="Times New Roman" w:hAnsi="Times New Roman" w:cs="Times New Roman"/>
+        </w:rPr>
+        <w:t>_</w:t>
+      </w:r>
+      <w:r>
+        <w:rPr>
+          <w:rFonts w:ascii="Times New Roman" w:hAnsi="Times New Roman" w:cs="Times New Roman"/>
+        </w:rPr>
+        <w:t>bending, P</w:t>
+      </w:r>
+      <w:r>
+        <w:rPr>
+          <w:rFonts w:ascii="Times New Roman" w:hAnsi="Times New Roman" w:cs="Times New Roman"/>
+        </w:rPr>
+        <w:t>_</w:t>
+      </w:r>
+      <w:r>
+        <w:rPr>
+          <w:rFonts w:ascii="Times New Roman" w:hAnsi="Times New Roman" w:cs="Times New Roman"/>
+        </w:rPr>
+        <w:t>shear, P</w:t>
+      </w:r>
+      <w:r>
+        <w:rPr>
+          <w:rFonts w:ascii="Times New Roman" w:hAnsi="Times New Roman" w:cs="Times New Roman"/>
+        </w:rPr>
+        <w:t>_deflection</w:t>
+      </w:r>
+      <w:r>
+        <w:rPr>
+          <w:rFonts w:ascii="Times New Roman" w:hAnsi="Times New Roman" w:cs="Times New Roman"/>
+        </w:rPr>
+        <w:t xml:space="preserve">) must be the inputs to tree ensembles which provide virtually accurate predictions, and be the default model. Interpretable TabNets The benefit of the finding 2 TabNets interpretability TabNets is also that they can be interpretable without being accurate. Unlike SHAP (a post-hoc model that also requires a separate computational step), TabNet provides features attribution at the time of prediction of attention masks. Such natural transparency, which features on the input the model insisted on to come up with a particular beam, is practical in other respects than what measures of accuracy might tell even in a regulatory or safety critical environment (where all structural design choices must be auditable). Future activities can be connected to research of hybrid architecture that is the TabNet attention with the ensemble level accuracy. The TNN inverse framework 3: TNN inverse framework constitutes the one-to-many-structure grading of inverse design that requires certain improvements in case of steel specimens. The TNN has an average error of 1,014.8 and the least error of 29.39 (INV-24, target 1,457 kN) and the k-NN baseline has an average error of 634.6 and a median error of 90.51. The k-NN lower median is an indication of the one it uses in respect to known training materials, whereas TNN creates novel designs. The steel-range error (INV-05 onwards to INV-18: error 364% to 2963) is the evidence of a </w:t>
       </w:r>
       <w:r>
         <w:rPr>
           <w:rFonts w:ascii="Times New Roman" w:hAnsi="Times New Roman" w:cs="Times New Roman"/>
         </w:rPr>
         <w:lastRenderedPageBreak/>
-        <w:t>to the piecewise min characteristic of the load function under consideration. The practitioner implication is quite obvious: feature inputs (astronomically) derived from physics (P</w:t>
-      </w:r>
-      <w:r>
-        <w:rPr>
-          <w:rFonts w:ascii="Times New Roman" w:hAnsi="Times New Roman" w:cs="Times New Roman"/>
-        </w:rPr>
-        <w:t>_b</w:t>
-      </w:r>
-      <w:r>
-        <w:rPr>
-          <w:rFonts w:ascii="Times New Roman" w:hAnsi="Times New Roman" w:cs="Times New Roman"/>
-        </w:rPr>
-        <w:t>ending, P</w:t>
-      </w:r>
-      <w:r>
-        <w:rPr>
-          <w:rFonts w:ascii="Times New Roman" w:hAnsi="Times New Roman" w:cs="Times New Roman"/>
-        </w:rPr>
-        <w:t>_s</w:t>
-      </w:r>
-      <w:r>
-        <w:rPr>
-          <w:rFonts w:ascii="Times New Roman" w:hAnsi="Times New Roman" w:cs="Times New Roman"/>
-        </w:rPr>
-        <w:t>hear, P</w:t>
-      </w:r>
-      <w:r>
-        <w:rPr>
-          <w:rFonts w:ascii="Times New Roman" w:hAnsi="Times New Roman" w:cs="Times New Roman"/>
-        </w:rPr>
-        <w:t>_d</w:t>
-      </w:r>
-      <w:r>
-        <w:rPr>
-          <w:rFonts w:ascii="Times New Roman" w:hAnsi="Times New Roman" w:cs="Times New Roman"/>
-        </w:rPr>
-        <w:t>eflection) should be used as inputs to tree ensembles, which offer virtually precise predictions and should be used as the default model. Finding 2 TabNets interpretability TabNets also have the advantage of being interpretable without being accurate. In contrast to SHAP (a post-hoc model that also needs a separate compute step), attention mask prediction-time feature attribution is offered by TabNet. This inherent transparency, indicating which input features the model paid attention to produce a given beam, is useful in practical terms besides measures of accuracy even in a regulatory or safety critical context (where every structural design decision has to be auditable). Future directions could include studies on hybrid architecture comprising the TabNet attention with the ensemble level accuracy. The TNN inverse framework 3: The TNN inverse framework is the one-to-many-structure of inverse design which needs specific enhancements with steel specimens. The median MAPE of the TNN (83.8%) and k-NN (92.5%) depicted that the learned generative model is better than learning prediction based on simple retrieval with respect to the central tendency of inverse predictions. The steel-range failure (INV-14 to INV-18: errors 364-958), however, shows that the inverse MLP of TNN overfits capacity on the steel material space - which was already identified to be a limitation of unconstrained generative models (Liu et al., 2018). It is suggested to use two remedies: (i) material-conditioned training, where the separate inverse networks are trained according to the material classes; and (ii) instead of TNN, use a Conditional Variational Autoencoder (cVAE) [Kingma and Welling, 2014; Sohn et al., 2015; Gallet et al., 2024], which is trained to model a full distribution P(</w:t>
+        <w:t>material-space boundary effect: steel beam sizes of reasonable scale are well below low-kN targets, a limitation of the metals-only material limit. Both findings are independently supported by Autodesk Fusion 360 FEA cross-validation where INV-25 safety factors 3.54 with serviceability load applied that the structural adequacy test, and the deflection failure (displacement 68566 mm compared to L/360 2334 mm) test show that the TNN loss functional did not punish the serviceability constraint during training. Two remedies are proposed: (</w:t>
       </w:r>
       <w:proofErr w:type="spellStart"/>
       <w:r>
         <w:rPr>
           <w:rFonts w:ascii="Times New Roman" w:hAnsi="Times New Roman" w:cs="Times New Roman"/>
         </w:rPr>
-        <w:t>th</w:t>
+        <w:t>i</w:t>
       </w:r>
       <w:proofErr w:type="spellEnd"/>
       <w:r>
         <w:rPr>
           <w:rFonts w:ascii="Times New Roman" w:hAnsi="Times New Roman" w:cs="Times New Roman"/>
         </w:rPr>
-        <w:t xml:space="preserve"> P) allowing to generate various, yet physically feasible, samples.</w:t>
+        <w:t xml:space="preserve">) material-conditioned training, in which separate inverse networks are trained on different material classes (ii) instead of TNN, a Conditional Variational Autoencoder (cVAE) [Kingma and Welling, 2013; Sohn et al., 2015; Gallet et al., 2024] can be used as it models a full distribution </w:t>
+      </w:r>
+      <w:proofErr w:type="gramStart"/>
+      <w:r>
+        <w:rPr>
+          <w:rFonts w:ascii="Times New Roman" w:hAnsi="Times New Roman" w:cs="Times New Roman"/>
+        </w:rPr>
+        <w:t>P(</w:t>
+      </w:r>
+      <w:proofErr w:type="gramEnd"/>
+      <w:r>
+        <w:rPr>
+          <w:rFonts w:ascii="Times New Roman" w:hAnsi="Times New Roman" w:cs="Times New Roman"/>
+        </w:rPr>
+        <w:t>parameters load</w:t>
+      </w:r>
+      <w:r>
+        <w:rPr>
+          <w:rFonts w:ascii="Times New Roman" w:hAnsi="Times New Roman" w:cs="Times New Roman"/>
+        </w:rPr>
+        <w:t>) and generates a wide variety of physically feasible designs. The third option is to codify the L/360 serviceability constraint into the TNN loss, or to impose Physics-Informed Neural Networks (Raissi et al., 2019) in the process of inverse generation.</w:t>
       </w:r>
     </w:p>
     <w:p>
@@ -7489,208 +6711,10 @@
     </w:p>
     <w:p>
       <w:pPr>
-        <w:jc w:val="both"/>
-        <w:rPr>
-          <w:rFonts w:ascii="Times New Roman" w:hAnsi="Times New Roman" w:cs="Times New Roman"/>
-        </w:rPr>
-      </w:pPr>
-      <w:r>
-        <w:rPr>
-          <w:rFonts w:ascii="Times New Roman" w:hAnsi="Times New Roman" w:cs="Times New Roman"/>
-        </w:rPr>
-        <w:t>It is the first multi-material multi-cross-section ML benchmark that is used to simultaneously predict the structural beam capacities and inverse prediction of the parameters by leveraging the forward prediction as a part of an inverse generative architecture within a single experimental pipeline. The key conclusions are:</w:t>
-      </w:r>
-    </w:p>
-    <w:p>
-      <w:pPr>
-        <w:jc w:val="both"/>
-        <w:rPr>
-          <w:rFonts w:ascii="Times New Roman" w:hAnsi="Times New Roman" w:cs="Times New Roman"/>
-        </w:rPr>
-      </w:pPr>
-      <w:r>
-        <w:rPr>
-          <w:rFonts w:ascii="Times New Roman" w:hAnsi="Times New Roman" w:cs="Times New Roman"/>
-        </w:rPr>
-        <w:t xml:space="preserve">(1) Forward prediction: </w:t>
-      </w:r>
-      <w:r>
-        <w:rPr>
-          <w:rFonts w:ascii="Times New Roman" w:hAnsi="Times New Roman" w:cs="Times New Roman"/>
-        </w:rPr>
-        <w:t>Extra trees showed a better result having R</w:t>
-      </w:r>
-      <w:r>
-        <w:rPr>
-          <w:rFonts w:ascii="Times New Roman" w:hAnsi="Times New Roman" w:cs="Times New Roman"/>
-          <w:vertAlign w:val="superscript"/>
-        </w:rPr>
-        <w:t>2</w:t>
-      </w:r>
-      <w:r>
-        <w:rPr>
-          <w:rFonts w:ascii="Times New Roman" w:hAnsi="Times New Roman" w:cs="Times New Roman"/>
-        </w:rPr>
-        <w:t xml:space="preserve"> = 0.9977 </w:t>
-      </w:r>
-      <w:proofErr w:type="gramStart"/>
-      <w:r>
-        <w:rPr>
-          <w:rFonts w:ascii="Times New Roman" w:hAnsi="Times New Roman" w:cs="Times New Roman"/>
-        </w:rPr>
-        <w:t>and  MAPE</w:t>
-      </w:r>
-      <w:proofErr w:type="gramEnd"/>
-      <w:r>
-        <w:rPr>
-          <w:rFonts w:ascii="Times New Roman" w:hAnsi="Times New Roman" w:cs="Times New Roman"/>
-        </w:rPr>
-        <w:t xml:space="preserve"> = 3.48%. </w:t>
-      </w:r>
-      <w:r>
-        <w:rPr>
-          <w:rFonts w:ascii="Times New Roman" w:hAnsi="Times New Roman" w:cs="Times New Roman"/>
-        </w:rPr>
-        <w:t xml:space="preserve">It is the most accurate comparing all the seven models. It is common to observe tree-based ensembles (GBR, RF, ET) to do significantly better the neural networks in physics re-derived tabular data because this fits piecewise </w:t>
-      </w:r>
-      <w:r>
-        <w:rPr>
-          <w:rFonts w:ascii="Times New Roman" w:hAnsi="Times New Roman" w:cs="Times New Roman"/>
-        </w:rPr>
-        <w:t>min (</w:t>
-      </w:r>
-      <w:r>
-        <w:rPr>
-          <w:rFonts w:ascii="Times New Roman" w:hAnsi="Times New Roman" w:cs="Times New Roman"/>
-        </w:rPr>
-        <w:t>) that rules out physics.</w:t>
-      </w:r>
-    </w:p>
-    <w:p>
-      <w:pPr>
-        <w:jc w:val="both"/>
-        <w:rPr>
-          <w:rFonts w:ascii="Times New Roman" w:hAnsi="Times New Roman" w:cs="Times New Roman"/>
-        </w:rPr>
-      </w:pPr>
-      <w:r>
-        <w:rPr>
-          <w:rFonts w:ascii="Times New Roman" w:hAnsi="Times New Roman" w:cs="Times New Roman"/>
-        </w:rPr>
-        <w:t xml:space="preserve">(2) Importance of features SHAP analysis validates beam thickness predictive of all materials, cross-sections: beam thickness represents the strongest structural predictor of the moment of inertia (I </w:t>
-      </w:r>
-      <w:r>
-        <w:rPr>
-          <w:rFonts w:ascii="Times New Roman" w:hAnsi="Times New Roman" w:cs="Times New Roman"/>
-        </w:rPr>
-        <w:t>=</w:t>
-      </w:r>
-      <w:r>
-        <w:rPr>
-          <w:rFonts w:ascii="Times New Roman" w:hAnsi="Times New Roman" w:cs="Times New Roman"/>
-        </w:rPr>
-        <w:t xml:space="preserve"> t</w:t>
-      </w:r>
-      <w:r>
-        <w:rPr>
-          <w:rFonts w:ascii="Times New Roman" w:hAnsi="Times New Roman" w:cs="Times New Roman"/>
-          <w:vertAlign w:val="superscript"/>
-        </w:rPr>
-        <w:t>4</w:t>
-      </w:r>
-      <w:r>
-        <w:rPr>
-          <w:rFonts w:ascii="Times New Roman" w:hAnsi="Times New Roman" w:cs="Times New Roman"/>
-        </w:rPr>
-        <w:t>) and weaker structural predictors. This observation holds well with all ensemble models.</w:t>
-      </w:r>
-    </w:p>
-    <w:p>
-      <w:pPr>
-        <w:jc w:val="both"/>
-        <w:rPr>
-          <w:rFonts w:ascii="Times New Roman" w:hAnsi="Times New Roman" w:cs="Times New Roman"/>
-        </w:rPr>
-      </w:pPr>
-      <w:r>
-        <w:rPr>
-          <w:rFonts w:ascii="Times New Roman" w:hAnsi="Times New Roman" w:cs="Times New Roman"/>
-        </w:rPr>
-        <w:t>(3) Interpretability TabNet gives intrinsic per-sample attention-based interpretability, whereas SHAP offers post-hoc global and local attribution to black-box ensemble models - a combination resulting in a global interpretability framework.</w:t>
-      </w:r>
-    </w:p>
-    <w:p>
-      <w:pPr>
-        <w:jc w:val="both"/>
-        <w:rPr>
-          <w:rFonts w:ascii="Times New Roman" w:hAnsi="Times New Roman" w:cs="Times New Roman"/>
-        </w:rPr>
-      </w:pPr>
-      <w:r>
-        <w:rPr>
-          <w:rFonts w:ascii="Times New Roman" w:hAnsi="Times New Roman" w:cs="Times New Roman"/>
-        </w:rPr>
-        <w:t xml:space="preserve">(4) Inverse design: It has been shown that learned generative models are better than retrieval baselines with physics-verified median MAPE of 83.8% (compared to 92.5% using k-NN). </w:t>
-      </w:r>
-      <w:r>
-        <w:rPr>
-          <w:rFonts w:ascii="Times New Roman" w:hAnsi="Times New Roman" w:cs="Times New Roman"/>
-        </w:rPr>
-        <w:lastRenderedPageBreak/>
-        <w:t xml:space="preserve">There is deterioration in the performance of steel specimens (MAPE up to </w:t>
-      </w:r>
-      <w:r>
-        <w:rPr>
-          <w:rFonts w:ascii="Times New Roman" w:hAnsi="Times New Roman" w:cs="Times New Roman"/>
-        </w:rPr>
-        <w:t>____</w:t>
-      </w:r>
-      <w:r>
-        <w:rPr>
-          <w:rFonts w:ascii="Times New Roman" w:hAnsi="Times New Roman" w:cs="Times New Roman"/>
-        </w:rPr>
-        <w:t xml:space="preserve">) and an increase in the performance of high-load targets (composite) (minimum MAPE = </w:t>
-      </w:r>
-      <w:r>
-        <w:rPr>
-          <w:rFonts w:ascii="Times New Roman" w:hAnsi="Times New Roman" w:cs="Times New Roman"/>
-        </w:rPr>
-        <w:t>_____</w:t>
-      </w:r>
-      <w:r>
-        <w:rPr>
-          <w:rFonts w:ascii="Times New Roman" w:hAnsi="Times New Roman" w:cs="Times New Roman"/>
-        </w:rPr>
-        <w:t>%).</w:t>
-      </w:r>
-    </w:p>
-    <w:p>
-      <w:pPr>
-        <w:jc w:val="both"/>
-        <w:rPr>
-          <w:rFonts w:ascii="Times New Roman" w:hAnsi="Times New Roman" w:cs="Times New Roman"/>
-        </w:rPr>
-      </w:pPr>
-      <w:r>
-        <w:rPr>
-          <w:rFonts w:ascii="Times New Roman" w:hAnsi="Times New Roman" w:cs="Times New Roman"/>
-        </w:rPr>
-        <w:t>Future directions will: (i) incorporate a cVAE to make a complete one-to-many inverse distribution; (ii) extend to dynamic and fatigue loading (iii) validate against physical FEA experiments in Autodesk Fusion 360 to make forward and inverse predictions; (iv) consider Physics-Informed Neural Networks (</w:t>
-      </w:r>
-      <w:proofErr w:type="spellStart"/>
-      <w:r>
-        <w:rPr>
-          <w:rFonts w:ascii="Times New Roman" w:hAnsi="Times New Roman" w:cs="Times New Roman"/>
-        </w:rPr>
-        <w:t>Raissi</w:t>
-      </w:r>
-      <w:proofErr w:type="spellEnd"/>
-      <w:r>
-        <w:rPr>
-          <w:rFonts w:ascii="Times New Roman" w:hAnsi="Times New Roman" w:cs="Times New Roman"/>
-        </w:rPr>
-        <w:t xml:space="preserve"> et al., 2019) to have constraint-added information in inverse generation.</w:t>
-      </w:r>
+        <w:rPr>
+          <w:rFonts w:ascii="Times New Roman" w:hAnsi="Times New Roman" w:cs="Times New Roman"/>
+        </w:rPr>
+      </w:pPr>
     </w:p>
     <w:p>
       <w:pPr>
@@ -7700,6 +6724,91 @@
           <w:bCs/>
         </w:rPr>
       </w:pPr>
+      <w:r>
+        <w:rPr>
+          <w:rFonts w:ascii="Times New Roman" w:hAnsi="Times New Roman" w:cs="Times New Roman"/>
+        </w:rPr>
+        <w:t xml:space="preserve">It is the initial multi-material multi-cross-section ML benchmark that is used to estimate the structural beam capacities and inverse prediction of the parameters simultaneously leveraging the forward prediction as a component of an inverse generative architecture with a use of one experimental pipeline. The most significant conclusions are the following. Extra Trees had a better performance with R 2 = 0.9977 and MAPE =3.48 percent in forward prediction, thus became the most accurate out of seven other models. It is also typical to find that tree-based ensemble (GBR, RF, ET) perform considerably well in physics re-derived tabular data due to the fact it fits the piecewise min that is inherently governing the physics. Concerning the significance of </w:t>
+      </w:r>
+      <w:r>
+        <w:rPr>
+          <w:rFonts w:ascii="Times New Roman" w:hAnsi="Times New Roman" w:cs="Times New Roman"/>
+        </w:rPr>
+        <w:t>features</w:t>
+      </w:r>
+      <w:r>
+        <w:rPr>
+          <w:rFonts w:ascii="Times New Roman" w:hAnsi="Times New Roman" w:cs="Times New Roman"/>
+        </w:rPr>
+        <w:t>, SHAP analysis proves that P</w:t>
+      </w:r>
+      <w:r>
+        <w:rPr>
+          <w:rFonts w:ascii="Times New Roman" w:hAnsi="Times New Roman" w:cs="Times New Roman"/>
+        </w:rPr>
+        <w:t>_</w:t>
+      </w:r>
+      <w:r>
+        <w:rPr>
+          <w:rFonts w:ascii="Times New Roman" w:hAnsi="Times New Roman" w:cs="Times New Roman"/>
+        </w:rPr>
+        <w:t>min</w:t>
+      </w:r>
+      <w:r>
+        <w:rPr>
+          <w:rFonts w:ascii="Times New Roman" w:hAnsi="Times New Roman" w:cs="Times New Roman"/>
+        </w:rPr>
+        <w:t>_</w:t>
+      </w:r>
+      <w:r>
+        <w:rPr>
+          <w:rFonts w:ascii="Times New Roman" w:hAnsi="Times New Roman" w:cs="Times New Roman"/>
+        </w:rPr>
+        <w:t>physics = min (P</w:t>
+      </w:r>
+      <w:r>
+        <w:rPr>
+          <w:rFonts w:ascii="Times New Roman" w:hAnsi="Times New Roman" w:cs="Times New Roman"/>
+        </w:rPr>
+        <w:t>_</w:t>
+      </w:r>
+      <w:r>
+        <w:rPr>
+          <w:rFonts w:ascii="Times New Roman" w:hAnsi="Times New Roman" w:cs="Times New Roman"/>
+        </w:rPr>
+        <w:t>bending, P</w:t>
+      </w:r>
+      <w:r>
+        <w:rPr>
+          <w:rFonts w:ascii="Times New Roman" w:hAnsi="Times New Roman" w:cs="Times New Roman"/>
+        </w:rPr>
+        <w:t>_</w:t>
+      </w:r>
+      <w:r>
+        <w:rPr>
+          <w:rFonts w:ascii="Times New Roman" w:hAnsi="Times New Roman" w:cs="Times New Roman"/>
+        </w:rPr>
+        <w:t>shear, P</w:t>
+      </w:r>
+      <w:r>
+        <w:rPr>
+          <w:rFonts w:ascii="Times New Roman" w:hAnsi="Times New Roman" w:cs="Times New Roman"/>
+        </w:rPr>
+        <w:t>_</w:t>
+      </w:r>
+      <w:r>
+        <w:rPr>
+          <w:rFonts w:ascii="Times New Roman" w:hAnsi="Times New Roman" w:cs="Times New Roman"/>
+        </w:rPr>
+        <w:t xml:space="preserve">deflection) is the most significant predictor (MDI = 1.000, SHAP values -4 to +4) in all materials and cross-sections, though the beam thickness is physically significant as the determinant of moment of inertia (I = t -4 ) that is consistent in all ensemble models. TabNet provides intrinsic attention-based interpretability over individual samples on interpretability, in contrast to SHAP on interpretability, providing post-hoc global and local interpretability attribution to black-box ensemble models with a collaborative result of forming a broad interpretability framework. In with respect to inverse design, it has been demonstrated that learned generative models are superior to retrieval baselines with physics-verified median MAPE of 853.78% compared to 90.51% using k-NN, with TNN realizing a minimum physics-verified error of 29.39% (INV-24, target = 1457 kN) at high load condition, and decreases in Steel specimens (MAPE up to 2,962.6% using INV-05, target = 3 These results are reproducibly evaluated by Autodesk Fusion 360 FEA and the single constraint of L/360 services serviceability is defined as the main design aspect of the training that needs to be incorporated into TNN training in the future. Recent developments will involve the inclusion of a cVAE to learn the full one-to-many inverse distribution P(parameters|load) and will model dynamic and fatigue loading, will impose the L/360 serviceability constraint directly in the loss function of the TNN or will also use Physics-Informed Neural Networks (Raissi et al., 2019) to enforce hard physical constraints during inverse generation and will generalize </w:t>
+      </w:r>
+      <w:r>
+        <w:rPr>
+          <w:rFonts w:ascii="Times New Roman" w:hAnsi="Times New Roman" w:cs="Times New Roman"/>
+        </w:rPr>
+        <w:lastRenderedPageBreak/>
+        <w:t>FEA cross-validation to the full 25-sample set using parametric studies to find the load at first yield.</w:t>
+      </w:r>
     </w:p>
     <w:p>
       <w:pPr>
@@ -7755,594 +6864,404 @@
         <w:rPr>
           <w:rFonts w:ascii="Times New Roman" w:hAnsi="Times New Roman" w:cs="Times New Roman"/>
         </w:rPr>
-        <w:t xml:space="preserve">Tapeh, A. T. G., &amp; Naser, M. Z. (2023). Artificial intelligence, machine learning, and deep learning in structural engineering: a </w:t>
+        <w:t>Tapeh, A. T. G., &amp; Naser, M. Z. (2023). Artificial intelligence, machine learning, and deep learning in structural engineering: a scientometrics review of trends and best practices. Archives of Computational Methods in Engineering, 30(1), 115-159.</w:t>
+      </w:r>
+    </w:p>
+    <w:p>
+      <w:pPr>
+        <w:spacing w:after="0"/>
+        <w:jc w:val="both"/>
+        <w:rPr>
+          <w:rFonts w:ascii="Times New Roman" w:hAnsi="Times New Roman" w:cs="Times New Roman"/>
+        </w:rPr>
+      </w:pPr>
+    </w:p>
+    <w:p>
+      <w:pPr>
+        <w:spacing w:after="0"/>
+        <w:jc w:val="both"/>
+        <w:rPr>
+          <w:rFonts w:ascii="Times New Roman" w:hAnsi="Times New Roman" w:cs="Times New Roman"/>
+        </w:rPr>
+      </w:pPr>
+      <w:r>
+        <w:rPr>
+          <w:rFonts w:ascii="Times New Roman" w:hAnsi="Times New Roman" w:cs="Times New Roman"/>
+        </w:rPr>
+        <w:t>Mazdarani, M. J. H., Vaez, S. R. H., Hosseini, P., &amp; Fathali, M. A. (2023, January). Reliability-based layout optimization of concentrically braced in 3D steel frames. In Structures (Vol. 47, pp. 1094-1112). Elsevier.</w:t>
+      </w:r>
+    </w:p>
+    <w:p>
+      <w:pPr>
+        <w:spacing w:after="0"/>
+        <w:jc w:val="both"/>
+        <w:rPr>
+          <w:rFonts w:ascii="Times New Roman" w:hAnsi="Times New Roman" w:cs="Times New Roman"/>
+        </w:rPr>
+      </w:pPr>
+    </w:p>
+    <w:p>
+      <w:pPr>
+        <w:spacing w:after="0"/>
+        <w:jc w:val="both"/>
+        <w:rPr>
+          <w:rFonts w:ascii="Times New Roman" w:hAnsi="Times New Roman" w:cs="Times New Roman"/>
+        </w:rPr>
+      </w:pPr>
+      <w:r>
+        <w:rPr>
+          <w:rFonts w:ascii="Times New Roman" w:hAnsi="Times New Roman" w:cs="Times New Roman"/>
+        </w:rPr>
+        <w:t>Sun, H., Burton, H. V., &amp; Huang, H. (2021). Machine learning applications for building structural design and performance assessment: State-of-the-art review. Journal of Building Engineering, 33, 101816.</w:t>
+      </w:r>
+    </w:p>
+    <w:p>
+      <w:pPr>
+        <w:spacing w:after="0"/>
+        <w:jc w:val="both"/>
+        <w:rPr>
+          <w:rFonts w:ascii="Times New Roman" w:hAnsi="Times New Roman" w:cs="Times New Roman"/>
+        </w:rPr>
+      </w:pPr>
+    </w:p>
+    <w:p>
+      <w:pPr>
+        <w:spacing w:after="0"/>
+        <w:jc w:val="both"/>
+        <w:rPr>
+          <w:rFonts w:ascii="Times New Roman" w:hAnsi="Times New Roman" w:cs="Times New Roman"/>
+        </w:rPr>
+      </w:pPr>
+      <w:r>
+        <w:rPr>
+          <w:rFonts w:ascii="Times New Roman" w:hAnsi="Times New Roman" w:cs="Times New Roman"/>
+        </w:rPr>
+        <w:t>Nguyen, H., Vu, T., Vo, T. P., &amp; Thai, H. T. (2021). Efficient machine learning models for prediction of concrete strengths. Construction and building materials, 266, 120950.</w:t>
+      </w:r>
+    </w:p>
+    <w:p>
+      <w:pPr>
+        <w:spacing w:after="0"/>
+        <w:jc w:val="both"/>
+        <w:rPr>
+          <w:rFonts w:ascii="Times New Roman" w:hAnsi="Times New Roman" w:cs="Times New Roman"/>
+        </w:rPr>
+      </w:pPr>
+    </w:p>
+    <w:p>
+      <w:pPr>
+        <w:spacing w:after="0"/>
+        <w:jc w:val="both"/>
+        <w:rPr>
+          <w:rFonts w:ascii="Times New Roman" w:hAnsi="Times New Roman" w:cs="Times New Roman"/>
+        </w:rPr>
+      </w:pPr>
+      <w:r>
+        <w:rPr>
+          <w:rFonts w:ascii="Times New Roman" w:hAnsi="Times New Roman" w:cs="Times New Roman"/>
+        </w:rPr>
+        <w:t>Wakjira, T. G., Al-Hamrani, A., Ebead, U., &amp; Alnahhal, W. (2022). Shear capacity prediction of FRP-RC beams using single and ensenble ExPlainable Machine learning models. Composite Structures, 287, 115381.</w:t>
+      </w:r>
+    </w:p>
+    <w:p>
+      <w:pPr>
+        <w:spacing w:after="0"/>
+        <w:jc w:val="both"/>
+        <w:rPr>
+          <w:rFonts w:ascii="Times New Roman" w:hAnsi="Times New Roman" w:cs="Times New Roman"/>
+        </w:rPr>
+      </w:pPr>
+    </w:p>
+    <w:p>
+      <w:pPr>
+        <w:spacing w:after="0"/>
+        <w:jc w:val="both"/>
+        <w:rPr>
+          <w:rFonts w:ascii="Times New Roman" w:hAnsi="Times New Roman" w:cs="Times New Roman"/>
+        </w:rPr>
+      </w:pPr>
+      <w:r>
+        <w:rPr>
+          <w:rFonts w:ascii="Times New Roman" w:hAnsi="Times New Roman" w:cs="Times New Roman"/>
+        </w:rPr>
+        <w:t>Yehia, S. A., Fayed, S., Zakaria, M. H., &amp; Shahin, R. I. (2024). Prediction of RC T-Beams Shear Strength based on machine learning. International Journal of Concrete Structures and Materials, 18(1), 52.</w:t>
+      </w:r>
+    </w:p>
+    <w:p>
+      <w:pPr>
+        <w:spacing w:after="0"/>
+        <w:jc w:val="both"/>
+        <w:rPr>
+          <w:rFonts w:ascii="Times New Roman" w:hAnsi="Times New Roman" w:cs="Times New Roman"/>
+        </w:rPr>
+      </w:pPr>
+    </w:p>
+    <w:p>
+      <w:pPr>
+        <w:spacing w:after="0"/>
+        <w:jc w:val="both"/>
+        <w:rPr>
+          <w:rFonts w:ascii="Times New Roman" w:hAnsi="Times New Roman" w:cs="Times New Roman"/>
+        </w:rPr>
+      </w:pPr>
+      <w:r>
+        <w:rPr>
+          <w:rFonts w:ascii="Times New Roman" w:hAnsi="Times New Roman" w:cs="Times New Roman"/>
+        </w:rPr>
+        <w:t>Terenzi, G., Fuso, E., &amp; Sorace, S. (2024). Structural performance study and improvement of Artemio Franchi Stadium in Florence. Engineering Structures, 298, 117068.</w:t>
+      </w:r>
+    </w:p>
+    <w:p>
+      <w:pPr>
+        <w:spacing w:after="0"/>
+        <w:jc w:val="both"/>
+        <w:rPr>
+          <w:rFonts w:ascii="Times New Roman" w:hAnsi="Times New Roman" w:cs="Times New Roman"/>
+        </w:rPr>
+      </w:pPr>
+    </w:p>
+    <w:p>
+      <w:pPr>
+        <w:spacing w:after="0"/>
+        <w:jc w:val="both"/>
+        <w:rPr>
+          <w:rFonts w:ascii="Times New Roman" w:hAnsi="Times New Roman" w:cs="Times New Roman"/>
+        </w:rPr>
+      </w:pPr>
+      <w:r>
+        <w:rPr>
+          <w:rFonts w:ascii="Times New Roman" w:hAnsi="Times New Roman" w:cs="Times New Roman"/>
+        </w:rPr>
+        <w:t>Lee, S., Vo, T. P., Thai, H. T., Lee, J., &amp; Patel, V. (2021). Strength prediction of concrete-filled steel tubular columns using Categorical Gradient Boosting algorithm. Engineering Structures, 238, 112109.</w:t>
+      </w:r>
+    </w:p>
+    <w:p>
+      <w:pPr>
+        <w:spacing w:after="0"/>
+        <w:jc w:val="both"/>
+        <w:rPr>
+          <w:rFonts w:ascii="Times New Roman" w:hAnsi="Times New Roman" w:cs="Times New Roman"/>
+        </w:rPr>
+      </w:pPr>
+    </w:p>
+    <w:p>
+      <w:pPr>
+        <w:spacing w:after="0"/>
+        <w:jc w:val="both"/>
+        <w:rPr>
+          <w:rFonts w:ascii="Times New Roman" w:hAnsi="Times New Roman" w:cs="Times New Roman"/>
+        </w:rPr>
+      </w:pPr>
+      <w:r>
+        <w:rPr>
+          <w:rFonts w:ascii="Times New Roman" w:hAnsi="Times New Roman" w:cs="Times New Roman"/>
+        </w:rPr>
+        <w:t>Vu, Q. V., Truong, V. H., &amp; Thai, H. T. (2021). Machine learning-based prediction of CFST columns using gradient tree boosting algorithm. Composite Structures, 259, 113505.</w:t>
+      </w:r>
+    </w:p>
+    <w:p>
+      <w:pPr>
+        <w:spacing w:after="0"/>
+        <w:jc w:val="both"/>
+        <w:rPr>
+          <w:rFonts w:ascii="Times New Roman" w:hAnsi="Times New Roman" w:cs="Times New Roman"/>
+        </w:rPr>
+      </w:pPr>
+    </w:p>
+    <w:p>
+      <w:pPr>
+        <w:spacing w:after="0"/>
+        <w:jc w:val="both"/>
+        <w:rPr>
+          <w:rFonts w:ascii="Times New Roman" w:hAnsi="Times New Roman" w:cs="Times New Roman"/>
+        </w:rPr>
+      </w:pPr>
+      <w:r>
+        <w:rPr>
+          <w:rFonts w:ascii="Times New Roman" w:hAnsi="Times New Roman" w:cs="Times New Roman"/>
+        </w:rPr>
+        <w:t>Nguyen, Q. H., Ly, H. B., Ho, L. S., Al-Ansari, N., Le, H. V., Tran, V. Q., ... &amp; Pham, B. T. (2021). Influence of data splitting on performance of machine learning models in prediction of shear strength of soil. Mathematical Problems in Engineering, 2021(1), 4832864.</w:t>
+      </w:r>
+    </w:p>
+    <w:p>
+      <w:pPr>
+        <w:spacing w:after="0"/>
+        <w:jc w:val="both"/>
+        <w:rPr>
+          <w:rFonts w:ascii="Times New Roman" w:hAnsi="Times New Roman" w:cs="Times New Roman"/>
+        </w:rPr>
+      </w:pPr>
+    </w:p>
+    <w:p>
+      <w:pPr>
+        <w:spacing w:after="0"/>
+        <w:jc w:val="both"/>
+        <w:rPr>
+          <w:rFonts w:ascii="Times New Roman" w:hAnsi="Times New Roman" w:cs="Times New Roman"/>
+        </w:rPr>
+      </w:pPr>
+      <w:r>
+        <w:rPr>
+          <w:rFonts w:ascii="Times New Roman" w:hAnsi="Times New Roman" w:cs="Times New Roman"/>
+        </w:rPr>
+        <w:t>Dissanayake, M., Nguyen, H., Poologanathan, K., Perampalam, G., Upasiri, I., Rajanayagam, H., &amp; Suntharalingam, T. (2022). Prediction of shear capacity of steel channel sections using machine learning algorithms. Thin-Walled Structures, 175, 109152.</w:t>
+      </w:r>
+    </w:p>
+    <w:p>
+      <w:pPr>
+        <w:spacing w:after="0"/>
+        <w:jc w:val="both"/>
+        <w:rPr>
+          <w:rFonts w:ascii="Times New Roman" w:hAnsi="Times New Roman" w:cs="Times New Roman"/>
+        </w:rPr>
+      </w:pPr>
+    </w:p>
+    <w:p>
+      <w:pPr>
+        <w:spacing w:after="0"/>
+        <w:jc w:val="both"/>
+        <w:rPr>
+          <w:rFonts w:ascii="Times New Roman" w:hAnsi="Times New Roman" w:cs="Times New Roman"/>
+        </w:rPr>
+      </w:pPr>
+      <w:r>
+        <w:rPr>
+          <w:rFonts w:ascii="Times New Roman" w:hAnsi="Times New Roman" w:cs="Times New Roman"/>
+        </w:rPr>
+        <w:t>Mangalathu, S., &amp; Jeon, J. S. (2018). Classification of failure mode and prediction of shear strength for reinforced concrete beam-column joints using machine learning techniques. Engineering Structures, 160, 85-94.</w:t>
+      </w:r>
+    </w:p>
+    <w:p>
+      <w:pPr>
+        <w:spacing w:after="0"/>
+        <w:jc w:val="both"/>
+        <w:rPr>
+          <w:rFonts w:ascii="Times New Roman" w:hAnsi="Times New Roman" w:cs="Times New Roman"/>
+        </w:rPr>
+      </w:pPr>
+    </w:p>
+    <w:p>
+      <w:pPr>
+        <w:spacing w:after="0"/>
+        <w:jc w:val="both"/>
+        <w:rPr>
+          <w:rFonts w:ascii="Times New Roman" w:hAnsi="Times New Roman" w:cs="Times New Roman"/>
+        </w:rPr>
+      </w:pPr>
+      <w:r>
+        <w:rPr>
+          <w:rFonts w:ascii="Times New Roman" w:hAnsi="Times New Roman" w:cs="Times New Roman"/>
+        </w:rPr>
+        <w:t>Truong, V. H., Vu, Q. V., Thai, H. T., &amp; Ha, M. H. (2020). A robust method for safety evaluation of steel trusses using Gradient Tree Boosting algorithm. Advances in Engineering Software, 147, 102825.</w:t>
+      </w:r>
+    </w:p>
+    <w:p>
+      <w:pPr>
+        <w:spacing w:after="0"/>
+        <w:jc w:val="both"/>
+        <w:rPr>
+          <w:rFonts w:ascii="Times New Roman" w:hAnsi="Times New Roman" w:cs="Times New Roman"/>
+        </w:rPr>
+      </w:pPr>
+    </w:p>
+    <w:p>
+      <w:pPr>
+        <w:spacing w:after="0"/>
+        <w:jc w:val="both"/>
+        <w:rPr>
+          <w:rFonts w:ascii="Times New Roman" w:hAnsi="Times New Roman" w:cs="Times New Roman"/>
+        </w:rPr>
+      </w:pPr>
+      <w:r>
+        <w:rPr>
+          <w:rFonts w:ascii="Times New Roman" w:hAnsi="Times New Roman" w:cs="Times New Roman"/>
+        </w:rPr>
+        <w:t>Naser, M. Z., Kodur, V., Thai, H. T., Hawileh, R., Abdalla, J., &amp; Degtyarev, V. V. (2021). StructuresNet and FireNet: Benchmarking databases and machine learning algorithms in structural and fire engineering domains. Journal of Building Engineering, 44, 102977.</w:t>
+      </w:r>
+    </w:p>
+    <w:p>
+      <w:pPr>
+        <w:spacing w:after="0"/>
+        <w:jc w:val="both"/>
+        <w:rPr>
+          <w:rFonts w:ascii="Times New Roman" w:hAnsi="Times New Roman" w:cs="Times New Roman"/>
+        </w:rPr>
+      </w:pPr>
+    </w:p>
+    <w:p>
+      <w:pPr>
+        <w:spacing w:after="0"/>
+        <w:jc w:val="both"/>
+        <w:rPr>
+          <w:rFonts w:ascii="Times New Roman" w:hAnsi="Times New Roman" w:cs="Times New Roman"/>
+        </w:rPr>
+      </w:pPr>
+      <w:r>
+        <w:rPr>
+          <w:rFonts w:ascii="Times New Roman" w:hAnsi="Times New Roman" w:cs="Times New Roman"/>
+        </w:rPr>
+        <w:t>Lundberg, S. M., &amp; Lee, S. I. (2017). A unified approach to interpreting model predictions. Advances in neural information processing systems, 30.</w:t>
+      </w:r>
+    </w:p>
+    <w:p>
+      <w:pPr>
+        <w:spacing w:after="0"/>
+        <w:jc w:val="both"/>
+        <w:rPr>
+          <w:rFonts w:ascii="Times New Roman" w:hAnsi="Times New Roman" w:cs="Times New Roman"/>
+        </w:rPr>
+      </w:pPr>
+    </w:p>
+    <w:p>
+      <w:pPr>
+        <w:spacing w:after="0"/>
+        <w:jc w:val="both"/>
+        <w:rPr>
+          <w:rFonts w:ascii="Times New Roman" w:hAnsi="Times New Roman" w:cs="Times New Roman"/>
+        </w:rPr>
+      </w:pPr>
+      <w:r>
+        <w:rPr>
+          <w:rFonts w:ascii="Times New Roman" w:hAnsi="Times New Roman" w:cs="Times New Roman"/>
+        </w:rPr>
+        <w:t>Feng, D. C., Liu, Z. T., Wang, X. D., Chen, Y., Chang, J. Q., Wei, D. F., &amp; Jiang, Z. M. (2020). Machine learning-based compressive strength prediction for concrete: An adaptive boosting approach. Construction and Building Materials, 230, 117000.</w:t>
+      </w:r>
+    </w:p>
+    <w:p>
+      <w:pPr>
+        <w:spacing w:after="0"/>
+        <w:jc w:val="both"/>
+        <w:rPr>
+          <w:rFonts w:ascii="Times New Roman" w:hAnsi="Times New Roman" w:cs="Times New Roman"/>
+        </w:rPr>
+      </w:pPr>
+    </w:p>
+    <w:p>
+      <w:pPr>
+        <w:spacing w:after="0"/>
+        <w:jc w:val="both"/>
+        <w:rPr>
+          <w:rFonts w:ascii="Times New Roman" w:hAnsi="Times New Roman" w:cs="Times New Roman"/>
+        </w:rPr>
+      </w:pPr>
+      <w:r>
+        <w:rPr>
+          <w:rFonts w:ascii="Times New Roman" w:hAnsi="Times New Roman" w:cs="Times New Roman"/>
+        </w:rPr>
+        <w:t xml:space="preserve">Ekanayake, I. U., </w:t>
       </w:r>
       <w:proofErr w:type="spellStart"/>
       <w:r>
         <w:rPr>
           <w:rFonts w:ascii="Times New Roman" w:hAnsi="Times New Roman" w:cs="Times New Roman"/>
         </w:rPr>
-        <w:t>scientometrics</w:t>
+        <w:t>Meddage</w:t>
       </w:r>
       <w:proofErr w:type="spellEnd"/>
       <w:r>
         <w:rPr>
           <w:rFonts w:ascii="Times New Roman" w:hAnsi="Times New Roman" w:cs="Times New Roman"/>
         </w:rPr>
-        <w:t xml:space="preserve"> review of trends and best practices. Archives of Computational Methods in Engineering, 30(1), 115-159.</w:t>
-      </w:r>
-    </w:p>
-    <w:p>
-      <w:pPr>
-        <w:spacing w:after="0"/>
-        <w:jc w:val="both"/>
-        <w:rPr>
-          <w:rFonts w:ascii="Times New Roman" w:hAnsi="Times New Roman" w:cs="Times New Roman"/>
-        </w:rPr>
-      </w:pPr>
-    </w:p>
-    <w:p>
-      <w:pPr>
-        <w:spacing w:after="0"/>
-        <w:jc w:val="both"/>
-        <w:rPr>
-          <w:rFonts w:ascii="Times New Roman" w:hAnsi="Times New Roman" w:cs="Times New Roman"/>
-        </w:rPr>
-      </w:pPr>
-      <w:proofErr w:type="spellStart"/>
-      <w:r>
-        <w:rPr>
-          <w:rFonts w:ascii="Times New Roman" w:hAnsi="Times New Roman" w:cs="Times New Roman"/>
-        </w:rPr>
-        <w:t>Mazdarani</w:t>
-      </w:r>
-      <w:proofErr w:type="spellEnd"/>
-      <w:r>
-        <w:rPr>
-          <w:rFonts w:ascii="Times New Roman" w:hAnsi="Times New Roman" w:cs="Times New Roman"/>
-        </w:rPr>
-        <w:t xml:space="preserve">, M. J. H., Vaez, S. R. H., Hosseini, P., &amp; </w:t>
-      </w:r>
-      <w:proofErr w:type="spellStart"/>
-      <w:r>
-        <w:rPr>
-          <w:rFonts w:ascii="Times New Roman" w:hAnsi="Times New Roman" w:cs="Times New Roman"/>
-        </w:rPr>
-        <w:t>Fathali</w:t>
-      </w:r>
-      <w:proofErr w:type="spellEnd"/>
-      <w:r>
-        <w:rPr>
-          <w:rFonts w:ascii="Times New Roman" w:hAnsi="Times New Roman" w:cs="Times New Roman"/>
-        </w:rPr>
-        <w:t>, M. A. (2023, January). Reliability-based layout optimization of concentrically braced in 3D steel frames. In Structures (Vol. 47, pp. 1094-1112). Elsevier.</w:t>
-      </w:r>
-    </w:p>
-    <w:p>
-      <w:pPr>
-        <w:spacing w:after="0"/>
-        <w:jc w:val="both"/>
-        <w:rPr>
-          <w:rFonts w:ascii="Times New Roman" w:hAnsi="Times New Roman" w:cs="Times New Roman"/>
-        </w:rPr>
-      </w:pPr>
-    </w:p>
-    <w:p>
-      <w:pPr>
-        <w:spacing w:after="0"/>
-        <w:jc w:val="both"/>
-        <w:rPr>
-          <w:rFonts w:ascii="Times New Roman" w:hAnsi="Times New Roman" w:cs="Times New Roman"/>
-        </w:rPr>
-      </w:pPr>
-      <w:r>
-        <w:rPr>
-          <w:rFonts w:ascii="Times New Roman" w:hAnsi="Times New Roman" w:cs="Times New Roman"/>
-        </w:rPr>
-        <w:t>Sun, H., Burton, H. V., &amp; Huang, H. (2021). Machine learning applications for building structural design and performance assessment: State-of-the-art review. Journal of Building Engineering, 33, 101816.</w:t>
-      </w:r>
-    </w:p>
-    <w:p>
-      <w:pPr>
-        <w:spacing w:after="0"/>
-        <w:jc w:val="both"/>
-        <w:rPr>
-          <w:rFonts w:ascii="Times New Roman" w:hAnsi="Times New Roman" w:cs="Times New Roman"/>
-        </w:rPr>
-      </w:pPr>
-    </w:p>
-    <w:p>
-      <w:pPr>
-        <w:spacing w:after="0"/>
-        <w:jc w:val="both"/>
-        <w:rPr>
-          <w:rFonts w:ascii="Times New Roman" w:hAnsi="Times New Roman" w:cs="Times New Roman"/>
-        </w:rPr>
-      </w:pPr>
-      <w:r>
-        <w:rPr>
-          <w:rFonts w:ascii="Times New Roman" w:hAnsi="Times New Roman" w:cs="Times New Roman"/>
-        </w:rPr>
-        <w:t>Nguyen, H., Vu, T., Vo, T. P., &amp; Thai, H. T. (2021). Efficient machine learning models for prediction of concrete strengths. Construction and building materials, 266, 120950.</w:t>
-      </w:r>
-    </w:p>
-    <w:p>
-      <w:pPr>
-        <w:spacing w:after="0"/>
-        <w:jc w:val="both"/>
-        <w:rPr>
-          <w:rFonts w:ascii="Times New Roman" w:hAnsi="Times New Roman" w:cs="Times New Roman"/>
-        </w:rPr>
-      </w:pPr>
-    </w:p>
-    <w:p>
-      <w:pPr>
-        <w:spacing w:after="0"/>
-        <w:jc w:val="both"/>
-        <w:rPr>
-          <w:rFonts w:ascii="Times New Roman" w:hAnsi="Times New Roman" w:cs="Times New Roman"/>
-        </w:rPr>
-      </w:pPr>
-      <w:r>
-        <w:rPr>
-          <w:rFonts w:ascii="Times New Roman" w:hAnsi="Times New Roman" w:cs="Times New Roman"/>
-        </w:rPr>
-        <w:t xml:space="preserve">Wakjira, T. G., Al-Hamrani, A., </w:t>
-      </w:r>
-      <w:proofErr w:type="spellStart"/>
-      <w:r>
-        <w:rPr>
-          <w:rFonts w:ascii="Times New Roman" w:hAnsi="Times New Roman" w:cs="Times New Roman"/>
-        </w:rPr>
-        <w:t>Ebead</w:t>
-      </w:r>
-      <w:proofErr w:type="spellEnd"/>
-      <w:r>
-        <w:rPr>
-          <w:rFonts w:ascii="Times New Roman" w:hAnsi="Times New Roman" w:cs="Times New Roman"/>
-        </w:rPr>
-        <w:t xml:space="preserve">, U., &amp; </w:t>
-      </w:r>
-      <w:proofErr w:type="spellStart"/>
-      <w:r>
-        <w:rPr>
-          <w:rFonts w:ascii="Times New Roman" w:hAnsi="Times New Roman" w:cs="Times New Roman"/>
-        </w:rPr>
-        <w:t>Alnahhal</w:t>
-      </w:r>
-      <w:proofErr w:type="spellEnd"/>
-      <w:r>
-        <w:rPr>
-          <w:rFonts w:ascii="Times New Roman" w:hAnsi="Times New Roman" w:cs="Times New Roman"/>
-        </w:rPr>
-        <w:t xml:space="preserve">, W. (2022). Shear capacity prediction of FRP-RC beams using single and </w:t>
-      </w:r>
-      <w:proofErr w:type="spellStart"/>
-      <w:r>
-        <w:rPr>
-          <w:rFonts w:ascii="Times New Roman" w:hAnsi="Times New Roman" w:cs="Times New Roman"/>
-        </w:rPr>
-        <w:t>ensenble</w:t>
-      </w:r>
-      <w:proofErr w:type="spellEnd"/>
-      <w:r>
-        <w:rPr>
-          <w:rFonts w:ascii="Times New Roman" w:hAnsi="Times New Roman" w:cs="Times New Roman"/>
-        </w:rPr>
-        <w:t xml:space="preserve"> </w:t>
-      </w:r>
-      <w:proofErr w:type="spellStart"/>
-      <w:r>
-        <w:rPr>
-          <w:rFonts w:ascii="Times New Roman" w:hAnsi="Times New Roman" w:cs="Times New Roman"/>
-        </w:rPr>
-        <w:t>ExPlainable</w:t>
-      </w:r>
-      <w:proofErr w:type="spellEnd"/>
-      <w:r>
-        <w:rPr>
-          <w:rFonts w:ascii="Times New Roman" w:hAnsi="Times New Roman" w:cs="Times New Roman"/>
-        </w:rPr>
-        <w:t xml:space="preserve"> Machine learning models. Composite Structures, 287, 115381.</w:t>
-      </w:r>
-    </w:p>
-    <w:p>
-      <w:pPr>
-        <w:spacing w:after="0"/>
-        <w:jc w:val="both"/>
-        <w:rPr>
-          <w:rFonts w:ascii="Times New Roman" w:hAnsi="Times New Roman" w:cs="Times New Roman"/>
-        </w:rPr>
-      </w:pPr>
-    </w:p>
-    <w:p>
-      <w:pPr>
-        <w:spacing w:after="0"/>
-        <w:jc w:val="both"/>
-        <w:rPr>
-          <w:rFonts w:ascii="Times New Roman" w:hAnsi="Times New Roman" w:cs="Times New Roman"/>
-        </w:rPr>
-      </w:pPr>
-      <w:r>
-        <w:rPr>
-          <w:rFonts w:ascii="Times New Roman" w:hAnsi="Times New Roman" w:cs="Times New Roman"/>
-        </w:rPr>
-        <w:t>Yehia, S. A., Fayed, S., Zakaria, M. H., &amp; Shahin, R. I. (2024). Prediction of RC T-Beams Shear Strength based on machine learning. International Journal of Concrete Structures and Materials, 18(1), 52.</w:t>
-      </w:r>
-    </w:p>
-    <w:p>
-      <w:pPr>
-        <w:spacing w:after="0"/>
-        <w:jc w:val="both"/>
-        <w:rPr>
-          <w:rFonts w:ascii="Times New Roman" w:hAnsi="Times New Roman" w:cs="Times New Roman"/>
-        </w:rPr>
-      </w:pPr>
-    </w:p>
-    <w:p>
-      <w:pPr>
-        <w:spacing w:after="0"/>
-        <w:jc w:val="both"/>
-        <w:rPr>
-          <w:rFonts w:ascii="Times New Roman" w:hAnsi="Times New Roman" w:cs="Times New Roman"/>
-        </w:rPr>
-      </w:pPr>
-      <w:r>
-        <w:rPr>
-          <w:rFonts w:ascii="Times New Roman" w:hAnsi="Times New Roman" w:cs="Times New Roman"/>
-        </w:rPr>
-        <w:t>Terenzi, G., Fuso, E., &amp; Sorace, S. (2024). Structural performance study and improvement of Artemio Franchi Stadium in Florence. Engineering Structures, 298, 117068.</w:t>
-      </w:r>
-    </w:p>
-    <w:p>
-      <w:pPr>
-        <w:spacing w:after="0"/>
-        <w:jc w:val="both"/>
-        <w:rPr>
-          <w:rFonts w:ascii="Times New Roman" w:hAnsi="Times New Roman" w:cs="Times New Roman"/>
-        </w:rPr>
-      </w:pPr>
-    </w:p>
-    <w:p>
-      <w:pPr>
-        <w:spacing w:after="0"/>
-        <w:jc w:val="both"/>
-        <w:rPr>
-          <w:rFonts w:ascii="Times New Roman" w:hAnsi="Times New Roman" w:cs="Times New Roman"/>
-        </w:rPr>
-      </w:pPr>
-      <w:r>
-        <w:rPr>
-          <w:rFonts w:ascii="Times New Roman" w:hAnsi="Times New Roman" w:cs="Times New Roman"/>
-        </w:rPr>
-        <w:t>Lee, S., Vo, T. P., Thai, H. T., Lee, J., &amp; Patel, V. (2021). Strength prediction of concrete-filled steel tubular columns using Categorical Gradient Boosting algorithm. Engineering Structures, 238, 112109.</w:t>
-      </w:r>
-    </w:p>
-    <w:p>
-      <w:pPr>
-        <w:spacing w:after="0"/>
-        <w:jc w:val="both"/>
-        <w:rPr>
-          <w:rFonts w:ascii="Times New Roman" w:hAnsi="Times New Roman" w:cs="Times New Roman"/>
-        </w:rPr>
-      </w:pPr>
-    </w:p>
-    <w:p>
-      <w:pPr>
-        <w:spacing w:after="0"/>
-        <w:jc w:val="both"/>
-        <w:rPr>
-          <w:rFonts w:ascii="Times New Roman" w:hAnsi="Times New Roman" w:cs="Times New Roman"/>
-        </w:rPr>
-      </w:pPr>
-      <w:r>
-        <w:rPr>
-          <w:rFonts w:ascii="Times New Roman" w:hAnsi="Times New Roman" w:cs="Times New Roman"/>
-        </w:rPr>
-        <w:t>Vu, Q. V., Truong, V. H., &amp; Thai, H. T. (2021). Machine learning-based prediction of CFST columns using gradient tree boosting algorithm. Composite Structures, 259, 113505.</w:t>
-      </w:r>
-    </w:p>
-    <w:p>
-      <w:pPr>
-        <w:spacing w:after="0"/>
-        <w:jc w:val="both"/>
-        <w:rPr>
-          <w:rFonts w:ascii="Times New Roman" w:hAnsi="Times New Roman" w:cs="Times New Roman"/>
-        </w:rPr>
-      </w:pPr>
-    </w:p>
-    <w:p>
-      <w:pPr>
-        <w:spacing w:after="0"/>
-        <w:jc w:val="both"/>
-        <w:rPr>
-          <w:rFonts w:ascii="Times New Roman" w:hAnsi="Times New Roman" w:cs="Times New Roman"/>
-        </w:rPr>
-      </w:pPr>
-      <w:r>
-        <w:rPr>
-          <w:rFonts w:ascii="Times New Roman" w:hAnsi="Times New Roman" w:cs="Times New Roman"/>
-        </w:rPr>
-        <w:t>Nguyen, Q. H., Ly, H. B., Ho, L. S., Al-Ansari, N., Le, H. V., Tran, V. Q., ... &amp; Pham, B. T. (2021). Influence of data splitting on performance of machine learning models in prediction of shear strength of soil. Mathematical Problems in Engineering, 2021(1), 4832864.</w:t>
-      </w:r>
-    </w:p>
-    <w:p>
-      <w:pPr>
-        <w:spacing w:after="0"/>
-        <w:jc w:val="both"/>
-        <w:rPr>
-          <w:rFonts w:ascii="Times New Roman" w:hAnsi="Times New Roman" w:cs="Times New Roman"/>
-        </w:rPr>
-      </w:pPr>
-    </w:p>
-    <w:p>
-      <w:pPr>
-        <w:spacing w:after="0"/>
-        <w:jc w:val="both"/>
-        <w:rPr>
-          <w:rFonts w:ascii="Times New Roman" w:hAnsi="Times New Roman" w:cs="Times New Roman"/>
-        </w:rPr>
-      </w:pPr>
-      <w:r>
-        <w:rPr>
-          <w:rFonts w:ascii="Times New Roman" w:hAnsi="Times New Roman" w:cs="Times New Roman"/>
-        </w:rPr>
-        <w:t xml:space="preserve">Dissanayake, M., Nguyen, H., </w:t>
-      </w:r>
-      <w:proofErr w:type="spellStart"/>
-      <w:r>
-        <w:rPr>
-          <w:rFonts w:ascii="Times New Roman" w:hAnsi="Times New Roman" w:cs="Times New Roman"/>
-        </w:rPr>
-        <w:t>Poologanathan</w:t>
-      </w:r>
-      <w:proofErr w:type="spellEnd"/>
-      <w:r>
-        <w:rPr>
-          <w:rFonts w:ascii="Times New Roman" w:hAnsi="Times New Roman" w:cs="Times New Roman"/>
-        </w:rPr>
-        <w:t xml:space="preserve">, K., </w:t>
-      </w:r>
-      <w:proofErr w:type="spellStart"/>
-      <w:r>
-        <w:rPr>
-          <w:rFonts w:ascii="Times New Roman" w:hAnsi="Times New Roman" w:cs="Times New Roman"/>
-        </w:rPr>
-        <w:t>Perampalam</w:t>
-      </w:r>
-      <w:proofErr w:type="spellEnd"/>
-      <w:r>
-        <w:rPr>
-          <w:rFonts w:ascii="Times New Roman" w:hAnsi="Times New Roman" w:cs="Times New Roman"/>
-        </w:rPr>
-        <w:t xml:space="preserve">, G., </w:t>
-      </w:r>
-      <w:proofErr w:type="spellStart"/>
-      <w:r>
-        <w:rPr>
-          <w:rFonts w:ascii="Times New Roman" w:hAnsi="Times New Roman" w:cs="Times New Roman"/>
-        </w:rPr>
-        <w:t>Upasiri</w:t>
-      </w:r>
-      <w:proofErr w:type="spellEnd"/>
-      <w:r>
-        <w:rPr>
-          <w:rFonts w:ascii="Times New Roman" w:hAnsi="Times New Roman" w:cs="Times New Roman"/>
-        </w:rPr>
-        <w:t xml:space="preserve">, I., </w:t>
-      </w:r>
-      <w:proofErr w:type="spellStart"/>
-      <w:r>
-        <w:rPr>
-          <w:rFonts w:ascii="Times New Roman" w:hAnsi="Times New Roman" w:cs="Times New Roman"/>
-        </w:rPr>
-        <w:t>Rajanayagam</w:t>
-      </w:r>
-      <w:proofErr w:type="spellEnd"/>
-      <w:r>
-        <w:rPr>
-          <w:rFonts w:ascii="Times New Roman" w:hAnsi="Times New Roman" w:cs="Times New Roman"/>
-        </w:rPr>
-        <w:t>, H., &amp; Suntharalingam, T. (2022). Prediction of shear capacity of steel channel sections using machine learning algorithms. Thin-Walled Structures, 175, 109152.</w:t>
-      </w:r>
-    </w:p>
-    <w:p>
-      <w:pPr>
-        <w:spacing w:after="0"/>
-        <w:jc w:val="both"/>
-        <w:rPr>
-          <w:rFonts w:ascii="Times New Roman" w:hAnsi="Times New Roman" w:cs="Times New Roman"/>
-        </w:rPr>
-      </w:pPr>
-    </w:p>
-    <w:p>
-      <w:pPr>
-        <w:spacing w:after="0"/>
-        <w:jc w:val="both"/>
-        <w:rPr>
-          <w:rFonts w:ascii="Times New Roman" w:hAnsi="Times New Roman" w:cs="Times New Roman"/>
-        </w:rPr>
-      </w:pPr>
-      <w:r>
-        <w:rPr>
-          <w:rFonts w:ascii="Times New Roman" w:hAnsi="Times New Roman" w:cs="Times New Roman"/>
-        </w:rPr>
-        <w:t>Mangalathu, S., &amp; Jeon, J. S. (2018). Classification of failure mode and prediction of shear strength for reinforced concrete beam-column joints using machine learning techniques. Engineering Structures, 160, 85-94.</w:t>
-      </w:r>
-    </w:p>
-    <w:p>
-      <w:pPr>
-        <w:spacing w:after="0"/>
-        <w:jc w:val="both"/>
-        <w:rPr>
-          <w:rFonts w:ascii="Times New Roman" w:hAnsi="Times New Roman" w:cs="Times New Roman"/>
-        </w:rPr>
-      </w:pPr>
-    </w:p>
-    <w:p>
-      <w:pPr>
-        <w:spacing w:after="0"/>
-        <w:jc w:val="both"/>
-        <w:rPr>
-          <w:rFonts w:ascii="Times New Roman" w:hAnsi="Times New Roman" w:cs="Times New Roman"/>
-        </w:rPr>
-      </w:pPr>
-      <w:r>
-        <w:rPr>
-          <w:rFonts w:ascii="Times New Roman" w:hAnsi="Times New Roman" w:cs="Times New Roman"/>
-        </w:rPr>
-        <w:t>Truong, V. H., Vu, Q. V., Thai, H. T., &amp; Ha, M. H. (2020). A robust method for safety evaluation of steel trusses using Gradient Tree Boosting algorithm. Advances in Engineering Software, 147, 102825.</w:t>
-      </w:r>
-    </w:p>
-    <w:p>
-      <w:pPr>
-        <w:spacing w:after="0"/>
-        <w:jc w:val="both"/>
-        <w:rPr>
-          <w:rFonts w:ascii="Times New Roman" w:hAnsi="Times New Roman" w:cs="Times New Roman"/>
-        </w:rPr>
-      </w:pPr>
-    </w:p>
-    <w:p>
-      <w:pPr>
-        <w:spacing w:after="0"/>
-        <w:jc w:val="both"/>
-        <w:rPr>
-          <w:rFonts w:ascii="Times New Roman" w:hAnsi="Times New Roman" w:cs="Times New Roman"/>
-        </w:rPr>
-      </w:pPr>
-      <w:r>
-        <w:rPr>
-          <w:rFonts w:ascii="Times New Roman" w:hAnsi="Times New Roman" w:cs="Times New Roman"/>
-        </w:rPr>
-        <w:t xml:space="preserve">Naser, M. Z., Kodur, V., Thai, H. T., </w:t>
-      </w:r>
-      <w:proofErr w:type="spellStart"/>
-      <w:r>
-        <w:rPr>
-          <w:rFonts w:ascii="Times New Roman" w:hAnsi="Times New Roman" w:cs="Times New Roman"/>
-        </w:rPr>
-        <w:t>Hawileh</w:t>
-      </w:r>
-      <w:proofErr w:type="spellEnd"/>
-      <w:r>
-        <w:rPr>
-          <w:rFonts w:ascii="Times New Roman" w:hAnsi="Times New Roman" w:cs="Times New Roman"/>
-        </w:rPr>
-        <w:t xml:space="preserve">, R., Abdalla, J., &amp; Degtyarev, V. V. (2021). </w:t>
-      </w:r>
-      <w:proofErr w:type="spellStart"/>
-      <w:r>
-        <w:rPr>
-          <w:rFonts w:ascii="Times New Roman" w:hAnsi="Times New Roman" w:cs="Times New Roman"/>
-        </w:rPr>
-        <w:t>StructuresNet</w:t>
-      </w:r>
-      <w:proofErr w:type="spellEnd"/>
-      <w:r>
-        <w:rPr>
-          <w:rFonts w:ascii="Times New Roman" w:hAnsi="Times New Roman" w:cs="Times New Roman"/>
-        </w:rPr>
-        <w:t xml:space="preserve"> and </w:t>
-      </w:r>
-      <w:proofErr w:type="spellStart"/>
-      <w:r>
-        <w:rPr>
-          <w:rFonts w:ascii="Times New Roman" w:hAnsi="Times New Roman" w:cs="Times New Roman"/>
-        </w:rPr>
-        <w:t>FireNet</w:t>
-      </w:r>
-      <w:proofErr w:type="spellEnd"/>
-      <w:r>
-        <w:rPr>
-          <w:rFonts w:ascii="Times New Roman" w:hAnsi="Times New Roman" w:cs="Times New Roman"/>
-        </w:rPr>
-        <w:t>: Benchmarking databases and machine learning algorithms in structural and fire engineering domains. Journal of Building Engineering, 44, 102977.</w:t>
-      </w:r>
-    </w:p>
-    <w:p>
-      <w:pPr>
-        <w:spacing w:after="0"/>
-        <w:jc w:val="both"/>
-        <w:rPr>
-          <w:rFonts w:ascii="Times New Roman" w:hAnsi="Times New Roman" w:cs="Times New Roman"/>
-        </w:rPr>
-      </w:pPr>
-    </w:p>
-    <w:p>
-      <w:pPr>
-        <w:spacing w:after="0"/>
-        <w:jc w:val="both"/>
-        <w:rPr>
-          <w:rFonts w:ascii="Times New Roman" w:hAnsi="Times New Roman" w:cs="Times New Roman"/>
-        </w:rPr>
-      </w:pPr>
-      <w:r>
-        <w:rPr>
-          <w:rFonts w:ascii="Times New Roman" w:hAnsi="Times New Roman" w:cs="Times New Roman"/>
-        </w:rPr>
-        <w:t>Lundberg, S. M., &amp; Lee, S. I. (2017). A unified approach to interpreting model predictions. Advances in neural information processing systems, 30.</w:t>
-      </w:r>
-    </w:p>
-    <w:p>
-      <w:pPr>
-        <w:spacing w:after="0"/>
-        <w:jc w:val="both"/>
-        <w:rPr>
-          <w:rFonts w:ascii="Times New Roman" w:hAnsi="Times New Roman" w:cs="Times New Roman"/>
-        </w:rPr>
-      </w:pPr>
-    </w:p>
-    <w:p>
-      <w:pPr>
-        <w:spacing w:after="0"/>
-        <w:jc w:val="both"/>
-        <w:rPr>
-          <w:rFonts w:ascii="Times New Roman" w:hAnsi="Times New Roman" w:cs="Times New Roman"/>
-        </w:rPr>
-      </w:pPr>
-      <w:r>
-        <w:rPr>
-          <w:rFonts w:ascii="Times New Roman" w:hAnsi="Times New Roman" w:cs="Times New Roman"/>
-        </w:rPr>
-        <w:t>Feng, D. C., Liu, Z. T., Wang, X. D., Chen, Y., Chang, J. Q., Wei, D. F., &amp; Jiang, Z. M. (2020). Machine learning-based compressive strength prediction for concrete: An adaptive boosting approach. Construction and Building Materials, 230, 117000.</w:t>
-      </w:r>
-    </w:p>
-    <w:p>
-      <w:pPr>
-        <w:spacing w:after="0"/>
-        <w:jc w:val="both"/>
-        <w:rPr>
-          <w:rFonts w:ascii="Times New Roman" w:hAnsi="Times New Roman" w:cs="Times New Roman"/>
-        </w:rPr>
-      </w:pPr>
-    </w:p>
-    <w:p>
-      <w:pPr>
-        <w:spacing w:after="0"/>
-        <w:jc w:val="both"/>
-        <w:rPr>
-          <w:rFonts w:ascii="Times New Roman" w:hAnsi="Times New Roman" w:cs="Times New Roman"/>
-        </w:rPr>
-      </w:pPr>
-      <w:r>
-        <w:rPr>
-          <w:rFonts w:ascii="Times New Roman" w:hAnsi="Times New Roman" w:cs="Times New Roman"/>
-        </w:rPr>
-        <w:t xml:space="preserve">Ekanayake, I. U., </w:t>
-      </w:r>
-      <w:proofErr w:type="spellStart"/>
-      <w:r>
-        <w:rPr>
-          <w:rFonts w:ascii="Times New Roman" w:hAnsi="Times New Roman" w:cs="Times New Roman"/>
-        </w:rPr>
-        <w:t>Meddage</w:t>
-      </w:r>
-      <w:proofErr w:type="spellEnd"/>
-      <w:r>
-        <w:rPr>
-          <w:rFonts w:ascii="Times New Roman" w:hAnsi="Times New Roman" w:cs="Times New Roman"/>
-        </w:rPr>
         <w:t>, D. P. P., &amp; Rathnayake, U. (2022). A novel approach to explain the black-box nature of machine learning in compressive strength predictions of concrete using Shapley additive explanations (SHAP). Case studies in construction materials, 16, e01059.</w:t>
       </w:r>
     </w:p>
@@ -8415,119 +7334,55 @@
         <w:rPr>
           <w:rFonts w:ascii="Times New Roman" w:hAnsi="Times New Roman" w:cs="Times New Roman"/>
         </w:rPr>
+        <w:t>Chen, T., He, T., Benesty, M., Khotilovich, V., Tang, Y., Cho, H., ... &amp; Zhou, T. (2015). Xgboost: extreme gradient boosting. R package version 0.4-2, 1(4), 1-4.</w:t>
+      </w:r>
+    </w:p>
+    <w:p>
+      <w:pPr>
+        <w:spacing w:after="0"/>
+        <w:jc w:val="both"/>
+        <w:rPr>
+          <w:rFonts w:ascii="Times New Roman" w:hAnsi="Times New Roman" w:cs="Times New Roman"/>
+        </w:rPr>
+      </w:pPr>
+    </w:p>
+    <w:p>
+      <w:pPr>
+        <w:spacing w:after="0"/>
+        <w:jc w:val="both"/>
+        <w:rPr>
+          <w:rFonts w:ascii="Times New Roman" w:hAnsi="Times New Roman" w:cs="Times New Roman"/>
+        </w:rPr>
+      </w:pPr>
+      <w:r>
+        <w:rPr>
+          <w:rFonts w:ascii="Times New Roman" w:hAnsi="Times New Roman" w:cs="Times New Roman"/>
+        </w:rPr>
+        <w:t>Prokhorenkova, L., Gusev, G., Vorobev, A., Dorogush, A. V., &amp; Gulin, A. (2018). CatBoost: unbiased boosting with categorical features. Advances in neural information processing systems, 31.</w:t>
+      </w:r>
+    </w:p>
+    <w:p>
+      <w:pPr>
+        <w:spacing w:after="0"/>
+        <w:jc w:val="both"/>
+        <w:rPr>
+          <w:rFonts w:ascii="Times New Roman" w:hAnsi="Times New Roman" w:cs="Times New Roman"/>
+        </w:rPr>
+      </w:pPr>
+    </w:p>
+    <w:p>
+      <w:pPr>
+        <w:spacing w:after="0"/>
+        <w:jc w:val="both"/>
+        <w:rPr>
+          <w:rFonts w:ascii="Times New Roman" w:hAnsi="Times New Roman" w:cs="Times New Roman"/>
+        </w:rPr>
+      </w:pPr>
+      <w:r>
+        <w:rPr>
+          <w:rFonts w:ascii="Times New Roman" w:hAnsi="Times New Roman" w:cs="Times New Roman"/>
+        </w:rPr>
         <w:lastRenderedPageBreak/>
-        <w:t xml:space="preserve">Chen, T., He, T., </w:t>
-      </w:r>
-      <w:proofErr w:type="spellStart"/>
-      <w:r>
-        <w:rPr>
-          <w:rFonts w:ascii="Times New Roman" w:hAnsi="Times New Roman" w:cs="Times New Roman"/>
-        </w:rPr>
-        <w:t>Benesty</w:t>
-      </w:r>
-      <w:proofErr w:type="spellEnd"/>
-      <w:r>
-        <w:rPr>
-          <w:rFonts w:ascii="Times New Roman" w:hAnsi="Times New Roman" w:cs="Times New Roman"/>
-        </w:rPr>
-        <w:t xml:space="preserve">, M., </w:t>
-      </w:r>
-      <w:proofErr w:type="spellStart"/>
-      <w:r>
-        <w:rPr>
-          <w:rFonts w:ascii="Times New Roman" w:hAnsi="Times New Roman" w:cs="Times New Roman"/>
-        </w:rPr>
-        <w:t>Khotilovich</w:t>
-      </w:r>
-      <w:proofErr w:type="spellEnd"/>
-      <w:r>
-        <w:rPr>
-          <w:rFonts w:ascii="Times New Roman" w:hAnsi="Times New Roman" w:cs="Times New Roman"/>
-        </w:rPr>
-        <w:t xml:space="preserve">, V., Tang, Y., Cho, H., ... &amp; Zhou, T. (2015). </w:t>
-      </w:r>
-      <w:proofErr w:type="spellStart"/>
-      <w:r>
-        <w:rPr>
-          <w:rFonts w:ascii="Times New Roman" w:hAnsi="Times New Roman" w:cs="Times New Roman"/>
-        </w:rPr>
-        <w:t>Xgboost</w:t>
-      </w:r>
-      <w:proofErr w:type="spellEnd"/>
-      <w:r>
-        <w:rPr>
-          <w:rFonts w:ascii="Times New Roman" w:hAnsi="Times New Roman" w:cs="Times New Roman"/>
-        </w:rPr>
-        <w:t>: extreme gradient boosting. R package version 0.4-2, 1(4), 1-4.</w:t>
-      </w:r>
-    </w:p>
-    <w:p>
-      <w:pPr>
-        <w:spacing w:after="0"/>
-        <w:jc w:val="both"/>
-        <w:rPr>
-          <w:rFonts w:ascii="Times New Roman" w:hAnsi="Times New Roman" w:cs="Times New Roman"/>
-        </w:rPr>
-      </w:pPr>
-    </w:p>
-    <w:p>
-      <w:pPr>
-        <w:spacing w:after="0"/>
-        <w:jc w:val="both"/>
-        <w:rPr>
-          <w:rFonts w:ascii="Times New Roman" w:hAnsi="Times New Roman" w:cs="Times New Roman"/>
-        </w:rPr>
-      </w:pPr>
-      <w:proofErr w:type="spellStart"/>
-      <w:r>
-        <w:rPr>
-          <w:rFonts w:ascii="Times New Roman" w:hAnsi="Times New Roman" w:cs="Times New Roman"/>
-        </w:rPr>
-        <w:t>Prokhorenkova</w:t>
-      </w:r>
-      <w:proofErr w:type="spellEnd"/>
-      <w:r>
-        <w:rPr>
-          <w:rFonts w:ascii="Times New Roman" w:hAnsi="Times New Roman" w:cs="Times New Roman"/>
-        </w:rPr>
-        <w:t xml:space="preserve">, L., Gusev, G., Vorobev, A., </w:t>
-      </w:r>
-      <w:proofErr w:type="spellStart"/>
-      <w:r>
-        <w:rPr>
-          <w:rFonts w:ascii="Times New Roman" w:hAnsi="Times New Roman" w:cs="Times New Roman"/>
-        </w:rPr>
-        <w:t>Dorogush</w:t>
-      </w:r>
-      <w:proofErr w:type="spellEnd"/>
-      <w:r>
-        <w:rPr>
-          <w:rFonts w:ascii="Times New Roman" w:hAnsi="Times New Roman" w:cs="Times New Roman"/>
-        </w:rPr>
-        <w:t>, A. V., &amp; Gulin, A. (2018). CatBoost: unbiased boosting with categorical features. Advances in neural information processing systems, 31.</w:t>
-      </w:r>
-    </w:p>
-    <w:p>
-      <w:pPr>
-        <w:spacing w:after="0"/>
-        <w:jc w:val="both"/>
-        <w:rPr>
-          <w:rFonts w:ascii="Times New Roman" w:hAnsi="Times New Roman" w:cs="Times New Roman"/>
-        </w:rPr>
-      </w:pPr>
-    </w:p>
-    <w:p>
-      <w:pPr>
-        <w:spacing w:after="0"/>
-        <w:jc w:val="both"/>
-        <w:rPr>
-          <w:rFonts w:ascii="Times New Roman" w:hAnsi="Times New Roman" w:cs="Times New Roman"/>
-        </w:rPr>
-      </w:pPr>
-      <w:r>
-        <w:rPr>
-          <w:rFonts w:ascii="Times New Roman" w:hAnsi="Times New Roman" w:cs="Times New Roman"/>
-        </w:rPr>
         <w:t>Friedman, J. H. (2001). Greedy function approximation: a gradient boosting machine. Annals of statistics, 1189-1232.</w:t>
       </w:r>
     </w:p>
@@ -8572,79 +7427,35 @@
           <w:rFonts w:ascii="Times New Roman" w:hAnsi="Times New Roman" w:cs="Times New Roman"/>
         </w:rPr>
       </w:pPr>
-      <w:proofErr w:type="spellStart"/>
-      <w:r>
-        <w:rPr>
-          <w:rFonts w:ascii="Times New Roman" w:hAnsi="Times New Roman" w:cs="Times New Roman"/>
-        </w:rPr>
-        <w:t>Zarringol</w:t>
-      </w:r>
-      <w:proofErr w:type="spellEnd"/>
-      <w:r>
-        <w:rPr>
-          <w:rFonts w:ascii="Times New Roman" w:hAnsi="Times New Roman" w:cs="Times New Roman"/>
-        </w:rPr>
-        <w:t>, M., Thai, H. T., &amp; Naser, M. Z. (2021). Application of machine learning models for designing CFCFST columns. Journal of Constructional Steel Research, 185, 106856.</w:t>
-      </w:r>
-    </w:p>
-    <w:p>
-      <w:pPr>
-        <w:spacing w:after="0"/>
-        <w:jc w:val="both"/>
-        <w:rPr>
-          <w:rFonts w:ascii="Times New Roman" w:hAnsi="Times New Roman" w:cs="Times New Roman"/>
-        </w:rPr>
-      </w:pPr>
-    </w:p>
-    <w:p>
-      <w:pPr>
-        <w:spacing w:after="0"/>
-        <w:jc w:val="both"/>
-        <w:rPr>
-          <w:rFonts w:ascii="Times New Roman" w:hAnsi="Times New Roman" w:cs="Times New Roman"/>
-        </w:rPr>
-      </w:pPr>
-      <w:proofErr w:type="spellStart"/>
-      <w:r>
-        <w:rPr>
-          <w:rFonts w:ascii="Times New Roman" w:hAnsi="Times New Roman" w:cs="Times New Roman"/>
-        </w:rPr>
-        <w:t>Prayoonwet</w:t>
-      </w:r>
-      <w:proofErr w:type="spellEnd"/>
-      <w:r>
-        <w:rPr>
-          <w:rFonts w:ascii="Times New Roman" w:hAnsi="Times New Roman" w:cs="Times New Roman"/>
-        </w:rPr>
-        <w:t xml:space="preserve">, W., Koshimizu, R., Ozaki, M., Sato, Y., </w:t>
-      </w:r>
-      <w:proofErr w:type="spellStart"/>
-      <w:r>
-        <w:rPr>
-          <w:rFonts w:ascii="Times New Roman" w:hAnsi="Times New Roman" w:cs="Times New Roman"/>
-        </w:rPr>
-        <w:t>Jirawattanasomkul</w:t>
-      </w:r>
-      <w:proofErr w:type="spellEnd"/>
-      <w:r>
-        <w:rPr>
-          <w:rFonts w:ascii="Times New Roman" w:hAnsi="Times New Roman" w:cs="Times New Roman"/>
-        </w:rPr>
-        <w:t xml:space="preserve">, T., &amp; </w:t>
-      </w:r>
-      <w:proofErr w:type="spellStart"/>
-      <w:r>
-        <w:rPr>
-          <w:rFonts w:ascii="Times New Roman" w:hAnsi="Times New Roman" w:cs="Times New Roman"/>
-        </w:rPr>
-        <w:t>Yodsudjai</w:t>
-      </w:r>
-      <w:proofErr w:type="spellEnd"/>
-      <w:r>
-        <w:rPr>
-          <w:rFonts w:ascii="Times New Roman" w:hAnsi="Times New Roman" w:cs="Times New Roman"/>
-        </w:rPr>
-        <w:t>, W. (2024). Shear strength prediction for RC beams without shear reinforcement by neural network incorporated with mechanical interpretations. Engineering Structures, 298, 117065.</w:t>
+      <w:r>
+        <w:rPr>
+          <w:rFonts w:ascii="Times New Roman" w:hAnsi="Times New Roman" w:cs="Times New Roman"/>
+        </w:rPr>
+        <w:t>Zarringol, M., Thai, H. T., &amp; Naser, M. Z. (2021). Application of machine learning models for designing CFCFST columns. Journal of Constructional Steel Research, 185, 106856.</w:t>
+      </w:r>
+    </w:p>
+    <w:p>
+      <w:pPr>
+        <w:spacing w:after="0"/>
+        <w:jc w:val="both"/>
+        <w:rPr>
+          <w:rFonts w:ascii="Times New Roman" w:hAnsi="Times New Roman" w:cs="Times New Roman"/>
+        </w:rPr>
+      </w:pPr>
+    </w:p>
+    <w:p>
+      <w:pPr>
+        <w:spacing w:after="0"/>
+        <w:jc w:val="both"/>
+        <w:rPr>
+          <w:rFonts w:ascii="Times New Roman" w:hAnsi="Times New Roman" w:cs="Times New Roman"/>
+        </w:rPr>
+      </w:pPr>
+      <w:r>
+        <w:rPr>
+          <w:rFonts w:ascii="Times New Roman" w:hAnsi="Times New Roman" w:cs="Times New Roman"/>
+        </w:rPr>
+        <w:t>Prayoonwet, W., Koshimizu, R., Ozaki, M., Sato, Y., Jirawattanasomkul, T., &amp; Yodsudjai, W. (2024). Shear strength prediction for RC beams without shear reinforcement by neural network incorporated with mechanical interpretations. Engineering Structures, 298, 117065.</w:t>
       </w:r>
     </w:p>
     <w:p>
@@ -8760,107 +7571,83 @@
           <w:rFonts w:ascii="Times New Roman" w:hAnsi="Times New Roman" w:cs="Times New Roman"/>
         </w:rPr>
       </w:pPr>
-      <w:proofErr w:type="spellStart"/>
-      <w:r>
-        <w:rPr>
-          <w:rFonts w:ascii="Times New Roman" w:hAnsi="Times New Roman" w:cs="Times New Roman"/>
-        </w:rPr>
-        <w:t>Dentamaro</w:t>
-      </w:r>
-      <w:proofErr w:type="spellEnd"/>
-      <w:r>
-        <w:rPr>
-          <w:rFonts w:ascii="Times New Roman" w:hAnsi="Times New Roman" w:cs="Times New Roman"/>
-        </w:rPr>
-        <w:t xml:space="preserve">, V., Giglio, P., </w:t>
-      </w:r>
-      <w:proofErr w:type="spellStart"/>
-      <w:r>
-        <w:rPr>
-          <w:rFonts w:ascii="Times New Roman" w:hAnsi="Times New Roman" w:cs="Times New Roman"/>
-        </w:rPr>
-        <w:t>Impedovo</w:t>
-      </w:r>
-      <w:proofErr w:type="spellEnd"/>
-      <w:r>
-        <w:rPr>
-          <w:rFonts w:ascii="Times New Roman" w:hAnsi="Times New Roman" w:cs="Times New Roman"/>
-        </w:rPr>
-        <w:t>, D., Pirlo, G., &amp; Di Ciano, M. (2024). An interpretable adaptive multiscale attention deep neural network for tabular data. IEEE Transactions on Neural Networks and Learning Systems, 36(4), 6995-7009.</w:t>
-      </w:r>
-    </w:p>
-    <w:p>
-      <w:pPr>
-        <w:spacing w:after="0"/>
-        <w:jc w:val="both"/>
-        <w:rPr>
-          <w:rFonts w:ascii="Times New Roman" w:hAnsi="Times New Roman" w:cs="Times New Roman"/>
-        </w:rPr>
-      </w:pPr>
-    </w:p>
-    <w:p>
-      <w:pPr>
-        <w:spacing w:after="0"/>
-        <w:jc w:val="both"/>
-        <w:rPr>
-          <w:rFonts w:ascii="Times New Roman" w:hAnsi="Times New Roman" w:cs="Times New Roman"/>
-        </w:rPr>
-      </w:pPr>
-      <w:proofErr w:type="spellStart"/>
-      <w:r>
-        <w:rPr>
-          <w:rFonts w:ascii="Times New Roman" w:hAnsi="Times New Roman" w:cs="Times New Roman"/>
-        </w:rPr>
-        <w:t>Pasaribu</w:t>
-      </w:r>
-      <w:proofErr w:type="spellEnd"/>
-      <w:r>
-        <w:rPr>
-          <w:rFonts w:ascii="Times New Roman" w:hAnsi="Times New Roman" w:cs="Times New Roman"/>
-        </w:rPr>
-        <w:t xml:space="preserve">, J., </w:t>
-      </w:r>
-      <w:proofErr w:type="spellStart"/>
-      <w:r>
-        <w:rPr>
-          <w:rFonts w:ascii="Times New Roman" w:hAnsi="Times New Roman" w:cs="Times New Roman"/>
-        </w:rPr>
-        <w:t>Yudistira</w:t>
-      </w:r>
-      <w:proofErr w:type="spellEnd"/>
-      <w:r>
-        <w:rPr>
-          <w:rFonts w:ascii="Times New Roman" w:hAnsi="Times New Roman" w:cs="Times New Roman"/>
-        </w:rPr>
-        <w:t xml:space="preserve">, N., &amp; </w:t>
-      </w:r>
-      <w:proofErr w:type="spellStart"/>
-      <w:r>
-        <w:rPr>
-          <w:rFonts w:ascii="Times New Roman" w:hAnsi="Times New Roman" w:cs="Times New Roman"/>
-        </w:rPr>
-        <w:t>Mahmudy</w:t>
-      </w:r>
-      <w:proofErr w:type="spellEnd"/>
-      <w:r>
-        <w:rPr>
-          <w:rFonts w:ascii="Times New Roman" w:hAnsi="Times New Roman" w:cs="Times New Roman"/>
-        </w:rPr>
-        <w:t xml:space="preserve">, W. F. (2024). Tabular data classification and regression: </w:t>
-      </w:r>
-      <w:proofErr w:type="spellStart"/>
-      <w:r>
-        <w:rPr>
-          <w:rFonts w:ascii="Times New Roman" w:hAnsi="Times New Roman" w:cs="Times New Roman"/>
-        </w:rPr>
-        <w:t>Xgboost</w:t>
-      </w:r>
-      <w:proofErr w:type="spellEnd"/>
-      <w:r>
-        <w:rPr>
-          <w:rFonts w:ascii="Times New Roman" w:hAnsi="Times New Roman" w:cs="Times New Roman"/>
-        </w:rPr>
-        <w:t xml:space="preserve"> or deep learning with retrieval-augmented generation. IEEE Access, 12, 191719-191732.</w:t>
+      <w:r>
+        <w:rPr>
+          <w:rFonts w:ascii="Times New Roman" w:hAnsi="Times New Roman" w:cs="Times New Roman"/>
+        </w:rPr>
+        <w:t>Dentamaro, V., Giglio, P., Impedovo, D., Pirlo, G., &amp; Di Ciano, M. (2024). An interpretable adaptive multiscale attention deep neural network for tabular data. IEEE Transactions on Neural Networks and Learning Systems, 36(4), 6995-7009.</w:t>
+      </w:r>
+    </w:p>
+    <w:p>
+      <w:pPr>
+        <w:spacing w:after="0"/>
+        <w:jc w:val="both"/>
+        <w:rPr>
+          <w:rFonts w:ascii="Times New Roman" w:hAnsi="Times New Roman" w:cs="Times New Roman"/>
+        </w:rPr>
+      </w:pPr>
+    </w:p>
+    <w:p>
+      <w:pPr>
+        <w:spacing w:after="0"/>
+        <w:jc w:val="both"/>
+        <w:rPr>
+          <w:rFonts w:ascii="Times New Roman" w:hAnsi="Times New Roman" w:cs="Times New Roman"/>
+        </w:rPr>
+      </w:pPr>
+      <w:r>
+        <w:rPr>
+          <w:rFonts w:ascii="Times New Roman" w:hAnsi="Times New Roman" w:cs="Times New Roman"/>
+        </w:rPr>
+        <w:t>Pasaribu, J., Yudistira, N., &amp; Mahmudy, W. F. (2024). Tabular data classification and regression: Xgboost or deep learning with retrieval-augmented generation. IEEE Access, 12, 191719-191732.</w:t>
+      </w:r>
+    </w:p>
+    <w:p>
+      <w:pPr>
+        <w:spacing w:after="0"/>
+        <w:jc w:val="both"/>
+        <w:rPr>
+          <w:rFonts w:ascii="Times New Roman" w:hAnsi="Times New Roman" w:cs="Times New Roman"/>
+        </w:rPr>
+      </w:pPr>
+    </w:p>
+    <w:p>
+      <w:pPr>
+        <w:spacing w:after="0"/>
+        <w:jc w:val="both"/>
+        <w:rPr>
+          <w:rFonts w:ascii="Times New Roman" w:hAnsi="Times New Roman" w:cs="Times New Roman"/>
+        </w:rPr>
+      </w:pPr>
+      <w:r>
+        <w:rPr>
+          <w:rFonts w:ascii="Times New Roman" w:hAnsi="Times New Roman" w:cs="Times New Roman"/>
+        </w:rPr>
+        <w:t>Liu, D., Tan, Y., Khoram, E., &amp; Yu, Z. (2018). Training deep neural networks for the inverse design of nanophotonic structures. Acs Photonics, 5(4), 1365-1369.</w:t>
+      </w:r>
+    </w:p>
+    <w:p>
+      <w:pPr>
+        <w:spacing w:after="0"/>
+        <w:jc w:val="both"/>
+        <w:rPr>
+          <w:rFonts w:ascii="Times New Roman" w:hAnsi="Times New Roman" w:cs="Times New Roman"/>
+        </w:rPr>
+      </w:pPr>
+    </w:p>
+    <w:p>
+      <w:pPr>
+        <w:spacing w:after="0"/>
+        <w:jc w:val="both"/>
+        <w:rPr>
+          <w:rFonts w:ascii="Times New Roman" w:hAnsi="Times New Roman" w:cs="Times New Roman"/>
+        </w:rPr>
+      </w:pPr>
+      <w:r>
+        <w:rPr>
+          <w:rFonts w:ascii="Times New Roman" w:hAnsi="Times New Roman" w:cs="Times New Roman"/>
+        </w:rPr>
+        <w:t>Xu, X., Sun, C., Li, Y., Zhao, J., Han, J., &amp; Huang, W. (2021). An improved tandem neural network for the inverse design of nanophotonics devices. Optics Communications, 481, 126513.</w:t>
       </w:r>
     </w:p>
     <w:p>
@@ -8885,105 +7672,7 @@
           <w:rFonts w:ascii="Times New Roman" w:hAnsi="Times New Roman" w:cs="Times New Roman"/>
         </w:rPr>
         <w:lastRenderedPageBreak/>
-        <w:t xml:space="preserve">Liu, D., Tan, Y., </w:t>
-      </w:r>
-      <w:proofErr w:type="spellStart"/>
-      <w:r>
-        <w:rPr>
-          <w:rFonts w:ascii="Times New Roman" w:hAnsi="Times New Roman" w:cs="Times New Roman"/>
-        </w:rPr>
-        <w:t>Khoram</w:t>
-      </w:r>
-      <w:proofErr w:type="spellEnd"/>
-      <w:r>
-        <w:rPr>
-          <w:rFonts w:ascii="Times New Roman" w:hAnsi="Times New Roman" w:cs="Times New Roman"/>
-        </w:rPr>
-        <w:t>, E., &amp; Yu, Z. (2018). Training deep neural networks for the inverse design of nanophotonic structures. Acs Photonics, 5(4), 1365-1369.</w:t>
-      </w:r>
-    </w:p>
-    <w:p>
-      <w:pPr>
-        <w:spacing w:after="0"/>
-        <w:jc w:val="both"/>
-        <w:rPr>
-          <w:rFonts w:ascii="Times New Roman" w:hAnsi="Times New Roman" w:cs="Times New Roman"/>
-        </w:rPr>
-      </w:pPr>
-    </w:p>
-    <w:p>
-      <w:pPr>
-        <w:spacing w:after="0"/>
-        <w:jc w:val="both"/>
-        <w:rPr>
-          <w:rFonts w:ascii="Times New Roman" w:hAnsi="Times New Roman" w:cs="Times New Roman"/>
-        </w:rPr>
-      </w:pPr>
-      <w:r>
-        <w:rPr>
-          <w:rFonts w:ascii="Times New Roman" w:hAnsi="Times New Roman" w:cs="Times New Roman"/>
-        </w:rPr>
-        <w:t xml:space="preserve">Xu, X., Sun, C., Li, Y., Zhao, J., Han, J., &amp; Huang, W. (2021). An improved tandem neural network for the inverse design of </w:t>
-      </w:r>
-      <w:proofErr w:type="spellStart"/>
-      <w:r>
-        <w:rPr>
-          <w:rFonts w:ascii="Times New Roman" w:hAnsi="Times New Roman" w:cs="Times New Roman"/>
-        </w:rPr>
-        <w:t>nanophotonics</w:t>
-      </w:r>
-      <w:proofErr w:type="spellEnd"/>
-      <w:r>
-        <w:rPr>
-          <w:rFonts w:ascii="Times New Roman" w:hAnsi="Times New Roman" w:cs="Times New Roman"/>
-        </w:rPr>
-        <w:t xml:space="preserve"> devices. Optics Communications, 481, 126513.</w:t>
-      </w:r>
-    </w:p>
-    <w:p>
-      <w:pPr>
-        <w:spacing w:after="0"/>
-        <w:jc w:val="both"/>
-        <w:rPr>
-          <w:rFonts w:ascii="Times New Roman" w:hAnsi="Times New Roman" w:cs="Times New Roman"/>
-        </w:rPr>
-      </w:pPr>
-    </w:p>
-    <w:p>
-      <w:pPr>
-        <w:spacing w:after="0"/>
-        <w:jc w:val="both"/>
-        <w:rPr>
-          <w:rFonts w:ascii="Times New Roman" w:hAnsi="Times New Roman" w:cs="Times New Roman"/>
-        </w:rPr>
-      </w:pPr>
-      <w:proofErr w:type="spellStart"/>
-      <w:r>
-        <w:rPr>
-          <w:rFonts w:ascii="Times New Roman" w:hAnsi="Times New Roman" w:cs="Times New Roman"/>
-        </w:rPr>
-        <w:t>Grbcic</w:t>
-      </w:r>
-      <w:proofErr w:type="spellEnd"/>
-      <w:r>
-        <w:rPr>
-          <w:rFonts w:ascii="Times New Roman" w:hAnsi="Times New Roman" w:cs="Times New Roman"/>
-        </w:rPr>
-        <w:t xml:space="preserve">, L., Müller, J., &amp; de Jong, W. A. (2025). </w:t>
-      </w:r>
-      <w:proofErr w:type="spellStart"/>
-      <w:r>
-        <w:rPr>
-          <w:rFonts w:ascii="Times New Roman" w:hAnsi="Times New Roman" w:cs="Times New Roman"/>
-        </w:rPr>
-        <w:t>AutoTandemML</w:t>
-      </w:r>
-      <w:proofErr w:type="spellEnd"/>
-      <w:r>
-        <w:rPr>
-          <w:rFonts w:ascii="Times New Roman" w:hAnsi="Times New Roman" w:cs="Times New Roman"/>
-        </w:rPr>
-        <w:t>: active learning enhanced tandem neural networks for inverse design problems. Applied Soft Computing, 113828.</w:t>
+        <w:t>Grbcic, L., Müller, J., &amp; de Jong, W. A. (2025). AutoTandemML: active learning enhanced tandem neural networks for inverse design problems. Applied Soft Computing, 113828.</w:t>
       </w:r>
     </w:p>
     <w:p>
@@ -9031,21 +7720,7 @@
         <w:rPr>
           <w:rFonts w:ascii="Times New Roman" w:hAnsi="Times New Roman" w:cs="Times New Roman"/>
         </w:rPr>
-        <w:t xml:space="preserve">Li, J., Miao, Z., Li, S., &amp; Ma, Q. (2023). Inverse design of micro </w:t>
-      </w:r>
-      <w:proofErr w:type="spellStart"/>
-      <w:r>
-        <w:rPr>
-          <w:rFonts w:ascii="Times New Roman" w:hAnsi="Times New Roman" w:cs="Times New Roman"/>
-        </w:rPr>
-        <w:t>phononic</w:t>
-      </w:r>
-      <w:proofErr w:type="spellEnd"/>
-      <w:r>
-        <w:rPr>
-          <w:rFonts w:ascii="Times New Roman" w:hAnsi="Times New Roman" w:cs="Times New Roman"/>
-        </w:rPr>
-        <w:t xml:space="preserve"> beams incorporating size effects via tandem neural network. Materials, 16(4), 1518.</w:t>
+        <w:t>Li, J., Miao, Z., Li, S., &amp; Ma, Q. (2023). Inverse design of micro phononic beams incorporating size effects via tandem neural network. Materials, 16(4), 1518.</w:t>
       </w:r>
     </w:p>
     <w:p>
@@ -9093,105 +7768,55 @@
         <w:rPr>
           <w:rFonts w:ascii="Times New Roman" w:hAnsi="Times New Roman" w:cs="Times New Roman"/>
         </w:rPr>
-        <w:t xml:space="preserve">Kingma, D. P., &amp; Welling, M. (2013). Auto-encoding variational bayes. </w:t>
-      </w:r>
-      <w:proofErr w:type="spellStart"/>
-      <w:r>
-        <w:rPr>
-          <w:rFonts w:ascii="Times New Roman" w:hAnsi="Times New Roman" w:cs="Times New Roman"/>
-        </w:rPr>
-        <w:t>arXiv</w:t>
-      </w:r>
-      <w:proofErr w:type="spellEnd"/>
-      <w:r>
-        <w:rPr>
-          <w:rFonts w:ascii="Times New Roman" w:hAnsi="Times New Roman" w:cs="Times New Roman"/>
-        </w:rPr>
-        <w:t xml:space="preserve"> preprint arXiv:1312.6114.</w:t>
-      </w:r>
-    </w:p>
-    <w:p>
-      <w:pPr>
-        <w:spacing w:after="0"/>
-        <w:jc w:val="both"/>
-        <w:rPr>
-          <w:rFonts w:ascii="Times New Roman" w:hAnsi="Times New Roman" w:cs="Times New Roman"/>
-        </w:rPr>
-      </w:pPr>
-    </w:p>
-    <w:p>
-      <w:pPr>
-        <w:spacing w:after="0"/>
-        <w:jc w:val="both"/>
-        <w:rPr>
-          <w:rFonts w:ascii="Times New Roman" w:hAnsi="Times New Roman" w:cs="Times New Roman"/>
-        </w:rPr>
-      </w:pPr>
-      <w:r>
-        <w:rPr>
-          <w:rFonts w:ascii="Times New Roman" w:hAnsi="Times New Roman" w:cs="Times New Roman"/>
-        </w:rPr>
-        <w:t xml:space="preserve">Ortner, M., Schwenn, M., &amp; </w:t>
-      </w:r>
-      <w:proofErr w:type="spellStart"/>
-      <w:r>
-        <w:rPr>
-          <w:rFonts w:ascii="Times New Roman" w:hAnsi="Times New Roman" w:cs="Times New Roman"/>
-        </w:rPr>
-        <w:t>Kromoser</w:t>
-      </w:r>
-      <w:proofErr w:type="spellEnd"/>
-      <w:r>
-        <w:rPr>
-          <w:rFonts w:ascii="Times New Roman" w:hAnsi="Times New Roman" w:cs="Times New Roman"/>
-        </w:rPr>
-        <w:t>, B. (2024). Comparison of pull-out capacities of robotically and manually drilled and set fasteners. Automation in Construction, 161, 105365.</w:t>
-      </w:r>
-    </w:p>
-    <w:p>
-      <w:pPr>
-        <w:spacing w:after="0"/>
-        <w:jc w:val="both"/>
-        <w:rPr>
-          <w:rFonts w:ascii="Times New Roman" w:hAnsi="Times New Roman" w:cs="Times New Roman"/>
-        </w:rPr>
-      </w:pPr>
-    </w:p>
-    <w:p>
-      <w:pPr>
-        <w:spacing w:after="0"/>
-        <w:jc w:val="both"/>
-        <w:rPr>
-          <w:rFonts w:ascii="Times New Roman" w:hAnsi="Times New Roman" w:cs="Times New Roman"/>
-        </w:rPr>
-      </w:pPr>
-      <w:proofErr w:type="spellStart"/>
-      <w:r>
-        <w:rPr>
-          <w:rFonts w:ascii="Times New Roman" w:hAnsi="Times New Roman" w:cs="Times New Roman"/>
-        </w:rPr>
-        <w:t>Dedoncker</w:t>
-      </w:r>
-      <w:proofErr w:type="spellEnd"/>
-      <w:r>
-        <w:rPr>
-          <w:rFonts w:ascii="Times New Roman" w:hAnsi="Times New Roman" w:cs="Times New Roman"/>
-        </w:rPr>
-        <w:t xml:space="preserve">, S., Donner, C., Bischof, R., </w:t>
-      </w:r>
-      <w:proofErr w:type="spellStart"/>
-      <w:r>
-        <w:rPr>
-          <w:rFonts w:ascii="Times New Roman" w:hAnsi="Times New Roman" w:cs="Times New Roman"/>
-        </w:rPr>
-        <w:t>Taenzer</w:t>
-      </w:r>
-      <w:proofErr w:type="spellEnd"/>
-      <w:r>
-        <w:rPr>
-          <w:rFonts w:ascii="Times New Roman" w:hAnsi="Times New Roman" w:cs="Times New Roman"/>
-        </w:rPr>
-        <w:t>, L., &amp; Van Damme, B. (2025). Generative inverse design of multimodal resonant structures for locally resonant metamaterials. Engineering with Computers, 41(4), 2671-2687.</w:t>
+        <w:t>Kingma, D. P., &amp; Welling, M. (2013). Auto-encoding variational bayes. arXiv preprint arXiv:1312.6114.</w:t>
+      </w:r>
+    </w:p>
+    <w:p>
+      <w:pPr>
+        <w:spacing w:after="0"/>
+        <w:jc w:val="both"/>
+        <w:rPr>
+          <w:rFonts w:ascii="Times New Roman" w:hAnsi="Times New Roman" w:cs="Times New Roman"/>
+        </w:rPr>
+      </w:pPr>
+    </w:p>
+    <w:p>
+      <w:pPr>
+        <w:spacing w:after="0"/>
+        <w:jc w:val="both"/>
+        <w:rPr>
+          <w:rFonts w:ascii="Times New Roman" w:hAnsi="Times New Roman" w:cs="Times New Roman"/>
+        </w:rPr>
+      </w:pPr>
+      <w:r>
+        <w:rPr>
+          <w:rFonts w:ascii="Times New Roman" w:hAnsi="Times New Roman" w:cs="Times New Roman"/>
+        </w:rPr>
+        <w:t>Ortner, M., Schwenn, M., &amp; Kromoser, B. (2024). Comparison of pull-out capacities of robotically and manually drilled and set fasteners. Automation in Construction, 161, 105365.</w:t>
+      </w:r>
+    </w:p>
+    <w:p>
+      <w:pPr>
+        <w:spacing w:after="0"/>
+        <w:jc w:val="both"/>
+        <w:rPr>
+          <w:rFonts w:ascii="Times New Roman" w:hAnsi="Times New Roman" w:cs="Times New Roman"/>
+        </w:rPr>
+      </w:pPr>
+    </w:p>
+    <w:p>
+      <w:pPr>
+        <w:spacing w:after="0"/>
+        <w:jc w:val="both"/>
+        <w:rPr>
+          <w:rFonts w:ascii="Times New Roman" w:hAnsi="Times New Roman" w:cs="Times New Roman"/>
+        </w:rPr>
+      </w:pPr>
+      <w:r>
+        <w:rPr>
+          <w:rFonts w:ascii="Times New Roman" w:hAnsi="Times New Roman" w:cs="Times New Roman"/>
+        </w:rPr>
+        <w:t>Dedoncker, S., Donner, C., Bischof, R., Taenzer, L., &amp; Van Damme, B. (2025). Generative inverse design of multimodal resonant structures for locally resonant metamaterials. Engineering with Computers, 41(4), 2671-2687.</w:t>
       </w:r>
     </w:p>
     <w:p>
@@ -9287,78 +7912,56 @@
         <w:rPr>
           <w:rFonts w:ascii="Times New Roman" w:hAnsi="Times New Roman" w:cs="Times New Roman"/>
         </w:rPr>
+        <w:t>Tipu, R. K., Panchal, V. R., &amp; Pandya, K. S. (2022, November). An ensemble approach to improve BPNN model precision for predicting compressive strength of high-performance concrete. In Structures (Vol. 45, pp. 500-508). Elsevier.</w:t>
+      </w:r>
+    </w:p>
+    <w:p>
+      <w:pPr>
+        <w:spacing w:after="0"/>
+        <w:jc w:val="both"/>
+        <w:rPr>
+          <w:rFonts w:ascii="Times New Roman" w:hAnsi="Times New Roman" w:cs="Times New Roman"/>
+        </w:rPr>
+      </w:pPr>
+    </w:p>
+    <w:p>
+      <w:pPr>
+        <w:spacing w:after="0"/>
+        <w:jc w:val="both"/>
+        <w:rPr>
+          <w:rFonts w:ascii="Times New Roman" w:hAnsi="Times New Roman" w:cs="Times New Roman"/>
+        </w:rPr>
+      </w:pPr>
+      <w:r>
+        <w:rPr>
+          <w:rFonts w:ascii="Times New Roman" w:hAnsi="Times New Roman" w:cs="Times New Roman"/>
+        </w:rPr>
+        <w:t>Hao, H., Bi, K., Chen, W., Pham, T. M., &amp; Li, J. (2023). Towards next generation design of sustainable, durable, multi-hazard resistant, resilient, and smart civil engineering structures. Engineering Structures, 277, 115477.</w:t>
+      </w:r>
+    </w:p>
+    <w:p>
+      <w:pPr>
+        <w:spacing w:after="0"/>
+        <w:jc w:val="both"/>
+        <w:rPr>
+          <w:rFonts w:ascii="Times New Roman" w:hAnsi="Times New Roman" w:cs="Times New Roman"/>
+        </w:rPr>
+      </w:pPr>
+    </w:p>
+    <w:p>
+      <w:pPr>
+        <w:spacing w:after="0"/>
+        <w:jc w:val="both"/>
+        <w:rPr>
+          <w:rFonts w:ascii="Times New Roman" w:hAnsi="Times New Roman" w:cs="Times New Roman"/>
+        </w:rPr>
+      </w:pPr>
+      <w:r>
+        <w:rPr>
+          <w:rFonts w:ascii="Times New Roman" w:hAnsi="Times New Roman" w:cs="Times New Roman"/>
+        </w:rPr>
         <w:lastRenderedPageBreak/>
-        <w:t>Tipu, R. K., Panchal, V. R., &amp; Pandya, K. S. (2022, November). An ensemble approach to improve BPNN model precision for predicting compressive strength of high-performance concrete. In Structures (Vol. 45, pp. 500-508). Elsevier.</w:t>
-      </w:r>
-    </w:p>
-    <w:p>
-      <w:pPr>
-        <w:spacing w:after="0"/>
-        <w:jc w:val="both"/>
-        <w:rPr>
-          <w:rFonts w:ascii="Times New Roman" w:hAnsi="Times New Roman" w:cs="Times New Roman"/>
-        </w:rPr>
-      </w:pPr>
-    </w:p>
-    <w:p>
-      <w:pPr>
-        <w:spacing w:after="0"/>
-        <w:jc w:val="both"/>
-        <w:rPr>
-          <w:rFonts w:ascii="Times New Roman" w:hAnsi="Times New Roman" w:cs="Times New Roman"/>
-        </w:rPr>
-      </w:pPr>
-      <w:r>
-        <w:rPr>
-          <w:rFonts w:ascii="Times New Roman" w:hAnsi="Times New Roman" w:cs="Times New Roman"/>
-        </w:rPr>
-        <w:t>Hao, H., Bi, K., Chen, W., Pham, T. M., &amp; Li, J. (2023). Towards next generation design of sustainable, durable, multi-hazard resistant, resilient, and smart civil engineering structures. Engineering Structures, 277, 115477.</w:t>
-      </w:r>
-    </w:p>
-    <w:p>
-      <w:pPr>
-        <w:spacing w:after="0"/>
-        <w:jc w:val="both"/>
-        <w:rPr>
-          <w:rFonts w:ascii="Times New Roman" w:hAnsi="Times New Roman" w:cs="Times New Roman"/>
-        </w:rPr>
-      </w:pPr>
-    </w:p>
-    <w:p>
-      <w:pPr>
-        <w:spacing w:after="0"/>
-        <w:jc w:val="both"/>
-        <w:rPr>
-          <w:rFonts w:ascii="Times New Roman" w:hAnsi="Times New Roman" w:cs="Times New Roman"/>
-        </w:rPr>
-      </w:pPr>
-      <w:proofErr w:type="spellStart"/>
-      <w:r>
-        <w:rPr>
-          <w:rFonts w:ascii="Times New Roman" w:hAnsi="Times New Roman" w:cs="Times New Roman"/>
-        </w:rPr>
-        <w:t>Sarmadi</w:t>
-      </w:r>
-      <w:proofErr w:type="spellEnd"/>
-      <w:r>
-        <w:rPr>
-          <w:rFonts w:ascii="Times New Roman" w:hAnsi="Times New Roman" w:cs="Times New Roman"/>
-        </w:rPr>
-        <w:t xml:space="preserve">, H., &amp; Yuen, K. V. (2022). Structural health monitoring by a novel probabilistic machine learning method based on extreme value theory and mixture quantile </w:t>
-      </w:r>
-      <w:proofErr w:type="spellStart"/>
-      <w:r>
-        <w:rPr>
-          <w:rFonts w:ascii="Times New Roman" w:hAnsi="Times New Roman" w:cs="Times New Roman"/>
-        </w:rPr>
-        <w:t>modeling</w:t>
-      </w:r>
-      <w:proofErr w:type="spellEnd"/>
-      <w:r>
-        <w:rPr>
-          <w:rFonts w:ascii="Times New Roman" w:hAnsi="Times New Roman" w:cs="Times New Roman"/>
-        </w:rPr>
-        <w:t>. Mechanical Systems and Signal Processing, 173, 109049.</w:t>
+        <w:t>Sarmadi, H., &amp; Yuen, K. V. (2022). Structural health monitoring by a novel probabilistic machine learning method based on extreme value theory and mixture quantile modeling. Mechanical Systems and Signal Processing, 173, 109049.</w:t>
       </w:r>
     </w:p>
     <w:p>
@@ -9426,85 +8029,35 @@
           <w:rFonts w:ascii="Times New Roman" w:hAnsi="Times New Roman" w:cs="Times New Roman"/>
         </w:rPr>
       </w:pPr>
-      <w:proofErr w:type="spellStart"/>
-      <w:r>
-        <w:rPr>
-          <w:rFonts w:ascii="Times New Roman" w:hAnsi="Times New Roman" w:cs="Times New Roman"/>
-        </w:rPr>
-        <w:t>Raissi</w:t>
-      </w:r>
-      <w:proofErr w:type="spellEnd"/>
-      <w:r>
-        <w:rPr>
-          <w:rFonts w:ascii="Times New Roman" w:hAnsi="Times New Roman" w:cs="Times New Roman"/>
-        </w:rPr>
-        <w:t xml:space="preserve">, M., </w:t>
-      </w:r>
-      <w:proofErr w:type="spellStart"/>
-      <w:r>
-        <w:rPr>
-          <w:rFonts w:ascii="Times New Roman" w:hAnsi="Times New Roman" w:cs="Times New Roman"/>
-        </w:rPr>
-        <w:t>Perdikaris</w:t>
-      </w:r>
-      <w:proofErr w:type="spellEnd"/>
-      <w:r>
-        <w:rPr>
-          <w:rFonts w:ascii="Times New Roman" w:hAnsi="Times New Roman" w:cs="Times New Roman"/>
-        </w:rPr>
-        <w:t xml:space="preserve">, P., &amp; </w:t>
-      </w:r>
-      <w:proofErr w:type="spellStart"/>
-      <w:r>
-        <w:rPr>
-          <w:rFonts w:ascii="Times New Roman" w:hAnsi="Times New Roman" w:cs="Times New Roman"/>
-        </w:rPr>
-        <w:t>Karniadakis</w:t>
-      </w:r>
-      <w:proofErr w:type="spellEnd"/>
-      <w:r>
-        <w:rPr>
-          <w:rFonts w:ascii="Times New Roman" w:hAnsi="Times New Roman" w:cs="Times New Roman"/>
-        </w:rPr>
-        <w:t>, G. E. (2019). Physics-informed neural networks: A deep learning framework for solving forward and inverse problems involving nonlinear partial differential equations. Journal of Computational physics, 378, 686-707.</w:t>
-      </w:r>
-    </w:p>
-    <w:p>
-      <w:pPr>
-        <w:spacing w:after="0"/>
-        <w:jc w:val="both"/>
-        <w:rPr>
-          <w:rFonts w:ascii="Times New Roman" w:hAnsi="Times New Roman" w:cs="Times New Roman"/>
-        </w:rPr>
-      </w:pPr>
-    </w:p>
-    <w:p>
-      <w:pPr>
-        <w:spacing w:after="0"/>
-        <w:jc w:val="both"/>
-        <w:rPr>
-          <w:rFonts w:ascii="Times New Roman" w:hAnsi="Times New Roman" w:cs="Times New Roman"/>
-        </w:rPr>
-      </w:pPr>
-      <w:r>
-        <w:rPr>
-          <w:rFonts w:ascii="Times New Roman" w:hAnsi="Times New Roman" w:cs="Times New Roman"/>
-        </w:rPr>
-        <w:t xml:space="preserve">Breiman, L., Friedman, J., </w:t>
-      </w:r>
-      <w:proofErr w:type="spellStart"/>
-      <w:r>
-        <w:rPr>
-          <w:rFonts w:ascii="Times New Roman" w:hAnsi="Times New Roman" w:cs="Times New Roman"/>
-        </w:rPr>
-        <w:t>Olshen</w:t>
-      </w:r>
-      <w:proofErr w:type="spellEnd"/>
-      <w:r>
-        <w:rPr>
-          <w:rFonts w:ascii="Times New Roman" w:hAnsi="Times New Roman" w:cs="Times New Roman"/>
-        </w:rPr>
-        <w:t>, R. A., &amp; Stone, C. J. (2017). Classification and regression trees. Chapman and Hall/CRC.</w:t>
+      <w:r>
+        <w:rPr>
+          <w:rFonts w:ascii="Times New Roman" w:hAnsi="Times New Roman" w:cs="Times New Roman"/>
+        </w:rPr>
+        <w:t>Raissi, M., Perdikaris, P., &amp; Karniadakis, G. E. (2019). Physics-informed neural networks: A deep learning framework for solving forward and inverse problems involving nonlinear partial differential equations. Journal of Computational physics, 378, 686-707.</w:t>
+      </w:r>
+    </w:p>
+    <w:p>
+      <w:pPr>
+        <w:spacing w:after="0"/>
+        <w:jc w:val="both"/>
+        <w:rPr>
+          <w:rFonts w:ascii="Times New Roman" w:hAnsi="Times New Roman" w:cs="Times New Roman"/>
+        </w:rPr>
+      </w:pPr>
+    </w:p>
+    <w:p>
+      <w:pPr>
+        <w:spacing w:after="0"/>
+        <w:jc w:val="both"/>
+        <w:rPr>
+          <w:rFonts w:ascii="Times New Roman" w:hAnsi="Times New Roman" w:cs="Times New Roman"/>
+        </w:rPr>
+      </w:pPr>
+      <w:r>
+        <w:rPr>
+          <w:rFonts w:ascii="Times New Roman" w:hAnsi="Times New Roman" w:cs="Times New Roman"/>
+        </w:rPr>
+        <w:t>Breiman, L., Friedman, J., Olshen, R. A., &amp; Stone, C. J. (2017). Classification and regression trees. Chapman and Hall/CRC.</w:t>
       </w:r>
     </w:p>
     <w:p>
@@ -9576,21 +8129,7 @@
         <w:rPr>
           <w:rFonts w:ascii="Times New Roman" w:hAnsi="Times New Roman" w:cs="Times New Roman"/>
         </w:rPr>
-        <w:t xml:space="preserve">Chicco, D., Warrens, M. J., &amp; Jurman, G. (2021). The coefficient of determination R-squared is more informative than SMAPE, MAE, MAPE, MSE and RMSE in regression analysis evaluation. </w:t>
-      </w:r>
-      <w:proofErr w:type="spellStart"/>
-      <w:r>
-        <w:rPr>
-          <w:rFonts w:ascii="Times New Roman" w:hAnsi="Times New Roman" w:cs="Times New Roman"/>
-        </w:rPr>
-        <w:t>Peerj</w:t>
-      </w:r>
-      <w:proofErr w:type="spellEnd"/>
-      <w:r>
-        <w:rPr>
-          <w:rFonts w:ascii="Times New Roman" w:hAnsi="Times New Roman" w:cs="Times New Roman"/>
-        </w:rPr>
-        <w:t xml:space="preserve"> computer science, 7, e623.</w:t>
+        <w:t>Chicco, D., Warrens, M. J., &amp; Jurman, G. (2021). The coefficient of determination R-squared is more informative than SMAPE, MAE, MAPE, MSE and RMSE in regression analysis evaluation. Peerj computer science, 7, e623.</w:t>
       </w:r>
     </w:p>
     <w:p>
@@ -9650,6 +8189,7 @@
         </w:rPr>
       </w:pPr>
     </w:p>
+    <w:p/>
     <w:sectPr>
       <w:pgSz w:w="11906" w:h="16838"/>
       <w:pgMar w:top="1440" w:right="1440" w:bottom="1440" w:left="1440" w:header="708" w:footer="708" w:gutter="0"/>
@@ -10060,7 +8600,7 @@
   <w:style w:type="paragraph" w:default="1" w:styleId="Normal">
     <w:name w:val="Normal"/>
     <w:qFormat/>
-    <w:rsid w:val="006C7D83"/>
+    <w:rsid w:val="00DC7FB3"/>
   </w:style>
   <w:style w:type="paragraph" w:styleId="Heading1">
     <w:name w:val="heading 1"/>
@@ -10264,7 +8804,6 @@
   <w:style w:type="character" w:default="1" w:styleId="DefaultParagraphFont">
     <w:name w:val="Default Paragraph Font"/>
     <w:uiPriority w:val="1"/>
-    <w:semiHidden/>
     <w:unhideWhenUsed/>
   </w:style>
   <w:style w:type="table" w:default="1" w:styleId="TableNormal">
